--- a/4.质量管理/1.流程制度规范类文件/040107-运维服务改进制度.docx
+++ b/4.质量管理/1.流程制度规范类文件/040107-运维服务改进制度.docx
@@ -1,14 +1,19 @@
 
 <file path=word/document.xml><?xml version="1.0" encoding="utf-8"?>
-<w:document xmlns:wpc="http://schemas.microsoft.com/office/word/2010/wordprocessingCanvas" xmlns:mc="http://schemas.openxmlformats.org/markup-compatibility/2006" xmlns:o="urn:schemas-microsoft-com:office:office" xmlns:r="http://schemas.openxmlformats.org/officeDocument/2006/relationships" xmlns:m="http://schemas.openxmlformats.org/officeDocument/2006/math" xmlns:v="urn:schemas-microsoft-com:vml" xmlns:wp14="http://schemas.microsoft.com/office/word/2010/wordprocessingDrawing" xmlns:wp="http://schemas.openxmlformats.org/drawingml/2006/wordprocessingDrawing" xmlns:w10="urn:schemas-microsoft-com:office:word" xmlns:w="http://schemas.openxmlformats.org/wordprocessingml/2006/main" xmlns:w14="http://schemas.microsoft.com/office/word/2010/wordml" xmlns:w15="http://schemas.microsoft.com/office/word/2012/wordml" xmlns:wne="http://schemas.microsoft.com/office/word/2006/wordml" xmlns:wpg="http://schemas.microsoft.com/office/word/2010/wordprocessingGroup" xmlns:wpi="http://schemas.microsoft.com/office/word/2010/wordprocessingInk" xmlns:wps="http://schemas.microsoft.com/office/word/2010/wordprocessingShape" mc:Ignorable="w14 w15 wp14">
-  <!-- Generated by Aspose.Words for .NET 13.3.0.1 -->
+<w:document xmlns:wpc="http://schemas.microsoft.com/office/word/2010/wordprocessingCanvas" xmlns:mc="http://schemas.openxmlformats.org/markup-compatibility/2006" xmlns:o="urn:schemas-microsoft-com:office:office" xmlns:r="http://schemas.openxmlformats.org/officeDocument/2006/relationships" xmlns:m="http://schemas.openxmlformats.org/officeDocument/2006/math" xmlns:v="urn:schemas-microsoft-com:vml" xmlns:wp14="http://schemas.microsoft.com/office/word/2010/wordprocessingDrawing" xmlns:wp="http://schemas.openxmlformats.org/drawingml/2006/wordprocessingDrawing" xmlns:w="http://schemas.openxmlformats.org/wordprocessingml/2006/main" xmlns:w14="http://schemas.microsoft.com/office/word/2010/wordml" xmlns:w10="urn:schemas-microsoft-com:office:word" xmlns:w15="http://schemas.microsoft.com/office/word/2012/wordml" xmlns:wpg="http://schemas.microsoft.com/office/word/2010/wordprocessingGroup" xmlns:wpi="http://schemas.microsoft.com/office/word/2010/wordprocessingInk" xmlns:wne="http://schemas.microsoft.com/office/word/2006/wordml" xmlns:wps="http://schemas.microsoft.com/office/word/2010/wordprocessingShape" xmlns:wpsCustomData="http://www.wps.cn/officeDocument/2013/wpsCustomData" mc:Ignorable="w14 w15 wp14">
   <w:body>
     <w:p>
       <w:pPr>
-        <w:pStyle w:val="a1"/>
+        <w:pStyle w:val="31"/>
         <w:bidi w:val="0"/>
       </w:pPr>
-      <w:bookmarkStart w:id="0" w:name="_Toc22"/>
+      <w:bookmarkStart w:id="0" w:name="_Toc16225"/>
+    </w:p>
+    <w:p>
+      <w:pPr>
+        <w:pStyle w:val="31"/>
+        <w:bidi w:val="0"/>
+      </w:pPr>
       <w:r>
         <w:t>运维服务改进制度</w:t>
       </w:r>
@@ -16,21 +21,23 @@
     </w:p>
     <w:p>
       <w:pPr>
-        <w:pStyle w:val="a2"/>
+        <w:pStyle w:val="32"/>
         <w:bidi w:val="0"/>
       </w:pPr>
+      <w:bookmarkStart w:id="1" w:name="_Toc32004"/>
       <w:r>
         <w:t>甘肃国邦信息科技有限公司</w:t>
       </w:r>
-    </w:p>
-    <w:p>
-      <w:pPr>
-        <w:pStyle w:val="BodyText"/>
+      <w:bookmarkEnd w:id="1"/>
+    </w:p>
+    <w:p>
+      <w:pPr>
+        <w:pStyle w:val="12"/>
         <w:spacing w:line="363" w:lineRule="auto"/>
-        <w:ind w:left="0" w:right="0" w:firstLine="0" w:leftChars="0" w:rightChars="0" w:firstLineChars="0"/>
+        <w:ind w:left="0" w:leftChars="0" w:right="0" w:rightChars="0" w:firstLine="0" w:firstLineChars="0"/>
         <w:jc w:val="center"/>
         <w:rPr>
-          <w:rFonts w:ascii="宋体" w:eastAsia="宋体" w:hAnsi="宋体" w:cs="宋体" w:hint="eastAsia"/>
+          <w:rFonts w:hint="eastAsia" w:ascii="宋体" w:hAnsi="宋体" w:eastAsia="宋体" w:cs="宋体"/>
           <w:sz w:val="36"/>
           <w:szCs w:val="36"/>
           <w:lang w:val="en-US" w:eastAsia="zh-CN"/>
@@ -38,7 +45,7 @@
       </w:pPr>
       <w:r>
         <w:rPr>
-          <w:rFonts w:ascii="宋体" w:eastAsia="宋体" w:hAnsi="宋体" w:cs="宋体" w:hint="eastAsia"/>
+          <w:rFonts w:hint="eastAsia" w:ascii="宋体" w:hAnsi="宋体" w:eastAsia="宋体" w:cs="宋体"/>
           <w:sz w:val="36"/>
           <w:szCs w:val="36"/>
           <w:lang w:val="en-US" w:eastAsia="zh-CN"/>
@@ -49,7 +56,7 @@
     <w:p>
       <w:pPr>
         <w:rPr>
-          <w:rFonts w:ascii="宋体" w:eastAsia="宋体" w:hAnsi="宋体" w:cs="宋体" w:hint="eastAsia"/>
+          <w:rFonts w:hint="eastAsia" w:ascii="宋体" w:hAnsi="宋体" w:eastAsia="宋体" w:cs="宋体"/>
           <w:sz w:val="36"/>
           <w:szCs w:val="36"/>
           <w:lang w:val="en-US" w:eastAsia="zh-CN"/>
@@ -57,15 +64,13 @@
       </w:pPr>
       <w:r>
         <w:rPr>
-          <w:rFonts w:ascii="宋体" w:eastAsia="宋体" w:hAnsi="宋体" w:cs="宋体" w:hint="eastAsia"/>
+          <w:rFonts w:hint="eastAsia" w:ascii="宋体" w:hAnsi="宋体" w:eastAsia="宋体" w:cs="宋体"/>
           <w:sz w:val="36"/>
           <w:szCs w:val="36"/>
           <w:lang w:val="en-US" w:eastAsia="zh-CN"/>
         </w:rPr>
         <w:br w:type="page"/>
       </w:r>
-      <w:bookmarkStart w:id="1" w:name="_GoBack"/>
-      <w:bookmarkEnd w:id="1"/>
     </w:p>
     <w:p>
       <w:pPr>
@@ -73,15 +78,15 @@
         <w:ind w:left="3710"/>
         <w:outlineLvl w:val="0"/>
         <w:rPr>
-          <w:rFonts w:ascii="宋体" w:eastAsia="宋体" w:hAnsi="宋体" w:cs="宋体"/>
+          <w:rFonts w:ascii="宋体" w:hAnsi="宋体" w:eastAsia="宋体" w:cs="宋体"/>
           <w:sz w:val="28"/>
           <w:szCs w:val="28"/>
         </w:rPr>
       </w:pPr>
-      <w:bookmarkStart w:id="2" w:name="_Toc5889"/>
-      <w:r>
-        <w:rPr>
-          <w:rFonts w:ascii="宋体" w:eastAsia="宋体" w:hAnsi="宋体" w:cs="宋体"/>
+      <w:bookmarkStart w:id="2" w:name="_Toc24401"/>
+      <w:r>
+        <w:rPr>
+          <w:rFonts w:ascii="宋体" w:hAnsi="宋体" w:eastAsia="宋体" w:cs="宋体"/>
           <w:spacing w:val="-3"/>
           <w:sz w:val="28"/>
           <w:szCs w:val="28"/>
@@ -90,23 +95,18 @@
       </w:r>
       <w:bookmarkEnd w:id="2"/>
     </w:p>
-    <w:p>
-      <w:pPr>
-        <w:spacing w:line="131" w:lineRule="exact"/>
-      </w:pPr>
-    </w:p>
     <w:tbl>
       <w:tblPr>
-        <w:tblStyle w:val="TableNormal0"/>
+        <w:tblStyle w:val="24"/>
         <w:tblW w:w="9072" w:type="dxa"/>
         <w:tblInd w:w="5" w:type="dxa"/>
         <w:tblBorders>
-          <w:top w:val="single" w:sz="4" w:space="0" w:color="000000"/>
-          <w:left w:val="single" w:sz="4" w:space="0" w:color="000000"/>
-          <w:bottom w:val="single" w:sz="4" w:space="0" w:color="000000"/>
-          <w:right w:val="single" w:sz="4" w:space="0" w:color="000000"/>
-          <w:insideH w:val="single" w:sz="4" w:space="0" w:color="000000"/>
-          <w:insideV w:val="single" w:sz="4" w:space="0" w:color="000000"/>
+          <w:top w:val="single" w:color="000000" w:sz="4" w:space="0"/>
+          <w:left w:val="single" w:color="000000" w:sz="4" w:space="0"/>
+          <w:bottom w:val="single" w:color="000000" w:sz="4" w:space="0"/>
+          <w:right w:val="single" w:color="000000" w:sz="4" w:space="0"/>
+          <w:insideH w:val="single" w:color="000000" w:sz="4" w:space="0"/>
+          <w:insideV w:val="single" w:color="000000" w:sz="4" w:space="0"/>
         </w:tblBorders>
         <w:tblLayout w:type="fixed"/>
         <w:tblCellMar>
@@ -125,17 +125,14 @@
       </w:tblGrid>
       <w:tr>
         <w:tblPrEx>
-          <w:tblW w:w="9072" w:type="dxa"/>
-          <w:tblInd w:w="5" w:type="dxa"/>
           <w:tblBorders>
-            <w:top w:val="single" w:sz="4" w:space="0" w:color="000000"/>
-            <w:left w:val="single" w:sz="4" w:space="0" w:color="000000"/>
-            <w:bottom w:val="single" w:sz="4" w:space="0" w:color="000000"/>
-            <w:right w:val="single" w:sz="4" w:space="0" w:color="000000"/>
-            <w:insideH w:val="single" w:sz="4" w:space="0" w:color="000000"/>
-            <w:insideV w:val="single" w:sz="4" w:space="0" w:color="000000"/>
+            <w:top w:val="single" w:color="000000" w:sz="4" w:space="0"/>
+            <w:left w:val="single" w:color="000000" w:sz="4" w:space="0"/>
+            <w:bottom w:val="single" w:color="000000" w:sz="4" w:space="0"/>
+            <w:right w:val="single" w:color="000000" w:sz="4" w:space="0"/>
+            <w:insideH w:val="single" w:color="000000" w:sz="4" w:space="0"/>
+            <w:insideV w:val="single" w:color="000000" w:sz="4" w:space="0"/>
           </w:tblBorders>
-          <w:tblLayout w:type="fixed"/>
           <w:tblCellMar>
             <w:top w:w="0" w:type="dxa"/>
             <w:left w:w="0" w:type="dxa"/>
@@ -144,7 +141,7 @@
           </w:tblCellMar>
         </w:tblPrEx>
         <w:trPr>
-          <w:trHeight w:val="611"/>
+          <w:trHeight w:val="611" w:hRule="atLeast"/>
         </w:trPr>
         <w:tc>
           <w:tcPr>
@@ -155,14 +152,14 @@
               <w:spacing w:before="185" w:line="220" w:lineRule="auto"/>
               <w:ind w:left="207"/>
               <w:rPr>
-                <w:rFonts w:ascii="宋体" w:eastAsia="宋体" w:hAnsi="宋体" w:cs="宋体"/>
+                <w:rFonts w:ascii="宋体" w:hAnsi="宋体" w:eastAsia="宋体" w:cs="宋体"/>
                 <w:sz w:val="24"/>
                 <w:szCs w:val="24"/>
               </w:rPr>
             </w:pPr>
             <w:r>
               <w:rPr>
-                <w:rFonts w:ascii="宋体" w:eastAsia="宋体" w:hAnsi="宋体" w:cs="宋体"/>
+                <w:rFonts w:ascii="宋体" w:hAnsi="宋体" w:eastAsia="宋体" w:cs="宋体"/>
                 <w:spacing w:val="-2"/>
                 <w:sz w:val="24"/>
                 <w:szCs w:val="24"/>
@@ -181,14 +178,14 @@
               <w:spacing w:before="185" w:line="218" w:lineRule="auto"/>
               <w:ind w:left="109"/>
               <w:rPr>
-                <w:rFonts w:ascii="宋体" w:eastAsia="宋体" w:hAnsi="宋体" w:cs="宋体"/>
+                <w:rFonts w:ascii="宋体" w:hAnsi="宋体" w:eastAsia="宋体" w:cs="宋体"/>
                 <w:sz w:val="24"/>
                 <w:szCs w:val="24"/>
               </w:rPr>
             </w:pPr>
             <w:r>
               <w:rPr>
-                <w:rFonts w:ascii="宋体" w:eastAsia="宋体" w:hAnsi="宋体" w:cs="宋体"/>
+                <w:rFonts w:ascii="宋体" w:hAnsi="宋体" w:eastAsia="宋体" w:cs="宋体"/>
                 <w:spacing w:val="-1"/>
                 <w:sz w:val="24"/>
                 <w:szCs w:val="24"/>
@@ -200,9 +197,14 @@
       </w:tr>
       <w:tr>
         <w:tblPrEx>
-          <w:tblW w:w="9072" w:type="dxa"/>
-          <w:tblInd w:w="5" w:type="dxa"/>
-          <w:tblLayout w:type="fixed"/>
+          <w:tblBorders>
+            <w:top w:val="single" w:color="000000" w:sz="4" w:space="0"/>
+            <w:left w:val="single" w:color="000000" w:sz="4" w:space="0"/>
+            <w:bottom w:val="single" w:color="000000" w:sz="4" w:space="0"/>
+            <w:right w:val="single" w:color="000000" w:sz="4" w:space="0"/>
+            <w:insideH w:val="single" w:color="000000" w:sz="4" w:space="0"/>
+            <w:insideV w:val="single" w:color="000000" w:sz="4" w:space="0"/>
+          </w:tblBorders>
           <w:tblCellMar>
             <w:top w:w="0" w:type="dxa"/>
             <w:left w:w="0" w:type="dxa"/>
@@ -211,7 +213,7 @@
           </w:tblCellMar>
         </w:tblPrEx>
         <w:trPr>
-          <w:trHeight w:val="607"/>
+          <w:trHeight w:val="607" w:hRule="atLeast"/>
         </w:trPr>
         <w:tc>
           <w:tcPr>
@@ -222,14 +224,14 @@
               <w:spacing w:before="182" w:line="220" w:lineRule="auto"/>
               <w:ind w:left="447"/>
               <w:rPr>
-                <w:rFonts w:ascii="宋体" w:eastAsia="宋体" w:hAnsi="宋体" w:cs="宋体"/>
+                <w:rFonts w:ascii="宋体" w:hAnsi="宋体" w:eastAsia="宋体" w:cs="宋体"/>
                 <w:sz w:val="24"/>
                 <w:szCs w:val="24"/>
               </w:rPr>
             </w:pPr>
             <w:r>
               <w:rPr>
-                <w:rFonts w:ascii="宋体" w:eastAsia="宋体" w:hAnsi="宋体" w:cs="宋体"/>
+                <w:rFonts w:ascii="宋体" w:hAnsi="宋体" w:eastAsia="宋体" w:cs="宋体"/>
                 <w:spacing w:val="-3"/>
                 <w:sz w:val="24"/>
                 <w:szCs w:val="24"/>
@@ -248,14 +250,14 @@
               <w:spacing w:before="182" w:line="219" w:lineRule="auto"/>
               <w:ind w:left="109"/>
               <w:rPr>
-                <w:rFonts w:ascii="宋体" w:eastAsia="宋体" w:hAnsi="宋体" w:cs="宋体"/>
+                <w:rFonts w:ascii="宋体" w:hAnsi="宋体" w:eastAsia="宋体" w:cs="宋体"/>
                 <w:sz w:val="24"/>
                 <w:szCs w:val="24"/>
               </w:rPr>
             </w:pPr>
             <w:r>
               <w:rPr>
-                <w:rFonts w:ascii="宋体" w:eastAsia="宋体" w:hAnsi="宋体" w:cs="宋体"/>
+                <w:rFonts w:ascii="宋体" w:hAnsi="宋体" w:eastAsia="宋体" w:cs="宋体"/>
                 <w:spacing w:val="-1"/>
                 <w:sz w:val="24"/>
                 <w:szCs w:val="24"/>
@@ -267,9 +269,14 @@
       </w:tr>
       <w:tr>
         <w:tblPrEx>
-          <w:tblW w:w="9072" w:type="dxa"/>
-          <w:tblInd w:w="5" w:type="dxa"/>
-          <w:tblLayout w:type="fixed"/>
+          <w:tblBorders>
+            <w:top w:val="single" w:color="000000" w:sz="4" w:space="0"/>
+            <w:left w:val="single" w:color="000000" w:sz="4" w:space="0"/>
+            <w:bottom w:val="single" w:color="000000" w:sz="4" w:space="0"/>
+            <w:right w:val="single" w:color="000000" w:sz="4" w:space="0"/>
+            <w:insideH w:val="single" w:color="000000" w:sz="4" w:space="0"/>
+            <w:insideV w:val="single" w:color="000000" w:sz="4" w:space="0"/>
+          </w:tblBorders>
           <w:tblCellMar>
             <w:top w:w="0" w:type="dxa"/>
             <w:left w:w="0" w:type="dxa"/>
@@ -278,7 +285,7 @@
           </w:tblCellMar>
         </w:tblPrEx>
         <w:trPr>
-          <w:trHeight w:val="607"/>
+          <w:trHeight w:val="607" w:hRule="atLeast"/>
         </w:trPr>
         <w:tc>
           <w:tcPr>
@@ -289,14 +296,14 @@
               <w:spacing w:before="183" w:line="219" w:lineRule="auto"/>
               <w:ind w:left="447"/>
               <w:rPr>
-                <w:rFonts w:ascii="宋体" w:eastAsia="宋体" w:hAnsi="宋体" w:cs="宋体"/>
+                <w:rFonts w:ascii="宋体" w:hAnsi="宋体" w:eastAsia="宋体" w:cs="宋体"/>
                 <w:sz w:val="24"/>
                 <w:szCs w:val="24"/>
               </w:rPr>
             </w:pPr>
             <w:r>
               <w:rPr>
-                <w:rFonts w:ascii="宋体" w:eastAsia="宋体" w:hAnsi="宋体" w:cs="宋体"/>
+                <w:rFonts w:ascii="宋体" w:hAnsi="宋体" w:eastAsia="宋体" w:cs="宋体"/>
                 <w:spacing w:val="-3"/>
                 <w:sz w:val="24"/>
                 <w:szCs w:val="24"/>
@@ -314,14 +321,14 @@
               <w:spacing w:before="183" w:line="219" w:lineRule="auto"/>
               <w:ind w:left="229"/>
               <w:rPr>
-                <w:rFonts w:ascii="宋体" w:eastAsia="宋体" w:hAnsi="宋体" w:cs="宋体"/>
+                <w:rFonts w:ascii="宋体" w:hAnsi="宋体" w:eastAsia="宋体" w:cs="宋体"/>
                 <w:sz w:val="24"/>
                 <w:szCs w:val="24"/>
               </w:rPr>
             </w:pPr>
             <w:r>
               <w:rPr>
-                <w:rFonts w:ascii="宋体" w:eastAsia="宋体" w:hAnsi="宋体" w:cs="宋体"/>
+                <w:rFonts w:ascii="宋体" w:hAnsi="宋体" w:eastAsia="宋体" w:cs="宋体"/>
                 <w:spacing w:val="-2"/>
                 <w:sz w:val="24"/>
                 <w:szCs w:val="24"/>
@@ -339,14 +346,14 @@
               <w:spacing w:before="183" w:line="219" w:lineRule="auto"/>
               <w:ind w:left="676"/>
               <w:rPr>
-                <w:rFonts w:ascii="宋体" w:eastAsia="宋体" w:hAnsi="宋体" w:cs="宋体"/>
+                <w:rFonts w:ascii="宋体" w:hAnsi="宋体" w:eastAsia="宋体" w:cs="宋体"/>
                 <w:sz w:val="24"/>
                 <w:szCs w:val="24"/>
               </w:rPr>
             </w:pPr>
             <w:r>
               <w:rPr>
-                <w:rFonts w:ascii="宋体" w:eastAsia="宋体" w:hAnsi="宋体" w:cs="宋体"/>
+                <w:rFonts w:ascii="宋体" w:hAnsi="宋体" w:eastAsia="宋体" w:cs="宋体"/>
                 <w:spacing w:val="-2"/>
                 <w:sz w:val="24"/>
                 <w:szCs w:val="24"/>
@@ -364,14 +371,14 @@
               <w:spacing w:before="184" w:line="220" w:lineRule="auto"/>
               <w:ind w:left="545"/>
               <w:rPr>
-                <w:rFonts w:ascii="宋体" w:eastAsia="宋体" w:hAnsi="宋体" w:cs="宋体"/>
+                <w:rFonts w:ascii="宋体" w:hAnsi="宋体" w:eastAsia="宋体" w:cs="宋体"/>
                 <w:sz w:val="24"/>
                 <w:szCs w:val="24"/>
               </w:rPr>
             </w:pPr>
             <w:r>
               <w:rPr>
-                <w:rFonts w:ascii="宋体" w:eastAsia="宋体" w:hAnsi="宋体" w:cs="宋体"/>
+                <w:rFonts w:ascii="宋体" w:hAnsi="宋体" w:eastAsia="宋体" w:cs="宋体"/>
                 <w:spacing w:val="-3"/>
                 <w:sz w:val="24"/>
                 <w:szCs w:val="24"/>
@@ -389,14 +396,14 @@
               <w:spacing w:before="184" w:line="220" w:lineRule="auto"/>
               <w:ind w:left="754"/>
               <w:rPr>
-                <w:rFonts w:ascii="宋体" w:eastAsia="宋体" w:hAnsi="宋体" w:cs="宋体"/>
+                <w:rFonts w:ascii="宋体" w:hAnsi="宋体" w:eastAsia="宋体" w:cs="宋体"/>
                 <w:sz w:val="24"/>
                 <w:szCs w:val="24"/>
               </w:rPr>
             </w:pPr>
             <w:r>
               <w:rPr>
-                <w:rFonts w:ascii="宋体" w:eastAsia="宋体" w:hAnsi="宋体" w:cs="宋体"/>
+                <w:rFonts w:ascii="宋体" w:hAnsi="宋体" w:eastAsia="宋体" w:cs="宋体"/>
                 <w:spacing w:val="-6"/>
                 <w:sz w:val="24"/>
                 <w:szCs w:val="24"/>
@@ -408,9 +415,14 @@
       </w:tr>
       <w:tr>
         <w:tblPrEx>
-          <w:tblW w:w="9072" w:type="dxa"/>
-          <w:tblInd w:w="5" w:type="dxa"/>
-          <w:tblLayout w:type="fixed"/>
+          <w:tblBorders>
+            <w:top w:val="single" w:color="000000" w:sz="4" w:space="0"/>
+            <w:left w:val="single" w:color="000000" w:sz="4" w:space="0"/>
+            <w:bottom w:val="single" w:color="000000" w:sz="4" w:space="0"/>
+            <w:right w:val="single" w:color="000000" w:sz="4" w:space="0"/>
+            <w:insideH w:val="single" w:color="000000" w:sz="4" w:space="0"/>
+            <w:insideV w:val="single" w:color="000000" w:sz="4" w:space="0"/>
+          </w:tblBorders>
           <w:tblCellMar>
             <w:top w:w="0" w:type="dxa"/>
             <w:left w:w="0" w:type="dxa"/>
@@ -419,7 +431,7 @@
           </w:tblCellMar>
         </w:tblPrEx>
         <w:trPr>
-          <w:trHeight w:val="474"/>
+          <w:trHeight w:val="474" w:hRule="atLeast"/>
         </w:trPr>
         <w:tc>
           <w:tcPr>
@@ -430,14 +442,14 @@
               <w:spacing w:before="162" w:line="239" w:lineRule="auto"/>
               <w:ind w:left="709"/>
               <w:rPr>
-                <w:rFonts w:ascii="宋体" w:eastAsia="宋体" w:hAnsi="宋体" w:cs="宋体"/>
+                <w:rFonts w:ascii="宋体" w:hAnsi="宋体" w:eastAsia="宋体" w:cs="宋体"/>
                 <w:sz w:val="21"/>
                 <w:szCs w:val="21"/>
               </w:rPr>
             </w:pPr>
             <w:r>
               <w:rPr>
-                <w:rFonts w:ascii="宋体" w:eastAsia="宋体" w:hAnsi="宋体" w:cs="宋体"/>
+                <w:rFonts w:ascii="宋体" w:hAnsi="宋体" w:eastAsia="宋体" w:cs="宋体"/>
                 <w:spacing w:val="-1"/>
                 <w:sz w:val="21"/>
                 <w:szCs w:val="21"/>
@@ -455,14 +467,14 @@
               <w:spacing w:before="162"/>
               <w:ind w:left="290"/>
               <w:rPr>
-                <w:rFonts w:ascii="宋体" w:eastAsia="宋体" w:hAnsi="宋体" w:cs="宋体"/>
+                <w:rFonts w:ascii="宋体" w:hAnsi="宋体" w:eastAsia="宋体" w:cs="宋体"/>
                 <w:sz w:val="21"/>
                 <w:szCs w:val="21"/>
               </w:rPr>
             </w:pPr>
             <w:r>
               <w:rPr>
-                <w:rFonts w:ascii="宋体" w:eastAsia="宋体" w:hAnsi="宋体" w:cs="宋体"/>
+                <w:rFonts w:ascii="宋体" w:hAnsi="宋体" w:eastAsia="宋体" w:cs="宋体"/>
                 <w:spacing w:val="-2"/>
                 <w:sz w:val="21"/>
                 <w:szCs w:val="21"/>
@@ -480,14 +492,14 @@
               <w:spacing w:before="132" w:line="219" w:lineRule="auto"/>
               <w:ind w:left="738"/>
               <w:rPr>
-                <w:rFonts w:ascii="宋体" w:eastAsia="宋体" w:hAnsi="宋体" w:cs="宋体"/>
+                <w:rFonts w:ascii="宋体" w:hAnsi="宋体" w:eastAsia="宋体" w:cs="宋体"/>
                 <w:sz w:val="21"/>
                 <w:szCs w:val="21"/>
               </w:rPr>
             </w:pPr>
             <w:r>
               <w:rPr>
-                <w:rFonts w:ascii="宋体" w:eastAsia="宋体" w:hAnsi="宋体" w:cs="宋体"/>
+                <w:rFonts w:ascii="宋体" w:hAnsi="宋体" w:eastAsia="宋体" w:cs="宋体"/>
                 <w:spacing w:val="-3"/>
                 <w:sz w:val="21"/>
                 <w:szCs w:val="21"/>
@@ -505,7 +517,7 @@
               <w:spacing w:before="132" w:line="220" w:lineRule="auto"/>
               <w:ind w:left="470"/>
               <w:rPr>
-                <w:rFonts w:ascii="宋体" w:eastAsia="宋体" w:hAnsi="宋体" w:cs="宋体" w:hint="eastAsia"/>
+                <w:rFonts w:hint="eastAsia" w:ascii="宋体" w:hAnsi="宋体" w:eastAsia="宋体" w:cs="宋体"/>
                 <w:sz w:val="21"/>
                 <w:szCs w:val="21"/>
                 <w:lang w:val="en-US" w:eastAsia="zh-CN"/>
@@ -513,7 +525,7 @@
             </w:pPr>
             <w:r>
               <w:rPr>
-                <w:rFonts w:ascii="宋体" w:eastAsia="宋体" w:hAnsi="宋体" w:cs="宋体" w:hint="eastAsia"/>
+                <w:rFonts w:hint="eastAsia" w:ascii="宋体" w:hAnsi="宋体" w:eastAsia="宋体" w:cs="宋体"/>
                 <w:sz w:val="21"/>
                 <w:szCs w:val="21"/>
                 <w:lang w:val="en-US" w:eastAsia="zh-CN"/>
@@ -531,7 +543,7 @@
               <w:spacing w:before="133" w:line="220" w:lineRule="auto"/>
               <w:ind w:left="676"/>
               <w:rPr>
-                <w:rFonts w:ascii="宋体" w:eastAsia="宋体" w:hAnsi="宋体" w:cs="宋体" w:hint="eastAsia"/>
+                <w:rFonts w:hint="eastAsia" w:ascii="宋体" w:hAnsi="宋体" w:eastAsia="宋体" w:cs="宋体"/>
                 <w:sz w:val="21"/>
                 <w:szCs w:val="21"/>
                 <w:lang w:eastAsia="zh-CN"/>
@@ -539,7 +551,7 @@
             </w:pPr>
             <w:r>
               <w:rPr>
-                <w:rFonts w:ascii="宋体" w:eastAsia="宋体" w:hAnsi="宋体" w:cs="宋体" w:hint="eastAsia"/>
+                <w:rFonts w:hint="eastAsia" w:ascii="宋体" w:hAnsi="宋体" w:eastAsia="宋体" w:cs="宋体"/>
                 <w:spacing w:val="-5"/>
                 <w:sz w:val="21"/>
                 <w:szCs w:val="21"/>
@@ -552,9 +564,14 @@
       </w:tr>
       <w:tr>
         <w:tblPrEx>
-          <w:tblW w:w="9072" w:type="dxa"/>
-          <w:tblInd w:w="5" w:type="dxa"/>
-          <w:tblLayout w:type="fixed"/>
+          <w:tblBorders>
+            <w:top w:val="single" w:color="000000" w:sz="4" w:space="0"/>
+            <w:left w:val="single" w:color="000000" w:sz="4" w:space="0"/>
+            <w:bottom w:val="single" w:color="000000" w:sz="4" w:space="0"/>
+            <w:right w:val="single" w:color="000000" w:sz="4" w:space="0"/>
+            <w:insideH w:val="single" w:color="000000" w:sz="4" w:space="0"/>
+            <w:insideV w:val="single" w:color="000000" w:sz="4" w:space="0"/>
+          </w:tblBorders>
           <w:tblCellMar>
             <w:top w:w="0" w:type="dxa"/>
             <w:left w:w="0" w:type="dxa"/>
@@ -563,7 +580,7 @@
           </w:tblCellMar>
         </w:tblPrEx>
         <w:trPr>
-          <w:trHeight w:val="474"/>
+          <w:trHeight w:val="474" w:hRule="atLeast"/>
         </w:trPr>
         <w:tc>
           <w:tcPr>
@@ -571,7 +588,7 @@
           </w:tcPr>
           <w:p>
             <w:pPr>
-              <w:pStyle w:val="TableText"/>
+              <w:pStyle w:val="25"/>
             </w:pPr>
           </w:p>
         </w:tc>
@@ -581,7 +598,7 @@
           </w:tcPr>
           <w:p>
             <w:pPr>
-              <w:pStyle w:val="TableText"/>
+              <w:pStyle w:val="25"/>
             </w:pPr>
           </w:p>
         </w:tc>
@@ -591,7 +608,7 @@
           </w:tcPr>
           <w:p>
             <w:pPr>
-              <w:pStyle w:val="TableText"/>
+              <w:pStyle w:val="25"/>
             </w:pPr>
           </w:p>
         </w:tc>
@@ -601,7 +618,7 @@
           </w:tcPr>
           <w:p>
             <w:pPr>
-              <w:pStyle w:val="TableText"/>
+              <w:pStyle w:val="25"/>
             </w:pPr>
           </w:p>
         </w:tc>
@@ -611,16 +628,21 @@
           </w:tcPr>
           <w:p>
             <w:pPr>
-              <w:pStyle w:val="TableText"/>
+              <w:pStyle w:val="25"/>
             </w:pPr>
           </w:p>
         </w:tc>
       </w:tr>
       <w:tr>
         <w:tblPrEx>
-          <w:tblW w:w="9072" w:type="dxa"/>
-          <w:tblInd w:w="5" w:type="dxa"/>
-          <w:tblLayout w:type="fixed"/>
+          <w:tblBorders>
+            <w:top w:val="single" w:color="000000" w:sz="4" w:space="0"/>
+            <w:left w:val="single" w:color="000000" w:sz="4" w:space="0"/>
+            <w:bottom w:val="single" w:color="000000" w:sz="4" w:space="0"/>
+            <w:right w:val="single" w:color="000000" w:sz="4" w:space="0"/>
+            <w:insideH w:val="single" w:color="000000" w:sz="4" w:space="0"/>
+            <w:insideV w:val="single" w:color="000000" w:sz="4" w:space="0"/>
+          </w:tblBorders>
           <w:tblCellMar>
             <w:top w:w="0" w:type="dxa"/>
             <w:left w:w="0" w:type="dxa"/>
@@ -629,7 +651,7 @@
           </w:tblCellMar>
         </w:tblPrEx>
         <w:trPr>
-          <w:trHeight w:val="474"/>
+          <w:trHeight w:val="474" w:hRule="atLeast"/>
         </w:trPr>
         <w:tc>
           <w:tcPr>
@@ -637,7 +659,7 @@
           </w:tcPr>
           <w:p>
             <w:pPr>
-              <w:pStyle w:val="TableText"/>
+              <w:pStyle w:val="25"/>
             </w:pPr>
           </w:p>
         </w:tc>
@@ -647,7 +669,7 @@
           </w:tcPr>
           <w:p>
             <w:pPr>
-              <w:pStyle w:val="TableText"/>
+              <w:pStyle w:val="25"/>
             </w:pPr>
           </w:p>
         </w:tc>
@@ -657,7 +679,7 @@
           </w:tcPr>
           <w:p>
             <w:pPr>
-              <w:pStyle w:val="TableText"/>
+              <w:pStyle w:val="25"/>
             </w:pPr>
           </w:p>
         </w:tc>
@@ -667,7 +689,7 @@
           </w:tcPr>
           <w:p>
             <w:pPr>
-              <w:pStyle w:val="TableText"/>
+              <w:pStyle w:val="25"/>
             </w:pPr>
           </w:p>
         </w:tc>
@@ -677,16 +699,21 @@
           </w:tcPr>
           <w:p>
             <w:pPr>
-              <w:pStyle w:val="TableText"/>
+              <w:pStyle w:val="25"/>
             </w:pPr>
           </w:p>
         </w:tc>
       </w:tr>
       <w:tr>
         <w:tblPrEx>
-          <w:tblW w:w="9072" w:type="dxa"/>
-          <w:tblInd w:w="5" w:type="dxa"/>
-          <w:tblLayout w:type="fixed"/>
+          <w:tblBorders>
+            <w:top w:val="single" w:color="000000" w:sz="4" w:space="0"/>
+            <w:left w:val="single" w:color="000000" w:sz="4" w:space="0"/>
+            <w:bottom w:val="single" w:color="000000" w:sz="4" w:space="0"/>
+            <w:right w:val="single" w:color="000000" w:sz="4" w:space="0"/>
+            <w:insideH w:val="single" w:color="000000" w:sz="4" w:space="0"/>
+            <w:insideV w:val="single" w:color="000000" w:sz="4" w:space="0"/>
+          </w:tblBorders>
           <w:tblCellMar>
             <w:top w:w="0" w:type="dxa"/>
             <w:left w:w="0" w:type="dxa"/>
@@ -695,7 +722,7 @@
           </w:tblCellMar>
         </w:tblPrEx>
         <w:trPr>
-          <w:trHeight w:val="474"/>
+          <w:trHeight w:val="474" w:hRule="atLeast"/>
         </w:trPr>
         <w:tc>
           <w:tcPr>
@@ -703,7 +730,7 @@
           </w:tcPr>
           <w:p>
             <w:pPr>
-              <w:pStyle w:val="TableText"/>
+              <w:pStyle w:val="25"/>
             </w:pPr>
           </w:p>
         </w:tc>
@@ -713,7 +740,7 @@
           </w:tcPr>
           <w:p>
             <w:pPr>
-              <w:pStyle w:val="TableText"/>
+              <w:pStyle w:val="25"/>
             </w:pPr>
           </w:p>
         </w:tc>
@@ -723,7 +750,7 @@
           </w:tcPr>
           <w:p>
             <w:pPr>
-              <w:pStyle w:val="TableText"/>
+              <w:pStyle w:val="25"/>
             </w:pPr>
           </w:p>
         </w:tc>
@@ -733,7 +760,7 @@
           </w:tcPr>
           <w:p>
             <w:pPr>
-              <w:pStyle w:val="TableText"/>
+              <w:pStyle w:val="25"/>
             </w:pPr>
           </w:p>
         </w:tc>
@@ -743,16 +770,21 @@
           </w:tcPr>
           <w:p>
             <w:pPr>
-              <w:pStyle w:val="TableText"/>
+              <w:pStyle w:val="25"/>
             </w:pPr>
           </w:p>
         </w:tc>
       </w:tr>
       <w:tr>
         <w:tblPrEx>
-          <w:tblW w:w="9072" w:type="dxa"/>
-          <w:tblInd w:w="5" w:type="dxa"/>
-          <w:tblLayout w:type="fixed"/>
+          <w:tblBorders>
+            <w:top w:val="single" w:color="000000" w:sz="4" w:space="0"/>
+            <w:left w:val="single" w:color="000000" w:sz="4" w:space="0"/>
+            <w:bottom w:val="single" w:color="000000" w:sz="4" w:space="0"/>
+            <w:right w:val="single" w:color="000000" w:sz="4" w:space="0"/>
+            <w:insideH w:val="single" w:color="000000" w:sz="4" w:space="0"/>
+            <w:insideV w:val="single" w:color="000000" w:sz="4" w:space="0"/>
+          </w:tblBorders>
           <w:tblCellMar>
             <w:top w:w="0" w:type="dxa"/>
             <w:left w:w="0" w:type="dxa"/>
@@ -761,7 +793,7 @@
           </w:tblCellMar>
         </w:tblPrEx>
         <w:trPr>
-          <w:trHeight w:val="474"/>
+          <w:trHeight w:val="474" w:hRule="atLeast"/>
         </w:trPr>
         <w:tc>
           <w:tcPr>
@@ -769,7 +801,7 @@
           </w:tcPr>
           <w:p>
             <w:pPr>
-              <w:pStyle w:val="TableText"/>
+              <w:pStyle w:val="25"/>
             </w:pPr>
           </w:p>
         </w:tc>
@@ -779,7 +811,7 @@
           </w:tcPr>
           <w:p>
             <w:pPr>
-              <w:pStyle w:val="TableText"/>
+              <w:pStyle w:val="25"/>
             </w:pPr>
           </w:p>
         </w:tc>
@@ -789,7 +821,7 @@
           </w:tcPr>
           <w:p>
             <w:pPr>
-              <w:pStyle w:val="TableText"/>
+              <w:pStyle w:val="25"/>
             </w:pPr>
           </w:p>
         </w:tc>
@@ -799,7 +831,7 @@
           </w:tcPr>
           <w:p>
             <w:pPr>
-              <w:pStyle w:val="TableText"/>
+              <w:pStyle w:val="25"/>
             </w:pPr>
           </w:p>
         </w:tc>
@@ -809,16 +841,21 @@
           </w:tcPr>
           <w:p>
             <w:pPr>
-              <w:pStyle w:val="TableText"/>
+              <w:pStyle w:val="25"/>
             </w:pPr>
           </w:p>
         </w:tc>
       </w:tr>
       <w:tr>
         <w:tblPrEx>
-          <w:tblW w:w="9072" w:type="dxa"/>
-          <w:tblInd w:w="5" w:type="dxa"/>
-          <w:tblLayout w:type="fixed"/>
+          <w:tblBorders>
+            <w:top w:val="single" w:color="000000" w:sz="4" w:space="0"/>
+            <w:left w:val="single" w:color="000000" w:sz="4" w:space="0"/>
+            <w:bottom w:val="single" w:color="000000" w:sz="4" w:space="0"/>
+            <w:right w:val="single" w:color="000000" w:sz="4" w:space="0"/>
+            <w:insideH w:val="single" w:color="000000" w:sz="4" w:space="0"/>
+            <w:insideV w:val="single" w:color="000000" w:sz="4" w:space="0"/>
+          </w:tblBorders>
           <w:tblCellMar>
             <w:top w:w="0" w:type="dxa"/>
             <w:left w:w="0" w:type="dxa"/>
@@ -827,7 +864,7 @@
           </w:tblCellMar>
         </w:tblPrEx>
         <w:trPr>
-          <w:trHeight w:val="589"/>
+          <w:trHeight w:val="589" w:hRule="atLeast"/>
         </w:trPr>
         <w:tc>
           <w:tcPr>
@@ -835,7 +872,7 @@
           </w:tcPr>
           <w:p>
             <w:pPr>
-              <w:pStyle w:val="TableText"/>
+              <w:pStyle w:val="25"/>
             </w:pPr>
           </w:p>
         </w:tc>
@@ -845,7 +882,7 @@
           </w:tcPr>
           <w:p>
             <w:pPr>
-              <w:pStyle w:val="TableText"/>
+              <w:pStyle w:val="25"/>
             </w:pPr>
           </w:p>
         </w:tc>
@@ -855,7 +892,7 @@
           </w:tcPr>
           <w:p>
             <w:pPr>
-              <w:pStyle w:val="TableText"/>
+              <w:pStyle w:val="25"/>
             </w:pPr>
           </w:p>
         </w:tc>
@@ -865,7 +902,7 @@
           </w:tcPr>
           <w:p>
             <w:pPr>
-              <w:pStyle w:val="TableText"/>
+              <w:pStyle w:val="25"/>
             </w:pPr>
           </w:p>
         </w:tc>
@@ -875,7 +912,7 @@
           </w:tcPr>
           <w:p>
             <w:pPr>
-              <w:pStyle w:val="TableText"/>
+              <w:pStyle w:val="25"/>
             </w:pPr>
           </w:p>
         </w:tc>
@@ -883,7 +920,7 @@
     </w:tbl>
     <w:p>
       <w:pPr>
-        <w:pStyle w:val="BodyText"/>
+        <w:pStyle w:val="12"/>
       </w:pPr>
     </w:p>
     <w:p>
@@ -891,14 +928,14 @@
         <w:sectPr>
           <w:pgSz w:w="11906" w:h="16839"/>
           <w:pgMar w:top="1431" w:right="1127" w:bottom="0" w:left="1696" w:header="0" w:footer="0" w:gutter="0"/>
-          <w:cols w:num="1" w:space="720"/>
+          <w:cols w:space="720" w:num="1"/>
         </w:sectPr>
       </w:pPr>
     </w:p>
     <w:sdt>
       <w:sdtPr>
         <w:rPr>
-          <w:rFonts w:ascii="宋体" w:eastAsia="宋体" w:hAnsi="宋体" w:cs="Arial"/>
+          <w:rFonts w:ascii="宋体" w:hAnsi="宋体" w:eastAsia="宋体" w:cs="Arial"/>
           <w:snapToGrid w:val="0"/>
           <w:color w:val="000000"/>
           <w:kern w:val="0"/>
@@ -914,7 +951,7 @@
       </w:sdtPr>
       <w:sdtEndPr>
         <w:rPr>
-          <w:rFonts w:ascii="Times New Roman" w:eastAsia="Times New Roman" w:hAnsi="Times New Roman" w:cs="Times New Roman"/>
+          <w:rFonts w:ascii="Times New Roman" w:hAnsi="Times New Roman" w:eastAsia="Times New Roman" w:cs="Times New Roman"/>
           <w:snapToGrid w:val="0"/>
           <w:color w:val="000000"/>
           <w:kern w:val="0"/>
@@ -927,12 +964,12 @@
         <w:p>
           <w:pPr>
             <w:spacing w:before="0" w:beforeLines="0" w:after="0" w:afterLines="0" w:line="240" w:lineRule="auto"/>
-            <w:ind w:left="0" w:right="0" w:firstLine="0" w:leftChars="0" w:rightChars="0" w:firstLineChars="0"/>
+            <w:ind w:left="0" w:leftChars="0" w:right="0" w:rightChars="0" w:firstLine="0" w:firstLineChars="0"/>
             <w:jc w:val="center"/>
           </w:pPr>
           <w:r>
             <w:rPr>
-              <w:rFonts w:ascii="宋体" w:eastAsia="宋体" w:hAnsi="宋体"/>
+              <w:rFonts w:ascii="宋体" w:hAnsi="宋体" w:eastAsia="宋体"/>
               <w:sz w:val="21"/>
             </w:rPr>
             <w:t>目录</w:t>
@@ -940,14 +977,14 @@
         </w:p>
         <w:p>
           <w:pPr>
-            <w:pStyle w:val="TOC1"/>
+            <w:pStyle w:val="16"/>
             <w:tabs>
               <w:tab w:val="right" w:leader="dot" w:pos="8497"/>
             </w:tabs>
           </w:pPr>
           <w:r>
             <w:rPr>
-              <w:rFonts w:ascii="Times New Roman" w:eastAsia="Times New Roman" w:hAnsi="Times New Roman" w:cs="Times New Roman"/>
+              <w:rFonts w:ascii="Times New Roman" w:hAnsi="Times New Roman" w:eastAsia="Times New Roman" w:cs="Times New Roman"/>
               <w:sz w:val="24"/>
               <w:szCs w:val="24"/>
             </w:rPr>
@@ -955,7 +992,7 @@
           </w:r>
           <w:r>
             <w:rPr>
-              <w:rFonts w:ascii="Times New Roman" w:eastAsia="Times New Roman" w:hAnsi="Times New Roman" w:cs="Times New Roman"/>
+              <w:rFonts w:ascii="Times New Roman" w:hAnsi="Times New Roman" w:eastAsia="Times New Roman" w:cs="Times New Roman"/>
               <w:sz w:val="24"/>
               <w:szCs w:val="24"/>
             </w:rPr>
@@ -963,7 +1000,7 @@
           </w:r>
           <w:r>
             <w:rPr>
-              <w:rFonts w:ascii="Times New Roman" w:eastAsia="Times New Roman" w:hAnsi="Times New Roman" w:cs="Times New Roman"/>
+              <w:rFonts w:ascii="Times New Roman" w:hAnsi="Times New Roman" w:eastAsia="Times New Roman" w:cs="Times New Roman"/>
               <w:sz w:val="24"/>
               <w:szCs w:val="24"/>
             </w:rPr>
@@ -971,32 +1008,26 @@
           </w:r>
           <w:r>
             <w:rPr>
-              <w:rFonts w:ascii="Times New Roman" w:eastAsia="Times New Roman" w:hAnsi="Times New Roman" w:cs="Times New Roman"/>
+              <w:rFonts w:ascii="Times New Roman" w:hAnsi="Times New Roman" w:eastAsia="Times New Roman" w:cs="Times New Roman"/>
               <w:szCs w:val="24"/>
             </w:rPr>
             <w:fldChar w:fldCharType="begin"/>
           </w:r>
           <w:r>
             <w:rPr>
-              <w:rFonts w:ascii="Times New Roman" w:eastAsia="Times New Roman" w:hAnsi="Times New Roman" w:cs="Times New Roman"/>
-              <w:szCs w:val="24"/>
-            </w:rPr>
-            <w:instrText xml:space="preserve"> HYPERLINK \l _Toc22 </w:instrText>
-          </w:r>
-          <w:r>
-            <w:rPr>
-              <w:rFonts w:ascii="Times New Roman" w:eastAsia="Times New Roman" w:hAnsi="Times New Roman" w:cs="Times New Roman"/>
+              <w:rFonts w:ascii="Times New Roman" w:hAnsi="Times New Roman" w:eastAsia="Times New Roman" w:cs="Times New Roman"/>
+              <w:szCs w:val="24"/>
+            </w:rPr>
+            <w:instrText xml:space="preserve"> HYPERLINK \l _Toc16225 </w:instrText>
+          </w:r>
+          <w:r>
+            <w:rPr>
+              <w:rFonts w:ascii="Times New Roman" w:hAnsi="Times New Roman" w:eastAsia="Times New Roman" w:cs="Times New Roman"/>
               <w:szCs w:val="24"/>
             </w:rPr>
             <w:fldChar w:fldCharType="separate"/>
           </w:r>
           <w:r>
-            <w:rPr>
-              <w:rFonts w:ascii="宋体" w:eastAsia="宋体" w:hAnsi="宋体" w:cs="宋体"/>
-              <w:bCs/>
-              <w:spacing w:val="-8"/>
-              <w:szCs w:val="52"/>
-            </w:rPr>
             <w:t>运维服务改进制度</w:t>
           </w:r>
           <w:r>
@@ -1006,7 +1037,7 @@
             <w:fldChar w:fldCharType="begin"/>
           </w:r>
           <w:r>
-            <w:instrText xml:space="preserve"> PAGEREF _Toc22 \h </w:instrText>
+            <w:instrText xml:space="preserve"> PAGEREF _Toc16225 \h </w:instrText>
           </w:r>
           <w:r>
             <w:fldChar w:fldCharType="separate"/>
@@ -1019,7 +1050,7 @@
           </w:r>
           <w:r>
             <w:rPr>
-              <w:rFonts w:ascii="Times New Roman" w:eastAsia="Times New Roman" w:hAnsi="Times New Roman" w:cs="Times New Roman"/>
+              <w:rFonts w:ascii="Times New Roman" w:hAnsi="Times New Roman" w:eastAsia="Times New Roman" w:cs="Times New Roman"/>
               <w:szCs w:val="24"/>
             </w:rPr>
             <w:fldChar w:fldCharType="end"/>
@@ -1027,39 +1058,34 @@
         </w:p>
         <w:p>
           <w:pPr>
-            <w:pStyle w:val="TOC1"/>
+            <w:pStyle w:val="16"/>
             <w:tabs>
               <w:tab w:val="right" w:leader="dot" w:pos="8497"/>
             </w:tabs>
           </w:pPr>
           <w:r>
             <w:rPr>
-              <w:rFonts w:ascii="Times New Roman" w:eastAsia="Times New Roman" w:hAnsi="Times New Roman" w:cs="Times New Roman"/>
+              <w:rFonts w:ascii="Times New Roman" w:hAnsi="Times New Roman" w:eastAsia="Times New Roman" w:cs="Times New Roman"/>
               <w:szCs w:val="24"/>
             </w:rPr>
             <w:fldChar w:fldCharType="begin"/>
           </w:r>
           <w:r>
             <w:rPr>
-              <w:rFonts w:ascii="Times New Roman" w:eastAsia="Times New Roman" w:hAnsi="Times New Roman" w:cs="Times New Roman"/>
-              <w:szCs w:val="24"/>
-            </w:rPr>
-            <w:instrText xml:space="preserve"> HYPERLINK \l _Toc5889 </w:instrText>
-          </w:r>
-          <w:r>
-            <w:rPr>
-              <w:rFonts w:ascii="Times New Roman" w:eastAsia="Times New Roman" w:hAnsi="Times New Roman" w:cs="Times New Roman"/>
+              <w:rFonts w:ascii="Times New Roman" w:hAnsi="Times New Roman" w:eastAsia="Times New Roman" w:cs="Times New Roman"/>
+              <w:szCs w:val="24"/>
+            </w:rPr>
+            <w:instrText xml:space="preserve"> HYPERLINK \l _Toc32004 </w:instrText>
+          </w:r>
+          <w:r>
+            <w:rPr>
+              <w:rFonts w:ascii="Times New Roman" w:hAnsi="Times New Roman" w:eastAsia="Times New Roman" w:cs="Times New Roman"/>
               <w:szCs w:val="24"/>
             </w:rPr>
             <w:fldChar w:fldCharType="separate"/>
           </w:r>
           <w:r>
-            <w:rPr>
-              <w:rFonts w:ascii="宋体" w:eastAsia="宋体" w:hAnsi="宋体" w:cs="宋体"/>
-              <w:spacing w:val="-3"/>
-              <w:szCs w:val="28"/>
-            </w:rPr>
-            <w:t>文档信息</w:t>
+            <w:t>甘肃国邦信息科技有限公司</w:t>
           </w:r>
           <w:r>
             <w:tab/>
@@ -1068,20 +1094,20 @@
             <w:fldChar w:fldCharType="begin"/>
           </w:r>
           <w:r>
-            <w:instrText xml:space="preserve"> PAGEREF _Toc5889 \h </w:instrText>
+            <w:instrText xml:space="preserve"> PAGEREF _Toc32004 \h </w:instrText>
           </w:r>
           <w:r>
             <w:fldChar w:fldCharType="separate"/>
           </w:r>
           <w:r>
-            <w:t>2</w:t>
+            <w:t>1</w:t>
           </w:r>
           <w:r>
             <w:fldChar w:fldCharType="end"/>
           </w:r>
           <w:r>
             <w:rPr>
-              <w:rFonts w:ascii="Times New Roman" w:eastAsia="Times New Roman" w:hAnsi="Times New Roman" w:cs="Times New Roman"/>
+              <w:rFonts w:ascii="Times New Roman" w:hAnsi="Times New Roman" w:eastAsia="Times New Roman" w:cs="Times New Roman"/>
               <w:szCs w:val="24"/>
             </w:rPr>
             <w:fldChar w:fldCharType="end"/>
@@ -1089,40 +1115,39 @@
         </w:p>
         <w:p>
           <w:pPr>
-            <w:pStyle w:val="TOC1"/>
+            <w:pStyle w:val="16"/>
             <w:tabs>
               <w:tab w:val="right" w:leader="dot" w:pos="8497"/>
             </w:tabs>
           </w:pPr>
           <w:r>
             <w:rPr>
-              <w:rFonts w:ascii="Times New Roman" w:eastAsia="Times New Roman" w:hAnsi="Times New Roman" w:cs="Times New Roman"/>
+              <w:rFonts w:ascii="Times New Roman" w:hAnsi="Times New Roman" w:eastAsia="Times New Roman" w:cs="Times New Roman"/>
               <w:szCs w:val="24"/>
             </w:rPr>
             <w:fldChar w:fldCharType="begin"/>
           </w:r>
           <w:r>
             <w:rPr>
-              <w:rFonts w:ascii="Times New Roman" w:eastAsia="Times New Roman" w:hAnsi="Times New Roman" w:cs="Times New Roman"/>
-              <w:szCs w:val="24"/>
-            </w:rPr>
-            <w:instrText xml:space="preserve"> HYPERLINK \l _Toc22539 </w:instrText>
-          </w:r>
-          <w:r>
-            <w:rPr>
-              <w:rFonts w:ascii="Times New Roman" w:eastAsia="Times New Roman" w:hAnsi="Times New Roman" w:cs="Times New Roman"/>
+              <w:rFonts w:ascii="Times New Roman" w:hAnsi="Times New Roman" w:eastAsia="Times New Roman" w:cs="Times New Roman"/>
+              <w:szCs w:val="24"/>
+            </w:rPr>
+            <w:instrText xml:space="preserve"> HYPERLINK \l _Toc24401 </w:instrText>
+          </w:r>
+          <w:r>
+            <w:rPr>
+              <w:rFonts w:ascii="Times New Roman" w:hAnsi="Times New Roman" w:eastAsia="Times New Roman" w:cs="Times New Roman"/>
               <w:szCs w:val="24"/>
             </w:rPr>
             <w:fldChar w:fldCharType="separate"/>
           </w:r>
           <w:r>
             <w:rPr>
-              <w:rFonts w:hint="default"/>
-            </w:rPr>
-            <w:t xml:space="preserve">1. </w:t>
-          </w:r>
-          <w:r>
-            <w:t>目的</w:t>
+              <w:rFonts w:ascii="宋体" w:hAnsi="宋体" w:eastAsia="宋体" w:cs="宋体"/>
+              <w:spacing w:val="-3"/>
+              <w:szCs w:val="28"/>
+            </w:rPr>
+            <w:t>文档信息</w:t>
           </w:r>
           <w:r>
             <w:tab/>
@@ -1131,20 +1156,20 @@
             <w:fldChar w:fldCharType="begin"/>
           </w:r>
           <w:r>
-            <w:instrText xml:space="preserve"> PAGEREF _Toc22539 \h </w:instrText>
+            <w:instrText xml:space="preserve"> PAGEREF _Toc24401 \h </w:instrText>
           </w:r>
           <w:r>
             <w:fldChar w:fldCharType="separate"/>
           </w:r>
           <w:r>
-            <w:t>4</w:t>
+            <w:t>2</w:t>
           </w:r>
           <w:r>
             <w:fldChar w:fldCharType="end"/>
           </w:r>
           <w:r>
             <w:rPr>
-              <w:rFonts w:ascii="Times New Roman" w:eastAsia="Times New Roman" w:hAnsi="Times New Roman" w:cs="Times New Roman"/>
+              <w:rFonts w:ascii="Times New Roman" w:hAnsi="Times New Roman" w:eastAsia="Times New Roman" w:cs="Times New Roman"/>
               <w:szCs w:val="24"/>
             </w:rPr>
             <w:fldChar w:fldCharType="end"/>
@@ -1152,28 +1177,28 @@
         </w:p>
         <w:p>
           <w:pPr>
-            <w:pStyle w:val="TOC1"/>
+            <w:pStyle w:val="16"/>
             <w:tabs>
               <w:tab w:val="right" w:leader="dot" w:pos="8497"/>
             </w:tabs>
           </w:pPr>
           <w:r>
             <w:rPr>
-              <w:rFonts w:ascii="Times New Roman" w:eastAsia="Times New Roman" w:hAnsi="Times New Roman" w:cs="Times New Roman"/>
+              <w:rFonts w:ascii="Times New Roman" w:hAnsi="Times New Roman" w:eastAsia="Times New Roman" w:cs="Times New Roman"/>
               <w:szCs w:val="24"/>
             </w:rPr>
             <w:fldChar w:fldCharType="begin"/>
           </w:r>
           <w:r>
             <w:rPr>
-              <w:rFonts w:ascii="Times New Roman" w:eastAsia="Times New Roman" w:hAnsi="Times New Roman" w:cs="Times New Roman"/>
-              <w:szCs w:val="24"/>
-            </w:rPr>
-            <w:instrText xml:space="preserve"> HYPERLINK \l _Toc7806 </w:instrText>
-          </w:r>
-          <w:r>
-            <w:rPr>
-              <w:rFonts w:ascii="Times New Roman" w:eastAsia="Times New Roman" w:hAnsi="Times New Roman" w:cs="Times New Roman"/>
+              <w:rFonts w:ascii="Times New Roman" w:hAnsi="Times New Roman" w:eastAsia="Times New Roman" w:cs="Times New Roman"/>
+              <w:szCs w:val="24"/>
+            </w:rPr>
+            <w:instrText xml:space="preserve"> HYPERLINK \l _Toc28093 </w:instrText>
+          </w:r>
+          <w:r>
+            <w:rPr>
+              <w:rFonts w:ascii="Times New Roman" w:hAnsi="Times New Roman" w:eastAsia="Times New Roman" w:cs="Times New Roman"/>
               <w:szCs w:val="24"/>
             </w:rPr>
             <w:fldChar w:fldCharType="separate"/>
@@ -1182,10 +1207,10 @@
             <w:rPr>
               <w:rFonts w:hint="default"/>
             </w:rPr>
-            <w:t xml:space="preserve">2. </w:t>
-          </w:r>
-          <w:r>
-            <w:t>适用范围</w:t>
+            <w:t xml:space="preserve">1. </w:t>
+          </w:r>
+          <w:r>
+            <w:t>目的</w:t>
           </w:r>
           <w:r>
             <w:tab/>
@@ -1194,7 +1219,7 @@
             <w:fldChar w:fldCharType="begin"/>
           </w:r>
           <w:r>
-            <w:instrText xml:space="preserve"> PAGEREF _Toc7806 \h </w:instrText>
+            <w:instrText xml:space="preserve"> PAGEREF _Toc28093 \h </w:instrText>
           </w:r>
           <w:r>
             <w:fldChar w:fldCharType="separate"/>
@@ -1207,7 +1232,7 @@
           </w:r>
           <w:r>
             <w:rPr>
-              <w:rFonts w:ascii="Times New Roman" w:eastAsia="Times New Roman" w:hAnsi="Times New Roman" w:cs="Times New Roman"/>
+              <w:rFonts w:ascii="Times New Roman" w:hAnsi="Times New Roman" w:eastAsia="Times New Roman" w:cs="Times New Roman"/>
               <w:szCs w:val="24"/>
             </w:rPr>
             <w:fldChar w:fldCharType="end"/>
@@ -1215,28 +1240,28 @@
         </w:p>
         <w:p>
           <w:pPr>
-            <w:pStyle w:val="TOC1"/>
+            <w:pStyle w:val="16"/>
             <w:tabs>
               <w:tab w:val="right" w:leader="dot" w:pos="8497"/>
             </w:tabs>
           </w:pPr>
           <w:r>
             <w:rPr>
-              <w:rFonts w:ascii="Times New Roman" w:eastAsia="Times New Roman" w:hAnsi="Times New Roman" w:cs="Times New Roman"/>
+              <w:rFonts w:ascii="Times New Roman" w:hAnsi="Times New Roman" w:eastAsia="Times New Roman" w:cs="Times New Roman"/>
               <w:szCs w:val="24"/>
             </w:rPr>
             <w:fldChar w:fldCharType="begin"/>
           </w:r>
           <w:r>
             <w:rPr>
-              <w:rFonts w:ascii="Times New Roman" w:eastAsia="Times New Roman" w:hAnsi="Times New Roman" w:cs="Times New Roman"/>
-              <w:szCs w:val="24"/>
-            </w:rPr>
-            <w:instrText xml:space="preserve"> HYPERLINK \l _Toc7582 </w:instrText>
-          </w:r>
-          <w:r>
-            <w:rPr>
-              <w:rFonts w:ascii="Times New Roman" w:eastAsia="Times New Roman" w:hAnsi="Times New Roman" w:cs="Times New Roman"/>
+              <w:rFonts w:ascii="Times New Roman" w:hAnsi="Times New Roman" w:eastAsia="Times New Roman" w:cs="Times New Roman"/>
+              <w:szCs w:val="24"/>
+            </w:rPr>
+            <w:instrText xml:space="preserve"> HYPERLINK \l _Toc19892 </w:instrText>
+          </w:r>
+          <w:r>
+            <w:rPr>
+              <w:rFonts w:ascii="Times New Roman" w:hAnsi="Times New Roman" w:eastAsia="Times New Roman" w:cs="Times New Roman"/>
               <w:szCs w:val="24"/>
             </w:rPr>
             <w:fldChar w:fldCharType="separate"/>
@@ -1245,10 +1270,10 @@
             <w:rPr>
               <w:rFonts w:hint="default"/>
             </w:rPr>
-            <w:t xml:space="preserve">3. </w:t>
-          </w:r>
-          <w:r>
-            <w:t>引用文件</w:t>
+            <w:t xml:space="preserve">2. </w:t>
+          </w:r>
+          <w:r>
+            <w:t>适用范围</w:t>
           </w:r>
           <w:r>
             <w:tab/>
@@ -1257,7 +1282,7 @@
             <w:fldChar w:fldCharType="begin"/>
           </w:r>
           <w:r>
-            <w:instrText xml:space="preserve"> PAGEREF _Toc7582 \h </w:instrText>
+            <w:instrText xml:space="preserve"> PAGEREF _Toc19892 \h </w:instrText>
           </w:r>
           <w:r>
             <w:fldChar w:fldCharType="separate"/>
@@ -1270,7 +1295,7 @@
           </w:r>
           <w:r>
             <w:rPr>
-              <w:rFonts w:ascii="Times New Roman" w:eastAsia="Times New Roman" w:hAnsi="Times New Roman" w:cs="Times New Roman"/>
+              <w:rFonts w:ascii="Times New Roman" w:hAnsi="Times New Roman" w:eastAsia="Times New Roman" w:cs="Times New Roman"/>
               <w:szCs w:val="24"/>
             </w:rPr>
             <w:fldChar w:fldCharType="end"/>
@@ -1278,28 +1303,28 @@
         </w:p>
         <w:p>
           <w:pPr>
-            <w:pStyle w:val="TOC1"/>
+            <w:pStyle w:val="16"/>
             <w:tabs>
               <w:tab w:val="right" w:leader="dot" w:pos="8497"/>
             </w:tabs>
           </w:pPr>
           <w:r>
             <w:rPr>
-              <w:rFonts w:ascii="Times New Roman" w:eastAsia="Times New Roman" w:hAnsi="Times New Roman" w:cs="Times New Roman"/>
+              <w:rFonts w:ascii="Times New Roman" w:hAnsi="Times New Roman" w:eastAsia="Times New Roman" w:cs="Times New Roman"/>
               <w:szCs w:val="24"/>
             </w:rPr>
             <w:fldChar w:fldCharType="begin"/>
           </w:r>
           <w:r>
             <w:rPr>
-              <w:rFonts w:ascii="Times New Roman" w:eastAsia="Times New Roman" w:hAnsi="Times New Roman" w:cs="Times New Roman"/>
-              <w:szCs w:val="24"/>
-            </w:rPr>
-            <w:instrText xml:space="preserve"> HYPERLINK \l _Toc6976 </w:instrText>
-          </w:r>
-          <w:r>
-            <w:rPr>
-              <w:rFonts w:ascii="Times New Roman" w:eastAsia="Times New Roman" w:hAnsi="Times New Roman" w:cs="Times New Roman"/>
+              <w:rFonts w:ascii="Times New Roman" w:hAnsi="Times New Roman" w:eastAsia="Times New Roman" w:cs="Times New Roman"/>
+              <w:szCs w:val="24"/>
+            </w:rPr>
+            <w:instrText xml:space="preserve"> HYPERLINK \l _Toc19080 </w:instrText>
+          </w:r>
+          <w:r>
+            <w:rPr>
+              <w:rFonts w:ascii="Times New Roman" w:hAnsi="Times New Roman" w:eastAsia="Times New Roman" w:cs="Times New Roman"/>
               <w:szCs w:val="24"/>
             </w:rPr>
             <w:fldChar w:fldCharType="separate"/>
@@ -1308,10 +1333,10 @@
             <w:rPr>
               <w:rFonts w:hint="default"/>
             </w:rPr>
-            <w:t xml:space="preserve">4. </w:t>
-          </w:r>
-          <w:r>
-            <w:t>术语与定义</w:t>
+            <w:t xml:space="preserve">3. </w:t>
+          </w:r>
+          <w:r>
+            <w:t>引用文件</w:t>
           </w:r>
           <w:r>
             <w:tab/>
@@ -1320,7 +1345,7 @@
             <w:fldChar w:fldCharType="begin"/>
           </w:r>
           <w:r>
-            <w:instrText xml:space="preserve"> PAGEREF _Toc6976 \h </w:instrText>
+            <w:instrText xml:space="preserve"> PAGEREF _Toc19080 \h </w:instrText>
           </w:r>
           <w:r>
             <w:fldChar w:fldCharType="separate"/>
@@ -1333,7 +1358,7 @@
           </w:r>
           <w:r>
             <w:rPr>
-              <w:rFonts w:ascii="Times New Roman" w:eastAsia="Times New Roman" w:hAnsi="Times New Roman" w:cs="Times New Roman"/>
+              <w:rFonts w:ascii="Times New Roman" w:hAnsi="Times New Roman" w:eastAsia="Times New Roman" w:cs="Times New Roman"/>
               <w:szCs w:val="24"/>
             </w:rPr>
             <w:fldChar w:fldCharType="end"/>
@@ -1341,28 +1366,28 @@
         </w:p>
         <w:p>
           <w:pPr>
-            <w:pStyle w:val="TOC1"/>
+            <w:pStyle w:val="16"/>
             <w:tabs>
               <w:tab w:val="right" w:leader="dot" w:pos="8497"/>
             </w:tabs>
           </w:pPr>
           <w:r>
             <w:rPr>
-              <w:rFonts w:ascii="Times New Roman" w:eastAsia="Times New Roman" w:hAnsi="Times New Roman" w:cs="Times New Roman"/>
+              <w:rFonts w:ascii="Times New Roman" w:hAnsi="Times New Roman" w:eastAsia="Times New Roman" w:cs="Times New Roman"/>
               <w:szCs w:val="24"/>
             </w:rPr>
             <w:fldChar w:fldCharType="begin"/>
           </w:r>
           <w:r>
             <w:rPr>
-              <w:rFonts w:ascii="Times New Roman" w:eastAsia="Times New Roman" w:hAnsi="Times New Roman" w:cs="Times New Roman"/>
-              <w:szCs w:val="24"/>
-            </w:rPr>
-            <w:instrText xml:space="preserve"> HYPERLINK \l _Toc6659 </w:instrText>
-          </w:r>
-          <w:r>
-            <w:rPr>
-              <w:rFonts w:ascii="Times New Roman" w:eastAsia="Times New Roman" w:hAnsi="Times New Roman" w:cs="Times New Roman"/>
+              <w:rFonts w:ascii="Times New Roman" w:hAnsi="Times New Roman" w:eastAsia="Times New Roman" w:cs="Times New Roman"/>
+              <w:szCs w:val="24"/>
+            </w:rPr>
+            <w:instrText xml:space="preserve"> HYPERLINK \l _Toc656 </w:instrText>
+          </w:r>
+          <w:r>
+            <w:rPr>
+              <w:rFonts w:ascii="Times New Roman" w:hAnsi="Times New Roman" w:eastAsia="Times New Roman" w:cs="Times New Roman"/>
               <w:szCs w:val="24"/>
             </w:rPr>
             <w:fldChar w:fldCharType="separate"/>
@@ -1371,10 +1396,10 @@
             <w:rPr>
               <w:rFonts w:hint="default"/>
             </w:rPr>
-            <w:t xml:space="preserve">5. </w:t>
-          </w:r>
-          <w:r>
-            <w:t>角色与职责</w:t>
+            <w:t xml:space="preserve">4. </w:t>
+          </w:r>
+          <w:r>
+            <w:t>术语与定义</w:t>
           </w:r>
           <w:r>
             <w:tab/>
@@ -1383,7 +1408,7 @@
             <w:fldChar w:fldCharType="begin"/>
           </w:r>
           <w:r>
-            <w:instrText xml:space="preserve"> PAGEREF _Toc6659 \h </w:instrText>
+            <w:instrText xml:space="preserve"> PAGEREF _Toc656 \h </w:instrText>
           </w:r>
           <w:r>
             <w:fldChar w:fldCharType="separate"/>
@@ -1396,7 +1421,7 @@
           </w:r>
           <w:r>
             <w:rPr>
-              <w:rFonts w:ascii="Times New Roman" w:eastAsia="Times New Roman" w:hAnsi="Times New Roman" w:cs="Times New Roman"/>
+              <w:rFonts w:ascii="Times New Roman" w:hAnsi="Times New Roman" w:eastAsia="Times New Roman" w:cs="Times New Roman"/>
               <w:szCs w:val="24"/>
             </w:rPr>
             <w:fldChar w:fldCharType="end"/>
@@ -1404,28 +1429,28 @@
         </w:p>
         <w:p>
           <w:pPr>
-            <w:pStyle w:val="TOC1"/>
+            <w:pStyle w:val="16"/>
             <w:tabs>
               <w:tab w:val="right" w:leader="dot" w:pos="8497"/>
             </w:tabs>
           </w:pPr>
           <w:r>
             <w:rPr>
-              <w:rFonts w:ascii="Times New Roman" w:eastAsia="Times New Roman" w:hAnsi="Times New Roman" w:cs="Times New Roman"/>
+              <w:rFonts w:ascii="Times New Roman" w:hAnsi="Times New Roman" w:eastAsia="Times New Roman" w:cs="Times New Roman"/>
               <w:szCs w:val="24"/>
             </w:rPr>
             <w:fldChar w:fldCharType="begin"/>
           </w:r>
           <w:r>
             <w:rPr>
-              <w:rFonts w:ascii="Times New Roman" w:eastAsia="Times New Roman" w:hAnsi="Times New Roman" w:cs="Times New Roman"/>
-              <w:szCs w:val="24"/>
-            </w:rPr>
-            <w:instrText xml:space="preserve"> HYPERLINK \l _Toc15537 </w:instrText>
-          </w:r>
-          <w:r>
-            <w:rPr>
-              <w:rFonts w:ascii="Times New Roman" w:eastAsia="Times New Roman" w:hAnsi="Times New Roman" w:cs="Times New Roman"/>
+              <w:rFonts w:ascii="Times New Roman" w:hAnsi="Times New Roman" w:eastAsia="Times New Roman" w:cs="Times New Roman"/>
+              <w:szCs w:val="24"/>
+            </w:rPr>
+            <w:instrText xml:space="preserve"> HYPERLINK \l _Toc221 </w:instrText>
+          </w:r>
+          <w:r>
+            <w:rPr>
+              <w:rFonts w:ascii="Times New Roman" w:hAnsi="Times New Roman" w:eastAsia="Times New Roman" w:cs="Times New Roman"/>
               <w:szCs w:val="24"/>
             </w:rPr>
             <w:fldChar w:fldCharType="separate"/>
@@ -1434,17 +1459,10 @@
             <w:rPr>
               <w:rFonts w:hint="default"/>
             </w:rPr>
-            <w:t xml:space="preserve">6. </w:t>
-          </w:r>
-          <w:r>
-            <w:rPr>
-              <w:rFonts w:hint="eastAsia"/>
-              <w:lang w:val="en-US" w:eastAsia="zh-CN"/>
-            </w:rPr>
-            <w:t>工</w:t>
-          </w:r>
-          <w:r>
-            <w:t>作程序</w:t>
+            <w:t xml:space="preserve">5. </w:t>
+          </w:r>
+          <w:r>
+            <w:t>角色与职责</w:t>
           </w:r>
           <w:r>
             <w:tab/>
@@ -1453,20 +1471,20 @@
             <w:fldChar w:fldCharType="begin"/>
           </w:r>
           <w:r>
-            <w:instrText xml:space="preserve"> PAGEREF _Toc15537 \h </w:instrText>
+            <w:instrText xml:space="preserve"> PAGEREF _Toc221 \h </w:instrText>
           </w:r>
           <w:r>
             <w:fldChar w:fldCharType="separate"/>
           </w:r>
           <w:r>
-            <w:t>5</w:t>
+            <w:t>4</w:t>
           </w:r>
           <w:r>
             <w:fldChar w:fldCharType="end"/>
           </w:r>
           <w:r>
             <w:rPr>
-              <w:rFonts w:ascii="Times New Roman" w:eastAsia="Times New Roman" w:hAnsi="Times New Roman" w:cs="Times New Roman"/>
+              <w:rFonts w:ascii="Times New Roman" w:hAnsi="Times New Roman" w:eastAsia="Times New Roman" w:cs="Times New Roman"/>
               <w:szCs w:val="24"/>
             </w:rPr>
             <w:fldChar w:fldCharType="end"/>
@@ -1474,28 +1492,28 @@
         </w:p>
         <w:p>
           <w:pPr>
-            <w:pStyle w:val="TOC2"/>
+            <w:pStyle w:val="16"/>
             <w:tabs>
               <w:tab w:val="right" w:leader="dot" w:pos="8497"/>
             </w:tabs>
           </w:pPr>
           <w:r>
             <w:rPr>
-              <w:rFonts w:ascii="Times New Roman" w:eastAsia="Times New Roman" w:hAnsi="Times New Roman" w:cs="Times New Roman"/>
+              <w:rFonts w:ascii="Times New Roman" w:hAnsi="Times New Roman" w:eastAsia="Times New Roman" w:cs="Times New Roman"/>
               <w:szCs w:val="24"/>
             </w:rPr>
             <w:fldChar w:fldCharType="begin"/>
           </w:r>
           <w:r>
             <w:rPr>
-              <w:rFonts w:ascii="Times New Roman" w:eastAsia="Times New Roman" w:hAnsi="Times New Roman" w:cs="Times New Roman"/>
-              <w:szCs w:val="24"/>
-            </w:rPr>
-            <w:instrText xml:space="preserve"> HYPERLINK \l _Toc9719 </w:instrText>
-          </w:r>
-          <w:r>
-            <w:rPr>
-              <w:rFonts w:ascii="Times New Roman" w:eastAsia="Times New Roman" w:hAnsi="Times New Roman" w:cs="Times New Roman"/>
+              <w:rFonts w:ascii="Times New Roman" w:hAnsi="Times New Roman" w:eastAsia="Times New Roman" w:cs="Times New Roman"/>
+              <w:szCs w:val="24"/>
+            </w:rPr>
+            <w:instrText xml:space="preserve"> HYPERLINK \l _Toc15607 </w:instrText>
+          </w:r>
+          <w:r>
+            <w:rPr>
+              <w:rFonts w:ascii="Times New Roman" w:hAnsi="Times New Roman" w:eastAsia="Times New Roman" w:cs="Times New Roman"/>
               <w:szCs w:val="24"/>
             </w:rPr>
             <w:fldChar w:fldCharType="separate"/>
@@ -1504,10 +1522,17 @@
             <w:rPr>
               <w:rFonts w:hint="default"/>
             </w:rPr>
-            <w:t xml:space="preserve">6.1. </w:t>
-          </w:r>
-          <w:r>
-            <w:t>识别、定义度量项</w:t>
+            <w:t xml:space="preserve">6. </w:t>
+          </w:r>
+          <w:r>
+            <w:rPr>
+              <w:rFonts w:hint="eastAsia"/>
+              <w:lang w:val="en-US" w:eastAsia="zh-CN"/>
+            </w:rPr>
+            <w:t>工</w:t>
+          </w:r>
+          <w:r>
+            <w:t>作程序</w:t>
           </w:r>
           <w:r>
             <w:tab/>
@@ -1516,7 +1541,7 @@
             <w:fldChar w:fldCharType="begin"/>
           </w:r>
           <w:r>
-            <w:instrText xml:space="preserve"> PAGEREF _Toc9719 \h </w:instrText>
+            <w:instrText xml:space="preserve"> PAGEREF _Toc15607 \h </w:instrText>
           </w:r>
           <w:r>
             <w:fldChar w:fldCharType="separate"/>
@@ -1529,7 +1554,7 @@
           </w:r>
           <w:r>
             <w:rPr>
-              <w:rFonts w:ascii="Times New Roman" w:eastAsia="Times New Roman" w:hAnsi="Times New Roman" w:cs="Times New Roman"/>
+              <w:rFonts w:ascii="Times New Roman" w:hAnsi="Times New Roman" w:eastAsia="Times New Roman" w:cs="Times New Roman"/>
               <w:szCs w:val="24"/>
             </w:rPr>
             <w:fldChar w:fldCharType="end"/>
@@ -1537,28 +1562,28 @@
         </w:p>
         <w:p>
           <w:pPr>
-            <w:pStyle w:val="TOC2"/>
+            <w:pStyle w:val="17"/>
             <w:tabs>
               <w:tab w:val="right" w:leader="dot" w:pos="8497"/>
             </w:tabs>
           </w:pPr>
           <w:r>
             <w:rPr>
-              <w:rFonts w:ascii="Times New Roman" w:eastAsia="Times New Roman" w:hAnsi="Times New Roman" w:cs="Times New Roman"/>
+              <w:rFonts w:ascii="Times New Roman" w:hAnsi="Times New Roman" w:eastAsia="Times New Roman" w:cs="Times New Roman"/>
               <w:szCs w:val="24"/>
             </w:rPr>
             <w:fldChar w:fldCharType="begin"/>
           </w:r>
           <w:r>
             <w:rPr>
-              <w:rFonts w:ascii="Times New Roman" w:eastAsia="Times New Roman" w:hAnsi="Times New Roman" w:cs="Times New Roman"/>
-              <w:szCs w:val="24"/>
-            </w:rPr>
-            <w:instrText xml:space="preserve"> HYPERLINK \l _Toc11176 </w:instrText>
-          </w:r>
-          <w:r>
-            <w:rPr>
-              <w:rFonts w:ascii="Times New Roman" w:eastAsia="Times New Roman" w:hAnsi="Times New Roman" w:cs="Times New Roman"/>
+              <w:rFonts w:ascii="Times New Roman" w:hAnsi="Times New Roman" w:eastAsia="Times New Roman" w:cs="Times New Roman"/>
+              <w:szCs w:val="24"/>
+            </w:rPr>
+            <w:instrText xml:space="preserve"> HYPERLINK \l _Toc9493 </w:instrText>
+          </w:r>
+          <w:r>
+            <w:rPr>
+              <w:rFonts w:ascii="Times New Roman" w:hAnsi="Times New Roman" w:eastAsia="Times New Roman" w:cs="Times New Roman"/>
               <w:szCs w:val="24"/>
             </w:rPr>
             <w:fldChar w:fldCharType="separate"/>
@@ -1567,10 +1592,10 @@
             <w:rPr>
               <w:rFonts w:hint="default"/>
             </w:rPr>
-            <w:t xml:space="preserve">6.2. </w:t>
-          </w:r>
-          <w:r>
-            <w:t>确定服务能力基准</w:t>
+            <w:t xml:space="preserve">6.1. </w:t>
+          </w:r>
+          <w:r>
+            <w:t>识别、定义度量项</w:t>
           </w:r>
           <w:r>
             <w:tab/>
@@ -1579,7 +1604,7 @@
             <w:fldChar w:fldCharType="begin"/>
           </w:r>
           <w:r>
-            <w:instrText xml:space="preserve"> PAGEREF _Toc11176 \h </w:instrText>
+            <w:instrText xml:space="preserve"> PAGEREF _Toc9493 \h </w:instrText>
           </w:r>
           <w:r>
             <w:fldChar w:fldCharType="separate"/>
@@ -1592,7 +1617,7 @@
           </w:r>
           <w:r>
             <w:rPr>
-              <w:rFonts w:ascii="Times New Roman" w:eastAsia="Times New Roman" w:hAnsi="Times New Roman" w:cs="Times New Roman"/>
+              <w:rFonts w:ascii="Times New Roman" w:hAnsi="Times New Roman" w:eastAsia="Times New Roman" w:cs="Times New Roman"/>
               <w:szCs w:val="24"/>
             </w:rPr>
             <w:fldChar w:fldCharType="end"/>
@@ -1600,28 +1625,28 @@
         </w:p>
         <w:p>
           <w:pPr>
-            <w:pStyle w:val="TOC2"/>
+            <w:pStyle w:val="17"/>
             <w:tabs>
               <w:tab w:val="right" w:leader="dot" w:pos="8497"/>
             </w:tabs>
           </w:pPr>
           <w:r>
             <w:rPr>
-              <w:rFonts w:ascii="Times New Roman" w:eastAsia="Times New Roman" w:hAnsi="Times New Roman" w:cs="Times New Roman"/>
+              <w:rFonts w:ascii="Times New Roman" w:hAnsi="Times New Roman" w:eastAsia="Times New Roman" w:cs="Times New Roman"/>
               <w:szCs w:val="24"/>
             </w:rPr>
             <w:fldChar w:fldCharType="begin"/>
           </w:r>
           <w:r>
             <w:rPr>
-              <w:rFonts w:ascii="Times New Roman" w:eastAsia="Times New Roman" w:hAnsi="Times New Roman" w:cs="Times New Roman"/>
-              <w:szCs w:val="24"/>
-            </w:rPr>
-            <w:instrText xml:space="preserve"> HYPERLINK \l _Toc30136 </w:instrText>
-          </w:r>
-          <w:r>
-            <w:rPr>
-              <w:rFonts w:ascii="Times New Roman" w:eastAsia="Times New Roman" w:hAnsi="Times New Roman" w:cs="Times New Roman"/>
+              <w:rFonts w:ascii="Times New Roman" w:hAnsi="Times New Roman" w:eastAsia="Times New Roman" w:cs="Times New Roman"/>
+              <w:szCs w:val="24"/>
+            </w:rPr>
+            <w:instrText xml:space="preserve"> HYPERLINK \l _Toc4907 </w:instrText>
+          </w:r>
+          <w:r>
+            <w:rPr>
+              <w:rFonts w:ascii="Times New Roman" w:hAnsi="Times New Roman" w:eastAsia="Times New Roman" w:cs="Times New Roman"/>
               <w:szCs w:val="24"/>
             </w:rPr>
             <w:fldChar w:fldCharType="separate"/>
@@ -1630,10 +1655,10 @@
             <w:rPr>
               <w:rFonts w:hint="default"/>
             </w:rPr>
-            <w:t xml:space="preserve">6.3. </w:t>
-          </w:r>
-          <w:r>
-            <w:t>设定目标</w:t>
+            <w:t xml:space="preserve">6.2. </w:t>
+          </w:r>
+          <w:r>
+            <w:t>确定服务能力基准</w:t>
           </w:r>
           <w:r>
             <w:tab/>
@@ -1642,7 +1667,7 @@
             <w:fldChar w:fldCharType="begin"/>
           </w:r>
           <w:r>
-            <w:instrText xml:space="preserve"> PAGEREF _Toc30136 \h </w:instrText>
+            <w:instrText xml:space="preserve"> PAGEREF _Toc4907 \h </w:instrText>
           </w:r>
           <w:r>
             <w:fldChar w:fldCharType="separate"/>
@@ -1655,7 +1680,7 @@
           </w:r>
           <w:r>
             <w:rPr>
-              <w:rFonts w:ascii="Times New Roman" w:eastAsia="Times New Roman" w:hAnsi="Times New Roman" w:cs="Times New Roman"/>
+              <w:rFonts w:ascii="Times New Roman" w:hAnsi="Times New Roman" w:eastAsia="Times New Roman" w:cs="Times New Roman"/>
               <w:szCs w:val="24"/>
             </w:rPr>
             <w:fldChar w:fldCharType="end"/>
@@ -1663,28 +1688,28 @@
         </w:p>
         <w:p>
           <w:pPr>
-            <w:pStyle w:val="TOC2"/>
+            <w:pStyle w:val="17"/>
             <w:tabs>
               <w:tab w:val="right" w:leader="dot" w:pos="8497"/>
             </w:tabs>
           </w:pPr>
           <w:r>
             <w:rPr>
-              <w:rFonts w:ascii="Times New Roman" w:eastAsia="Times New Roman" w:hAnsi="Times New Roman" w:cs="Times New Roman"/>
+              <w:rFonts w:ascii="Times New Roman" w:hAnsi="Times New Roman" w:eastAsia="Times New Roman" w:cs="Times New Roman"/>
               <w:szCs w:val="24"/>
             </w:rPr>
             <w:fldChar w:fldCharType="begin"/>
           </w:r>
           <w:r>
             <w:rPr>
-              <w:rFonts w:ascii="Times New Roman" w:eastAsia="Times New Roman" w:hAnsi="Times New Roman" w:cs="Times New Roman"/>
-              <w:szCs w:val="24"/>
-            </w:rPr>
-            <w:instrText xml:space="preserve"> HYPERLINK \l _Toc26381 </w:instrText>
-          </w:r>
-          <w:r>
-            <w:rPr>
-              <w:rFonts w:ascii="Times New Roman" w:eastAsia="Times New Roman" w:hAnsi="Times New Roman" w:cs="Times New Roman"/>
+              <w:rFonts w:ascii="Times New Roman" w:hAnsi="Times New Roman" w:eastAsia="Times New Roman" w:cs="Times New Roman"/>
+              <w:szCs w:val="24"/>
+            </w:rPr>
+            <w:instrText xml:space="preserve"> HYPERLINK \l _Toc8845 </w:instrText>
+          </w:r>
+          <w:r>
+            <w:rPr>
+              <w:rFonts w:ascii="Times New Roman" w:hAnsi="Times New Roman" w:eastAsia="Times New Roman" w:cs="Times New Roman"/>
               <w:szCs w:val="24"/>
             </w:rPr>
             <w:fldChar w:fldCharType="separate"/>
@@ -1693,10 +1718,10 @@
             <w:rPr>
               <w:rFonts w:hint="default"/>
             </w:rPr>
-            <w:t xml:space="preserve">6.4. </w:t>
-          </w:r>
-          <w:r>
-            <w:t>收集指标数据改进</w:t>
+            <w:t xml:space="preserve">6.3. </w:t>
+          </w:r>
+          <w:r>
+            <w:t>设定目标</w:t>
           </w:r>
           <w:r>
             <w:tab/>
@@ -1705,7 +1730,7 @@
             <w:fldChar w:fldCharType="begin"/>
           </w:r>
           <w:r>
-            <w:instrText xml:space="preserve"> PAGEREF _Toc26381 \h </w:instrText>
+            <w:instrText xml:space="preserve"> PAGEREF _Toc8845 \h </w:instrText>
           </w:r>
           <w:r>
             <w:fldChar w:fldCharType="separate"/>
@@ -1718,7 +1743,7 @@
           </w:r>
           <w:r>
             <w:rPr>
-              <w:rFonts w:ascii="Times New Roman" w:eastAsia="Times New Roman" w:hAnsi="Times New Roman" w:cs="Times New Roman"/>
+              <w:rFonts w:ascii="Times New Roman" w:hAnsi="Times New Roman" w:eastAsia="Times New Roman" w:cs="Times New Roman"/>
               <w:szCs w:val="24"/>
             </w:rPr>
             <w:fldChar w:fldCharType="end"/>
@@ -1726,28 +1751,28 @@
         </w:p>
         <w:p>
           <w:pPr>
-            <w:pStyle w:val="TOC2"/>
+            <w:pStyle w:val="17"/>
             <w:tabs>
               <w:tab w:val="right" w:leader="dot" w:pos="8497"/>
             </w:tabs>
           </w:pPr>
           <w:r>
             <w:rPr>
-              <w:rFonts w:ascii="Times New Roman" w:eastAsia="Times New Roman" w:hAnsi="Times New Roman" w:cs="Times New Roman"/>
+              <w:rFonts w:ascii="Times New Roman" w:hAnsi="Times New Roman" w:eastAsia="Times New Roman" w:cs="Times New Roman"/>
               <w:szCs w:val="24"/>
             </w:rPr>
             <w:fldChar w:fldCharType="begin"/>
           </w:r>
           <w:r>
             <w:rPr>
-              <w:rFonts w:ascii="Times New Roman" w:eastAsia="Times New Roman" w:hAnsi="Times New Roman" w:cs="Times New Roman"/>
-              <w:szCs w:val="24"/>
-            </w:rPr>
-            <w:instrText xml:space="preserve"> HYPERLINK \l _Toc16814 </w:instrText>
-          </w:r>
-          <w:r>
-            <w:rPr>
-              <w:rFonts w:ascii="Times New Roman" w:eastAsia="Times New Roman" w:hAnsi="Times New Roman" w:cs="Times New Roman"/>
+              <w:rFonts w:ascii="Times New Roman" w:hAnsi="Times New Roman" w:eastAsia="Times New Roman" w:cs="Times New Roman"/>
+              <w:szCs w:val="24"/>
+            </w:rPr>
+            <w:instrText xml:space="preserve"> HYPERLINK \l _Toc16553 </w:instrText>
+          </w:r>
+          <w:r>
+            <w:rPr>
+              <w:rFonts w:ascii="Times New Roman" w:hAnsi="Times New Roman" w:eastAsia="Times New Roman" w:cs="Times New Roman"/>
               <w:szCs w:val="24"/>
             </w:rPr>
             <w:fldChar w:fldCharType="separate"/>
@@ -1756,10 +1781,10 @@
             <w:rPr>
               <w:rFonts w:hint="default"/>
             </w:rPr>
-            <w:t xml:space="preserve">6.5. </w:t>
-          </w:r>
-          <w:r>
-            <w:t>分析能力数据</w:t>
+            <w:t xml:space="preserve">6.4. </w:t>
+          </w:r>
+          <w:r>
+            <w:t>收集指标数据改进</w:t>
           </w:r>
           <w:r>
             <w:tab/>
@@ -1768,7 +1793,7 @@
             <w:fldChar w:fldCharType="begin"/>
           </w:r>
           <w:r>
-            <w:instrText xml:space="preserve"> PAGEREF _Toc16814 \h </w:instrText>
+            <w:instrText xml:space="preserve"> PAGEREF _Toc16553 \h </w:instrText>
           </w:r>
           <w:r>
             <w:fldChar w:fldCharType="separate"/>
@@ -1781,7 +1806,7 @@
           </w:r>
           <w:r>
             <w:rPr>
-              <w:rFonts w:ascii="Times New Roman" w:eastAsia="Times New Roman" w:hAnsi="Times New Roman" w:cs="Times New Roman"/>
+              <w:rFonts w:ascii="Times New Roman" w:hAnsi="Times New Roman" w:eastAsia="Times New Roman" w:cs="Times New Roman"/>
               <w:szCs w:val="24"/>
             </w:rPr>
             <w:fldChar w:fldCharType="end"/>
@@ -1789,28 +1814,28 @@
         </w:p>
         <w:p>
           <w:pPr>
-            <w:pStyle w:val="TOC2"/>
+            <w:pStyle w:val="17"/>
             <w:tabs>
               <w:tab w:val="right" w:leader="dot" w:pos="8497"/>
             </w:tabs>
           </w:pPr>
           <w:r>
             <w:rPr>
-              <w:rFonts w:ascii="Times New Roman" w:eastAsia="Times New Roman" w:hAnsi="Times New Roman" w:cs="Times New Roman"/>
+              <w:rFonts w:ascii="Times New Roman" w:hAnsi="Times New Roman" w:eastAsia="Times New Roman" w:cs="Times New Roman"/>
               <w:szCs w:val="24"/>
             </w:rPr>
             <w:fldChar w:fldCharType="begin"/>
           </w:r>
           <w:r>
             <w:rPr>
-              <w:rFonts w:ascii="Times New Roman" w:eastAsia="Times New Roman" w:hAnsi="Times New Roman" w:cs="Times New Roman"/>
-              <w:szCs w:val="24"/>
-            </w:rPr>
-            <w:instrText xml:space="preserve"> HYPERLINK \l _Toc3679 </w:instrText>
-          </w:r>
-          <w:r>
-            <w:rPr>
-              <w:rFonts w:ascii="Times New Roman" w:eastAsia="Times New Roman" w:hAnsi="Times New Roman" w:cs="Times New Roman"/>
+              <w:rFonts w:ascii="Times New Roman" w:hAnsi="Times New Roman" w:eastAsia="Times New Roman" w:cs="Times New Roman"/>
+              <w:szCs w:val="24"/>
+            </w:rPr>
+            <w:instrText xml:space="preserve"> HYPERLINK \l _Toc13822 </w:instrText>
+          </w:r>
+          <w:r>
+            <w:rPr>
+              <w:rFonts w:ascii="Times New Roman" w:hAnsi="Times New Roman" w:eastAsia="Times New Roman" w:cs="Times New Roman"/>
               <w:szCs w:val="24"/>
             </w:rPr>
             <w:fldChar w:fldCharType="separate"/>
@@ -1819,10 +1844,10 @@
             <w:rPr>
               <w:rFonts w:hint="default"/>
             </w:rPr>
-            <w:t xml:space="preserve">6.6. </w:t>
-          </w:r>
-          <w:r>
-            <w:t>识别差距</w:t>
+            <w:t xml:space="preserve">6.5. </w:t>
+          </w:r>
+          <w:r>
+            <w:t>分析能力数据</w:t>
           </w:r>
           <w:r>
             <w:tab/>
@@ -1831,20 +1856,20 @@
             <w:fldChar w:fldCharType="begin"/>
           </w:r>
           <w:r>
-            <w:instrText xml:space="preserve"> PAGEREF _Toc3679 \h </w:instrText>
+            <w:instrText xml:space="preserve"> PAGEREF _Toc13822 \h </w:instrText>
           </w:r>
           <w:r>
             <w:fldChar w:fldCharType="separate"/>
           </w:r>
           <w:r>
-            <w:t>6</w:t>
+            <w:t>5</w:t>
           </w:r>
           <w:r>
             <w:fldChar w:fldCharType="end"/>
           </w:r>
           <w:r>
             <w:rPr>
-              <w:rFonts w:ascii="Times New Roman" w:eastAsia="Times New Roman" w:hAnsi="Times New Roman" w:cs="Times New Roman"/>
+              <w:rFonts w:ascii="Times New Roman" w:hAnsi="Times New Roman" w:eastAsia="Times New Roman" w:cs="Times New Roman"/>
               <w:szCs w:val="24"/>
             </w:rPr>
             <w:fldChar w:fldCharType="end"/>
@@ -1852,28 +1877,28 @@
         </w:p>
         <w:p>
           <w:pPr>
-            <w:pStyle w:val="TOC2"/>
+            <w:pStyle w:val="17"/>
             <w:tabs>
               <w:tab w:val="right" w:leader="dot" w:pos="8497"/>
             </w:tabs>
           </w:pPr>
           <w:r>
             <w:rPr>
-              <w:rFonts w:ascii="Times New Roman" w:eastAsia="Times New Roman" w:hAnsi="Times New Roman" w:cs="Times New Roman"/>
+              <w:rFonts w:ascii="Times New Roman" w:hAnsi="Times New Roman" w:eastAsia="Times New Roman" w:cs="Times New Roman"/>
               <w:szCs w:val="24"/>
             </w:rPr>
             <w:fldChar w:fldCharType="begin"/>
           </w:r>
           <w:r>
             <w:rPr>
-              <w:rFonts w:ascii="Times New Roman" w:eastAsia="Times New Roman" w:hAnsi="Times New Roman" w:cs="Times New Roman"/>
-              <w:szCs w:val="24"/>
-            </w:rPr>
-            <w:instrText xml:space="preserve"> HYPERLINK \l _Toc6470 </w:instrText>
-          </w:r>
-          <w:r>
-            <w:rPr>
-              <w:rFonts w:ascii="Times New Roman" w:eastAsia="Times New Roman" w:hAnsi="Times New Roman" w:cs="Times New Roman"/>
+              <w:rFonts w:ascii="Times New Roman" w:hAnsi="Times New Roman" w:eastAsia="Times New Roman" w:cs="Times New Roman"/>
+              <w:szCs w:val="24"/>
+            </w:rPr>
+            <w:instrText xml:space="preserve"> HYPERLINK \l _Toc2485 </w:instrText>
+          </w:r>
+          <w:r>
+            <w:rPr>
+              <w:rFonts w:ascii="Times New Roman" w:hAnsi="Times New Roman" w:eastAsia="Times New Roman" w:cs="Times New Roman"/>
               <w:szCs w:val="24"/>
             </w:rPr>
             <w:fldChar w:fldCharType="separate"/>
@@ -1882,10 +1907,10 @@
             <w:rPr>
               <w:rFonts w:hint="default"/>
             </w:rPr>
-            <w:t xml:space="preserve">6.7. </w:t>
-          </w:r>
-          <w:r>
-            <w:t>确定服务改进措施</w:t>
+            <w:t xml:space="preserve">6.6. </w:t>
+          </w:r>
+          <w:r>
+            <w:t>识别差距</w:t>
           </w:r>
           <w:r>
             <w:tab/>
@@ -1894,7 +1919,7 @@
             <w:fldChar w:fldCharType="begin"/>
           </w:r>
           <w:r>
-            <w:instrText xml:space="preserve"> PAGEREF _Toc6470 \h </w:instrText>
+            <w:instrText xml:space="preserve"> PAGEREF _Toc2485 \h </w:instrText>
           </w:r>
           <w:r>
             <w:fldChar w:fldCharType="separate"/>
@@ -1907,7 +1932,7 @@
           </w:r>
           <w:r>
             <w:rPr>
-              <w:rFonts w:ascii="Times New Roman" w:eastAsia="Times New Roman" w:hAnsi="Times New Roman" w:cs="Times New Roman"/>
+              <w:rFonts w:ascii="Times New Roman" w:hAnsi="Times New Roman" w:eastAsia="Times New Roman" w:cs="Times New Roman"/>
               <w:szCs w:val="24"/>
             </w:rPr>
             <w:fldChar w:fldCharType="end"/>
@@ -1915,28 +1940,28 @@
         </w:p>
         <w:p>
           <w:pPr>
-            <w:pStyle w:val="TOC2"/>
+            <w:pStyle w:val="17"/>
             <w:tabs>
               <w:tab w:val="right" w:leader="dot" w:pos="8497"/>
             </w:tabs>
           </w:pPr>
           <w:r>
             <w:rPr>
-              <w:rFonts w:ascii="Times New Roman" w:eastAsia="Times New Roman" w:hAnsi="Times New Roman" w:cs="Times New Roman"/>
+              <w:rFonts w:ascii="Times New Roman" w:hAnsi="Times New Roman" w:eastAsia="Times New Roman" w:cs="Times New Roman"/>
               <w:szCs w:val="24"/>
             </w:rPr>
             <w:fldChar w:fldCharType="begin"/>
           </w:r>
           <w:r>
             <w:rPr>
-              <w:rFonts w:ascii="Times New Roman" w:eastAsia="Times New Roman" w:hAnsi="Times New Roman" w:cs="Times New Roman"/>
-              <w:szCs w:val="24"/>
-            </w:rPr>
-            <w:instrText xml:space="preserve"> HYPERLINK \l _Toc20882 </w:instrText>
-          </w:r>
-          <w:r>
-            <w:rPr>
-              <w:rFonts w:ascii="Times New Roman" w:eastAsia="Times New Roman" w:hAnsi="Times New Roman" w:cs="Times New Roman"/>
+              <w:rFonts w:ascii="Times New Roman" w:hAnsi="Times New Roman" w:eastAsia="Times New Roman" w:cs="Times New Roman"/>
+              <w:szCs w:val="24"/>
+            </w:rPr>
+            <w:instrText xml:space="preserve"> HYPERLINK \l _Toc19295 </w:instrText>
+          </w:r>
+          <w:r>
+            <w:rPr>
+              <w:rFonts w:ascii="Times New Roman" w:hAnsi="Times New Roman" w:eastAsia="Times New Roman" w:cs="Times New Roman"/>
               <w:szCs w:val="24"/>
             </w:rPr>
             <w:fldChar w:fldCharType="separate"/>
@@ -1945,10 +1970,10 @@
             <w:rPr>
               <w:rFonts w:hint="default"/>
             </w:rPr>
-            <w:t xml:space="preserve">6.8. </w:t>
-          </w:r>
-          <w:r>
-            <w:t>服务改进实施</w:t>
+            <w:t xml:space="preserve">6.7. </w:t>
+          </w:r>
+          <w:r>
+            <w:t>确定服务改进措施</w:t>
           </w:r>
           <w:r>
             <w:tab/>
@@ -1957,7 +1982,7 @@
             <w:fldChar w:fldCharType="begin"/>
           </w:r>
           <w:r>
-            <w:instrText xml:space="preserve"> PAGEREF _Toc20882 \h </w:instrText>
+            <w:instrText xml:space="preserve"> PAGEREF _Toc19295 \h </w:instrText>
           </w:r>
           <w:r>
             <w:fldChar w:fldCharType="separate"/>
@@ -1970,7 +1995,7 @@
           </w:r>
           <w:r>
             <w:rPr>
-              <w:rFonts w:ascii="Times New Roman" w:eastAsia="Times New Roman" w:hAnsi="Times New Roman" w:cs="Times New Roman"/>
+              <w:rFonts w:ascii="Times New Roman" w:hAnsi="Times New Roman" w:eastAsia="Times New Roman" w:cs="Times New Roman"/>
               <w:szCs w:val="24"/>
             </w:rPr>
             <w:fldChar w:fldCharType="end"/>
@@ -1978,28 +2003,28 @@
         </w:p>
         <w:p>
           <w:pPr>
-            <w:pStyle w:val="TOC2"/>
+            <w:pStyle w:val="17"/>
             <w:tabs>
               <w:tab w:val="right" w:leader="dot" w:pos="8497"/>
             </w:tabs>
           </w:pPr>
           <w:r>
             <w:rPr>
-              <w:rFonts w:ascii="Times New Roman" w:eastAsia="Times New Roman" w:hAnsi="Times New Roman" w:cs="Times New Roman"/>
+              <w:rFonts w:ascii="Times New Roman" w:hAnsi="Times New Roman" w:eastAsia="Times New Roman" w:cs="Times New Roman"/>
               <w:szCs w:val="24"/>
             </w:rPr>
             <w:fldChar w:fldCharType="begin"/>
           </w:r>
           <w:r>
             <w:rPr>
-              <w:rFonts w:ascii="Times New Roman" w:eastAsia="Times New Roman" w:hAnsi="Times New Roman" w:cs="Times New Roman"/>
-              <w:szCs w:val="24"/>
-            </w:rPr>
-            <w:instrText xml:space="preserve"> HYPERLINK \l _Toc23000 </w:instrText>
-          </w:r>
-          <w:r>
-            <w:rPr>
-              <w:rFonts w:ascii="Times New Roman" w:eastAsia="Times New Roman" w:hAnsi="Times New Roman" w:cs="Times New Roman"/>
+              <w:rFonts w:ascii="Times New Roman" w:hAnsi="Times New Roman" w:eastAsia="Times New Roman" w:cs="Times New Roman"/>
+              <w:szCs w:val="24"/>
+            </w:rPr>
+            <w:instrText xml:space="preserve"> HYPERLINK \l _Toc2081 </w:instrText>
+          </w:r>
+          <w:r>
+            <w:rPr>
+              <w:rFonts w:ascii="Times New Roman" w:hAnsi="Times New Roman" w:eastAsia="Times New Roman" w:cs="Times New Roman"/>
               <w:szCs w:val="24"/>
             </w:rPr>
             <w:fldChar w:fldCharType="separate"/>
@@ -2008,10 +2033,10 @@
             <w:rPr>
               <w:rFonts w:hint="default"/>
             </w:rPr>
-            <w:t xml:space="preserve">6.9. </w:t>
-          </w:r>
-          <w:r>
-            <w:t>服务监控</w:t>
+            <w:t xml:space="preserve">6.8. </w:t>
+          </w:r>
+          <w:r>
+            <w:t>服务改进实施</w:t>
           </w:r>
           <w:r>
             <w:tab/>
@@ -2020,7 +2045,7 @@
             <w:fldChar w:fldCharType="begin"/>
           </w:r>
           <w:r>
-            <w:instrText xml:space="preserve"> PAGEREF _Toc23000 \h </w:instrText>
+            <w:instrText xml:space="preserve"> PAGEREF _Toc2081 \h </w:instrText>
           </w:r>
           <w:r>
             <w:fldChar w:fldCharType="separate"/>
@@ -2033,7 +2058,7 @@
           </w:r>
           <w:r>
             <w:rPr>
-              <w:rFonts w:ascii="Times New Roman" w:eastAsia="Times New Roman" w:hAnsi="Times New Roman" w:cs="Times New Roman"/>
+              <w:rFonts w:ascii="Times New Roman" w:hAnsi="Times New Roman" w:eastAsia="Times New Roman" w:cs="Times New Roman"/>
               <w:szCs w:val="24"/>
             </w:rPr>
             <w:fldChar w:fldCharType="end"/>
@@ -2041,28 +2066,28 @@
         </w:p>
         <w:p>
           <w:pPr>
-            <w:pStyle w:val="TOC1"/>
+            <w:pStyle w:val="17"/>
             <w:tabs>
               <w:tab w:val="right" w:leader="dot" w:pos="8497"/>
             </w:tabs>
           </w:pPr>
           <w:r>
             <w:rPr>
-              <w:rFonts w:ascii="Times New Roman" w:eastAsia="Times New Roman" w:hAnsi="Times New Roman" w:cs="Times New Roman"/>
+              <w:rFonts w:ascii="Times New Roman" w:hAnsi="Times New Roman" w:eastAsia="Times New Roman" w:cs="Times New Roman"/>
               <w:szCs w:val="24"/>
             </w:rPr>
             <w:fldChar w:fldCharType="begin"/>
           </w:r>
           <w:r>
             <w:rPr>
-              <w:rFonts w:ascii="Times New Roman" w:eastAsia="Times New Roman" w:hAnsi="Times New Roman" w:cs="Times New Roman"/>
-              <w:szCs w:val="24"/>
-            </w:rPr>
-            <w:instrText xml:space="preserve"> HYPERLINK \l _Toc14578 </w:instrText>
-          </w:r>
-          <w:r>
-            <w:rPr>
-              <w:rFonts w:ascii="Times New Roman" w:eastAsia="Times New Roman" w:hAnsi="Times New Roman" w:cs="Times New Roman"/>
+              <w:rFonts w:ascii="Times New Roman" w:hAnsi="Times New Roman" w:eastAsia="Times New Roman" w:cs="Times New Roman"/>
+              <w:szCs w:val="24"/>
+            </w:rPr>
+            <w:instrText xml:space="preserve"> HYPERLINK \l _Toc25614 </w:instrText>
+          </w:r>
+          <w:r>
+            <w:rPr>
+              <w:rFonts w:ascii="Times New Roman" w:hAnsi="Times New Roman" w:eastAsia="Times New Roman" w:cs="Times New Roman"/>
               <w:szCs w:val="24"/>
             </w:rPr>
             <w:fldChar w:fldCharType="separate"/>
@@ -2071,10 +2096,10 @@
             <w:rPr>
               <w:rFonts w:hint="default"/>
             </w:rPr>
-            <w:t xml:space="preserve">7. </w:t>
-          </w:r>
-          <w:r>
-            <w:t>相关文件</w:t>
+            <w:t xml:space="preserve">6.9. </w:t>
+          </w:r>
+          <w:r>
+            <w:t>服务监控</w:t>
           </w:r>
           <w:r>
             <w:tab/>
@@ -2083,7 +2108,7 @@
             <w:fldChar w:fldCharType="begin"/>
           </w:r>
           <w:r>
-            <w:instrText xml:space="preserve"> PAGEREF _Toc14578 \h </w:instrText>
+            <w:instrText xml:space="preserve"> PAGEREF _Toc25614 \h </w:instrText>
           </w:r>
           <w:r>
             <w:fldChar w:fldCharType="separate"/>
@@ -2096,7 +2121,7 @@
           </w:r>
           <w:r>
             <w:rPr>
-              <w:rFonts w:ascii="Times New Roman" w:eastAsia="Times New Roman" w:hAnsi="Times New Roman" w:cs="Times New Roman"/>
+              <w:rFonts w:ascii="Times New Roman" w:hAnsi="Times New Roman" w:eastAsia="Times New Roman" w:cs="Times New Roman"/>
               <w:szCs w:val="24"/>
             </w:rPr>
             <w:fldChar w:fldCharType="end"/>
@@ -2104,28 +2129,28 @@
         </w:p>
         <w:p>
           <w:pPr>
-            <w:pStyle w:val="TOC1"/>
+            <w:pStyle w:val="16"/>
             <w:tabs>
               <w:tab w:val="right" w:leader="dot" w:pos="8497"/>
             </w:tabs>
           </w:pPr>
           <w:r>
             <w:rPr>
-              <w:rFonts w:ascii="Times New Roman" w:eastAsia="Times New Roman" w:hAnsi="Times New Roman" w:cs="Times New Roman"/>
+              <w:rFonts w:ascii="Times New Roman" w:hAnsi="Times New Roman" w:eastAsia="Times New Roman" w:cs="Times New Roman"/>
               <w:szCs w:val="24"/>
             </w:rPr>
             <w:fldChar w:fldCharType="begin"/>
           </w:r>
           <w:r>
             <w:rPr>
-              <w:rFonts w:ascii="Times New Roman" w:eastAsia="Times New Roman" w:hAnsi="Times New Roman" w:cs="Times New Roman"/>
-              <w:szCs w:val="24"/>
-            </w:rPr>
-            <w:instrText xml:space="preserve"> HYPERLINK \l _Toc20881 </w:instrText>
-          </w:r>
-          <w:r>
-            <w:rPr>
-              <w:rFonts w:ascii="Times New Roman" w:eastAsia="Times New Roman" w:hAnsi="Times New Roman" w:cs="Times New Roman"/>
+              <w:rFonts w:ascii="Times New Roman" w:hAnsi="Times New Roman" w:eastAsia="Times New Roman" w:cs="Times New Roman"/>
+              <w:szCs w:val="24"/>
+            </w:rPr>
+            <w:instrText xml:space="preserve"> HYPERLINK \l _Toc4957 </w:instrText>
+          </w:r>
+          <w:r>
+            <w:rPr>
+              <w:rFonts w:ascii="Times New Roman" w:hAnsi="Times New Roman" w:eastAsia="Times New Roman" w:cs="Times New Roman"/>
               <w:szCs w:val="24"/>
             </w:rPr>
             <w:fldChar w:fldCharType="separate"/>
@@ -2134,6 +2159,69 @@
             <w:rPr>
               <w:rFonts w:hint="default"/>
             </w:rPr>
+            <w:t xml:space="preserve">7. </w:t>
+          </w:r>
+          <w:r>
+            <w:t>相关文件</w:t>
+          </w:r>
+          <w:r>
+            <w:tab/>
+          </w:r>
+          <w:r>
+            <w:fldChar w:fldCharType="begin"/>
+          </w:r>
+          <w:r>
+            <w:instrText xml:space="preserve"> PAGEREF _Toc4957 \h </w:instrText>
+          </w:r>
+          <w:r>
+            <w:fldChar w:fldCharType="separate"/>
+          </w:r>
+          <w:r>
+            <w:t>6</w:t>
+          </w:r>
+          <w:r>
+            <w:fldChar w:fldCharType="end"/>
+          </w:r>
+          <w:r>
+            <w:rPr>
+              <w:rFonts w:ascii="Times New Roman" w:hAnsi="Times New Roman" w:eastAsia="Times New Roman" w:cs="Times New Roman"/>
+              <w:szCs w:val="24"/>
+            </w:rPr>
+            <w:fldChar w:fldCharType="end"/>
+          </w:r>
+        </w:p>
+        <w:p>
+          <w:pPr>
+            <w:pStyle w:val="16"/>
+            <w:tabs>
+              <w:tab w:val="right" w:leader="dot" w:pos="8497"/>
+            </w:tabs>
+          </w:pPr>
+          <w:r>
+            <w:rPr>
+              <w:rFonts w:ascii="Times New Roman" w:hAnsi="Times New Roman" w:eastAsia="Times New Roman" w:cs="Times New Roman"/>
+              <w:szCs w:val="24"/>
+            </w:rPr>
+            <w:fldChar w:fldCharType="begin"/>
+          </w:r>
+          <w:r>
+            <w:rPr>
+              <w:rFonts w:ascii="Times New Roman" w:hAnsi="Times New Roman" w:eastAsia="Times New Roman" w:cs="Times New Roman"/>
+              <w:szCs w:val="24"/>
+            </w:rPr>
+            <w:instrText xml:space="preserve"> HYPERLINK \l _Toc3864 </w:instrText>
+          </w:r>
+          <w:r>
+            <w:rPr>
+              <w:rFonts w:ascii="Times New Roman" w:hAnsi="Times New Roman" w:eastAsia="Times New Roman" w:cs="Times New Roman"/>
+              <w:szCs w:val="24"/>
+            </w:rPr>
+            <w:fldChar w:fldCharType="separate"/>
+          </w:r>
+          <w:r>
+            <w:rPr>
+              <w:rFonts w:hint="default"/>
+            </w:rPr>
             <w:t xml:space="preserve">8. </w:t>
           </w:r>
           <w:r>
@@ -2146,7 +2234,7 @@
             <w:fldChar w:fldCharType="begin"/>
           </w:r>
           <w:r>
-            <w:instrText xml:space="preserve"> PAGEREF _Toc20881 \h </w:instrText>
+            <w:instrText xml:space="preserve"> PAGEREF _Toc3864 \h </w:instrText>
           </w:r>
           <w:r>
             <w:fldChar w:fldCharType="separate"/>
@@ -2159,7 +2247,7 @@
           </w:r>
           <w:r>
             <w:rPr>
-              <w:rFonts w:ascii="Times New Roman" w:eastAsia="Times New Roman" w:hAnsi="Times New Roman" w:cs="Times New Roman"/>
+              <w:rFonts w:ascii="Times New Roman" w:hAnsi="Times New Roman" w:eastAsia="Times New Roman" w:cs="Times New Roman"/>
               <w:szCs w:val="24"/>
             </w:rPr>
             <w:fldChar w:fldCharType="end"/>
@@ -2169,7 +2257,7 @@
           <w:pPr>
             <w:spacing w:line="219" w:lineRule="auto"/>
             <w:rPr>
-              <w:rFonts w:ascii="Times New Roman" w:eastAsia="Times New Roman" w:hAnsi="Times New Roman" w:cs="Times New Roman"/>
+              <w:rFonts w:ascii="Times New Roman" w:hAnsi="Times New Roman" w:eastAsia="Times New Roman" w:cs="Times New Roman"/>
               <w:snapToGrid w:val="0"/>
               <w:color w:val="000000"/>
               <w:kern w:val="0"/>
@@ -2180,7 +2268,7 @@
           </w:pPr>
           <w:r>
             <w:rPr>
-              <w:rFonts w:ascii="Times New Roman" w:eastAsia="Times New Roman" w:hAnsi="Times New Roman" w:cs="Times New Roman"/>
+              <w:rFonts w:ascii="Times New Roman" w:hAnsi="Times New Roman" w:eastAsia="Times New Roman" w:cs="Times New Roman"/>
               <w:szCs w:val="24"/>
             </w:rPr>
             <w:fldChar w:fldCharType="end"/>
@@ -2192,7 +2280,7 @@
       <w:pPr>
         <w:spacing w:line="219" w:lineRule="auto"/>
         <w:rPr>
-          <w:rFonts w:ascii="Times New Roman" w:eastAsia="Times New Roman" w:hAnsi="Times New Roman" w:cs="Times New Roman"/>
+          <w:rFonts w:ascii="Times New Roman" w:hAnsi="Times New Roman" w:eastAsia="Times New Roman" w:cs="Times New Roman"/>
           <w:snapToGrid w:val="0"/>
           <w:color w:val="000000"/>
           <w:kern w:val="0"/>
@@ -2203,16 +2291,16 @@
         <w:sectPr>
           <w:pgSz w:w="11906" w:h="16839"/>
           <w:pgMar w:top="1431" w:right="1700" w:bottom="0" w:left="1709" w:header="0" w:footer="0" w:gutter="0"/>
-          <w:cols w:num="1" w:space="720"/>
+          <w:cols w:space="720" w:num="1"/>
         </w:sectPr>
       </w:pPr>
     </w:p>
     <w:p>
       <w:pPr>
-        <w:pStyle w:val="1"/>
+        <w:pStyle w:val="26"/>
         <w:bidi w:val="0"/>
       </w:pPr>
-      <w:bookmarkStart w:id="3" w:name="_Toc22539"/>
+      <w:bookmarkStart w:id="3" w:name="_Toc28093"/>
       <w:r>
         <w:t>目的</w:t>
       </w:r>
@@ -2234,17 +2322,17 @@
         <w:adjustRightInd w:val="0"/>
         <w:snapToGrid w:val="0"/>
         <w:spacing w:line="360" w:lineRule="auto"/>
-        <w:ind w:left="0" w:right="0" w:firstLine="420" w:firstLineChars="200"/>
+        <w:ind w:left="0" w:right="0" w:firstLine="476" w:firstLineChars="200"/>
         <w:textAlignment w:val="baseline"/>
         <w:rPr>
-          <w:rFonts w:ascii="宋体" w:eastAsia="宋体" w:hAnsi="宋体" w:cs="宋体"/>
-          <w:sz w:val="24"/>
-          <w:szCs w:val="24"/>
-        </w:rPr>
-      </w:pPr>
-      <w:r>
-        <w:rPr>
-          <w:rFonts w:ascii="宋体" w:eastAsia="宋体" w:hAnsi="宋体" w:cs="宋体"/>
+          <w:rFonts w:ascii="宋体" w:hAnsi="宋体" w:eastAsia="宋体" w:cs="宋体"/>
+          <w:sz w:val="24"/>
+          <w:szCs w:val="24"/>
+        </w:rPr>
+      </w:pPr>
+      <w:r>
+        <w:rPr>
+          <w:rFonts w:ascii="宋体" w:hAnsi="宋体" w:eastAsia="宋体" w:cs="宋体"/>
           <w:spacing w:val="-1"/>
           <w:sz w:val="24"/>
           <w:szCs w:val="24"/>
@@ -2253,7 +2341,7 @@
       </w:r>
       <w:r>
         <w:rPr>
-          <w:rFonts w:ascii="宋体" w:eastAsia="宋体" w:hAnsi="宋体" w:cs="宋体"/>
+          <w:rFonts w:ascii="宋体" w:hAnsi="宋体" w:eastAsia="宋体" w:cs="宋体"/>
           <w:spacing w:val="-9"/>
           <w:sz w:val="24"/>
           <w:szCs w:val="24"/>
@@ -2281,17 +2369,17 @@
         <w:adjustRightInd w:val="0"/>
         <w:snapToGrid w:val="0"/>
         <w:spacing w:line="360" w:lineRule="auto"/>
-        <w:ind w:left="425" w:right="0" w:hanging="425" w:leftChars="0" w:firstLineChars="0"/>
+        <w:ind w:left="425" w:leftChars="0" w:right="0" w:hanging="425" w:firstLineChars="0"/>
         <w:textAlignment w:val="baseline"/>
         <w:rPr>
-          <w:rFonts w:ascii="宋体" w:eastAsia="宋体" w:hAnsi="宋体" w:cs="宋体"/>
-          <w:sz w:val="24"/>
-          <w:szCs w:val="24"/>
-        </w:rPr>
-      </w:pPr>
-      <w:r>
-        <w:rPr>
-          <w:rFonts w:ascii="宋体" w:eastAsia="宋体" w:hAnsi="宋体" w:cs="宋体"/>
+          <w:rFonts w:ascii="宋体" w:hAnsi="宋体" w:eastAsia="宋体" w:cs="宋体"/>
+          <w:sz w:val="24"/>
+          <w:szCs w:val="24"/>
+        </w:rPr>
+      </w:pPr>
+      <w:r>
+        <w:rPr>
+          <w:rFonts w:ascii="宋体" w:hAnsi="宋体" w:eastAsia="宋体" w:cs="宋体"/>
           <w:spacing w:val="-1"/>
           <w:sz w:val="24"/>
           <w:szCs w:val="24"/>
@@ -2300,7 +2388,7 @@
       </w:r>
       <w:r>
         <w:rPr>
-          <w:rFonts w:ascii="宋体" w:eastAsia="宋体" w:hAnsi="宋体" w:cs="宋体"/>
+          <w:rFonts w:ascii="宋体" w:hAnsi="宋体" w:eastAsia="宋体" w:cs="宋体"/>
           <w:spacing w:val="-2"/>
           <w:sz w:val="24"/>
           <w:szCs w:val="24"/>
@@ -2309,30 +2397,12 @@
       </w:r>
       <w:r>
         <w:rPr>
-          <w:rFonts w:ascii="宋体" w:eastAsia="宋体" w:hAnsi="宋体" w:cs="宋体"/>
+          <w:rFonts w:ascii="宋体" w:hAnsi="宋体" w:eastAsia="宋体" w:cs="宋体"/>
           <w:spacing w:val="-10"/>
           <w:sz w:val="24"/>
           <w:szCs w:val="24"/>
         </w:rPr>
-        <w:t>距</w:t>
-      </w:r>
-      <w:r>
-        <w:rPr>
-          <w:rFonts w:ascii="宋体" w:eastAsia="宋体" w:hAnsi="宋体" w:cs="宋体"/>
-          <w:spacing w:val="16"/>
-          <w:sz w:val="24"/>
-          <w:szCs w:val="24"/>
-        </w:rPr>
-        <w:t xml:space="preserve"> </w:t>
-      </w:r>
-      <w:r>
-        <w:rPr>
-          <w:rFonts w:ascii="宋体" w:eastAsia="宋体" w:hAnsi="宋体" w:cs="宋体"/>
-          <w:spacing w:val="-10"/>
-          <w:sz w:val="24"/>
-          <w:szCs w:val="24"/>
-        </w:rPr>
-        <w:t>并进行改进；</w:t>
+        <w:t>距并进行改进；</w:t>
       </w:r>
     </w:p>
     <w:p>
@@ -2355,17 +2425,17 @@
         <w:adjustRightInd w:val="0"/>
         <w:snapToGrid w:val="0"/>
         <w:spacing w:line="360" w:lineRule="auto"/>
-        <w:ind w:left="425" w:right="0" w:hanging="425" w:leftChars="0" w:firstLineChars="0"/>
+        <w:ind w:left="425" w:leftChars="0" w:right="0" w:hanging="425" w:firstLineChars="0"/>
         <w:textAlignment w:val="baseline"/>
         <w:rPr>
-          <w:rFonts w:ascii="宋体" w:eastAsia="宋体" w:hAnsi="宋体" w:cs="宋体"/>
-          <w:sz w:val="24"/>
-          <w:szCs w:val="24"/>
-        </w:rPr>
-      </w:pPr>
-      <w:r>
-        <w:rPr>
-          <w:rFonts w:ascii="宋体" w:eastAsia="宋体" w:hAnsi="宋体" w:cs="宋体"/>
+          <w:rFonts w:ascii="宋体" w:hAnsi="宋体" w:eastAsia="宋体" w:cs="宋体"/>
+          <w:sz w:val="24"/>
+          <w:szCs w:val="24"/>
+        </w:rPr>
+      </w:pPr>
+      <w:r>
+        <w:rPr>
+          <w:rFonts w:ascii="宋体" w:hAnsi="宋体" w:eastAsia="宋体" w:cs="宋体"/>
           <w:spacing w:val="-1"/>
           <w:sz w:val="24"/>
           <w:szCs w:val="24"/>
@@ -2374,7 +2444,7 @@
       </w:r>
       <w:r>
         <w:rPr>
-          <w:rFonts w:ascii="宋体" w:eastAsia="宋体" w:hAnsi="宋体" w:cs="宋体"/>
+          <w:rFonts w:ascii="宋体" w:hAnsi="宋体" w:eastAsia="宋体" w:cs="宋体"/>
           <w:spacing w:val="-6"/>
           <w:sz w:val="24"/>
           <w:szCs w:val="24"/>
@@ -2402,17 +2472,17 @@
         <w:adjustRightInd w:val="0"/>
         <w:snapToGrid w:val="0"/>
         <w:spacing w:line="360" w:lineRule="auto"/>
-        <w:ind w:left="425" w:right="0" w:hanging="425" w:leftChars="0" w:firstLineChars="0"/>
+        <w:ind w:left="425" w:leftChars="0" w:right="0" w:hanging="425" w:firstLineChars="0"/>
         <w:textAlignment w:val="baseline"/>
         <w:rPr>
-          <w:rFonts w:ascii="宋体" w:eastAsia="宋体" w:hAnsi="宋体" w:cs="宋体"/>
-          <w:sz w:val="24"/>
-          <w:szCs w:val="24"/>
-        </w:rPr>
-      </w:pPr>
-      <w:r>
-        <w:rPr>
-          <w:rFonts w:ascii="宋体" w:eastAsia="宋体" w:hAnsi="宋体" w:cs="宋体"/>
+          <w:rFonts w:ascii="宋体" w:hAnsi="宋体" w:eastAsia="宋体" w:cs="宋体"/>
+          <w:sz w:val="24"/>
+          <w:szCs w:val="24"/>
+        </w:rPr>
+      </w:pPr>
+      <w:r>
+        <w:rPr>
+          <w:rFonts w:ascii="宋体" w:hAnsi="宋体" w:eastAsia="宋体" w:cs="宋体"/>
           <w:spacing w:val="-1"/>
           <w:sz w:val="24"/>
           <w:szCs w:val="24"/>
@@ -2421,7 +2491,7 @@
       </w:r>
       <w:r>
         <w:rPr>
-          <w:rFonts w:ascii="宋体" w:eastAsia="宋体" w:hAnsi="宋体" w:cs="宋体"/>
+          <w:rFonts w:ascii="宋体" w:hAnsi="宋体" w:eastAsia="宋体" w:cs="宋体"/>
           <w:spacing w:val="-3"/>
           <w:sz w:val="24"/>
           <w:szCs w:val="24"/>
@@ -2431,10 +2501,10 @@
     </w:p>
     <w:p>
       <w:pPr>
-        <w:pStyle w:val="1"/>
+        <w:pStyle w:val="26"/>
         <w:bidi w:val="0"/>
       </w:pPr>
-      <w:bookmarkStart w:id="4" w:name="_Toc7806"/>
+      <w:bookmarkStart w:id="4" w:name="_Toc19892"/>
       <w:r>
         <w:t>适用范围</w:t>
       </w:r>
@@ -2456,10 +2526,10 @@
         <w:adjustRightInd w:val="0"/>
         <w:snapToGrid w:val="0"/>
         <w:spacing w:line="360" w:lineRule="auto"/>
-        <w:ind w:left="0" w:right="0" w:firstLine="420" w:firstLineChars="200"/>
+        <w:ind w:left="0" w:right="0" w:firstLine="476" w:firstLineChars="200"/>
         <w:textAlignment w:val="baseline"/>
         <w:rPr>
-          <w:rFonts w:ascii="宋体" w:eastAsia="宋体" w:hAnsi="宋体" w:cs="宋体"/>
+          <w:rFonts w:ascii="宋体" w:hAnsi="宋体" w:eastAsia="宋体" w:cs="宋体"/>
           <w:spacing w:val="-1"/>
           <w:sz w:val="24"/>
           <w:szCs w:val="24"/>
@@ -2467,7 +2537,7 @@
       </w:pPr>
       <w:r>
         <w:rPr>
-          <w:rFonts w:ascii="宋体" w:eastAsia="宋体" w:hAnsi="宋体" w:cs="宋体"/>
+          <w:rFonts w:ascii="宋体" w:hAnsi="宋体" w:eastAsia="宋体" w:cs="宋体"/>
           <w:spacing w:val="-1"/>
           <w:sz w:val="24"/>
           <w:szCs w:val="24"/>
@@ -2477,10 +2547,10 @@
     </w:p>
     <w:p>
       <w:pPr>
-        <w:pStyle w:val="1"/>
+        <w:pStyle w:val="26"/>
         <w:bidi w:val="0"/>
       </w:pPr>
-      <w:bookmarkStart w:id="5" w:name="_Toc7582"/>
+      <w:bookmarkStart w:id="5" w:name="_Toc19080"/>
       <w:r>
         <w:t>引用文件</w:t>
       </w:r>
@@ -2506,10 +2576,10 @@
         <w:adjustRightInd w:val="0"/>
         <w:snapToGrid w:val="0"/>
         <w:spacing w:line="360" w:lineRule="auto"/>
-        <w:ind w:left="425" w:right="0" w:hanging="425" w:leftChars="0" w:firstLineChars="0"/>
+        <w:ind w:left="425" w:leftChars="0" w:right="0" w:hanging="425" w:firstLineChars="0"/>
         <w:textAlignment w:val="baseline"/>
         <w:rPr>
-          <w:rFonts w:ascii="宋体" w:eastAsia="宋体" w:hAnsi="宋体" w:cs="宋体"/>
+          <w:rFonts w:ascii="宋体" w:hAnsi="宋体" w:eastAsia="宋体" w:cs="宋体"/>
           <w:spacing w:val="-1"/>
           <w:sz w:val="24"/>
           <w:szCs w:val="24"/>
@@ -2517,7 +2587,7 @@
       </w:pPr>
       <w:r>
         <w:rPr>
-          <w:rFonts w:ascii="宋体" w:eastAsia="宋体" w:hAnsi="宋体" w:cs="宋体" w:hint="eastAsia"/>
+          <w:rFonts w:hint="eastAsia" w:ascii="宋体" w:hAnsi="宋体" w:eastAsia="宋体" w:cs="宋体"/>
           <w:spacing w:val="-1"/>
           <w:sz w:val="24"/>
           <w:szCs w:val="24"/>
@@ -2526,7 +2596,7 @@
       </w:r>
       <w:r>
         <w:rPr>
-          <w:rFonts w:ascii="宋体" w:eastAsia="宋体" w:hAnsi="宋体" w:cs="宋体"/>
+          <w:rFonts w:ascii="宋体" w:hAnsi="宋体" w:eastAsia="宋体" w:cs="宋体"/>
           <w:spacing w:val="-1"/>
           <w:sz w:val="24"/>
           <w:szCs w:val="24"/>
@@ -2554,10 +2624,10 @@
         <w:adjustRightInd w:val="0"/>
         <w:snapToGrid w:val="0"/>
         <w:spacing w:line="360" w:lineRule="auto"/>
-        <w:ind w:left="425" w:right="0" w:hanging="425" w:leftChars="0" w:firstLineChars="0"/>
+        <w:ind w:left="425" w:leftChars="0" w:right="0" w:hanging="425" w:firstLineChars="0"/>
         <w:textAlignment w:val="baseline"/>
         <w:rPr>
-          <w:rFonts w:ascii="宋体" w:eastAsia="宋体" w:hAnsi="宋体" w:cs="宋体"/>
+          <w:rFonts w:ascii="宋体" w:hAnsi="宋体" w:eastAsia="宋体" w:cs="宋体"/>
           <w:spacing w:val="-1"/>
           <w:sz w:val="24"/>
           <w:szCs w:val="24"/>
@@ -2565,7 +2635,7 @@
       </w:pPr>
       <w:r>
         <w:rPr>
-          <w:rFonts w:ascii="宋体" w:eastAsia="宋体" w:hAnsi="宋体" w:cs="宋体"/>
+          <w:rFonts w:ascii="宋体" w:hAnsi="宋体" w:eastAsia="宋体" w:cs="宋体"/>
           <w:spacing w:val="-1"/>
           <w:sz w:val="24"/>
           <w:szCs w:val="24"/>
@@ -2593,10 +2663,10 @@
         <w:adjustRightInd w:val="0"/>
         <w:snapToGrid w:val="0"/>
         <w:spacing w:line="360" w:lineRule="auto"/>
-        <w:ind w:left="425" w:right="0" w:hanging="425" w:leftChars="0" w:firstLineChars="0"/>
+        <w:ind w:left="425" w:leftChars="0" w:right="0" w:hanging="425" w:firstLineChars="0"/>
         <w:textAlignment w:val="baseline"/>
         <w:rPr>
-          <w:rFonts w:ascii="宋体" w:eastAsia="宋体" w:hAnsi="宋体" w:cs="宋体"/>
+          <w:rFonts w:ascii="宋体" w:hAnsi="宋体" w:eastAsia="宋体" w:cs="宋体"/>
           <w:spacing w:val="-1"/>
           <w:sz w:val="24"/>
           <w:szCs w:val="24"/>
@@ -2604,7 +2674,7 @@
       </w:pPr>
       <w:r>
         <w:rPr>
-          <w:rFonts w:ascii="宋体" w:eastAsia="宋体" w:hAnsi="宋体" w:cs="宋体"/>
+          <w:rFonts w:ascii="宋体" w:hAnsi="宋体" w:eastAsia="宋体" w:cs="宋体"/>
           <w:spacing w:val="-1"/>
           <w:sz w:val="24"/>
           <w:szCs w:val="24"/>
@@ -2632,10 +2702,10 @@
         <w:adjustRightInd w:val="0"/>
         <w:snapToGrid w:val="0"/>
         <w:spacing w:line="360" w:lineRule="auto"/>
-        <w:ind w:left="425" w:right="0" w:hanging="425" w:leftChars="0" w:firstLineChars="0"/>
+        <w:ind w:left="425" w:leftChars="0" w:right="0" w:hanging="425" w:firstLineChars="0"/>
         <w:textAlignment w:val="baseline"/>
         <w:rPr>
-          <w:rFonts w:ascii="宋体" w:eastAsia="宋体" w:hAnsi="宋体" w:cs="宋体"/>
+          <w:rFonts w:ascii="宋体" w:hAnsi="宋体" w:eastAsia="宋体" w:cs="宋体"/>
           <w:spacing w:val="-1"/>
           <w:sz w:val="24"/>
           <w:szCs w:val="24"/>
@@ -2643,7 +2713,7 @@
       </w:pPr>
       <w:r>
         <w:rPr>
-          <w:rFonts w:ascii="宋体" w:eastAsia="宋体" w:hAnsi="宋体" w:cs="宋体"/>
+          <w:rFonts w:ascii="宋体" w:hAnsi="宋体" w:eastAsia="宋体" w:cs="宋体"/>
           <w:spacing w:val="-1"/>
           <w:sz w:val="24"/>
           <w:szCs w:val="24"/>
@@ -2671,10 +2741,10 @@
         <w:adjustRightInd w:val="0"/>
         <w:snapToGrid w:val="0"/>
         <w:spacing w:line="360" w:lineRule="auto"/>
-        <w:ind w:left="425" w:right="0" w:hanging="425" w:leftChars="0" w:firstLineChars="0"/>
+        <w:ind w:left="425" w:leftChars="0" w:right="0" w:hanging="425" w:firstLineChars="0"/>
         <w:textAlignment w:val="baseline"/>
         <w:rPr>
-          <w:rFonts w:ascii="宋体" w:eastAsia="宋体" w:hAnsi="宋体" w:cs="宋体"/>
+          <w:rFonts w:ascii="宋体" w:hAnsi="宋体" w:eastAsia="宋体" w:cs="宋体"/>
           <w:spacing w:val="-1"/>
           <w:sz w:val="24"/>
           <w:szCs w:val="24"/>
@@ -2682,7 +2752,7 @@
       </w:pPr>
       <w:r>
         <w:rPr>
-          <w:rFonts w:ascii="宋体" w:eastAsia="宋体" w:hAnsi="宋体" w:cs="宋体"/>
+          <w:rFonts w:ascii="宋体" w:hAnsi="宋体" w:eastAsia="宋体" w:cs="宋体"/>
           <w:spacing w:val="-1"/>
           <w:sz w:val="24"/>
           <w:szCs w:val="24"/>
@@ -2710,10 +2780,10 @@
         <w:adjustRightInd w:val="0"/>
         <w:snapToGrid w:val="0"/>
         <w:spacing w:line="360" w:lineRule="auto"/>
-        <w:ind w:left="425" w:right="0" w:hanging="425" w:leftChars="0" w:firstLineChars="0"/>
+        <w:ind w:left="425" w:leftChars="0" w:right="0" w:hanging="425" w:firstLineChars="0"/>
         <w:textAlignment w:val="baseline"/>
         <w:rPr>
-          <w:rFonts w:ascii="宋体" w:eastAsia="宋体" w:hAnsi="宋体" w:cs="宋体"/>
+          <w:rFonts w:ascii="宋体" w:hAnsi="宋体" w:eastAsia="宋体" w:cs="宋体"/>
           <w:spacing w:val="-1"/>
           <w:sz w:val="24"/>
           <w:szCs w:val="24"/>
@@ -2721,7 +2791,7 @@
       </w:pPr>
       <w:r>
         <w:rPr>
-          <w:rFonts w:ascii="宋体" w:eastAsia="宋体" w:hAnsi="宋体" w:cs="宋体"/>
+          <w:rFonts w:ascii="宋体" w:hAnsi="宋体" w:eastAsia="宋体" w:cs="宋体"/>
           <w:spacing w:val="-1"/>
           <w:sz w:val="24"/>
           <w:szCs w:val="24"/>
@@ -2731,10 +2801,10 @@
     </w:p>
     <w:p>
       <w:pPr>
-        <w:pStyle w:val="1"/>
+        <w:pStyle w:val="26"/>
         <w:bidi w:val="0"/>
       </w:pPr>
-      <w:bookmarkStart w:id="6" w:name="_Toc6976"/>
+      <w:bookmarkStart w:id="6" w:name="_Toc656"/>
       <w:r>
         <w:t>术语与定义</w:t>
       </w:r>
@@ -2747,7 +2817,7 @@
       </w:pPr>
       <w:r>
         <w:rPr>
-          <w:rFonts w:ascii="宋体" w:eastAsia="宋体" w:hAnsi="宋体" w:cs="宋体"/>
+          <w:rFonts w:ascii="宋体" w:hAnsi="宋体" w:eastAsia="宋体" w:cs="宋体"/>
           <w:sz w:val="24"/>
           <w:szCs w:val="24"/>
         </w:rPr>
@@ -2756,10 +2826,10 @@
     </w:p>
     <w:p>
       <w:pPr>
-        <w:pStyle w:val="1"/>
+        <w:pStyle w:val="26"/>
         <w:bidi w:val="0"/>
       </w:pPr>
-      <w:bookmarkStart w:id="7" w:name="_Toc6659"/>
+      <w:bookmarkStart w:id="7" w:name="_Toc221"/>
       <w:r>
         <w:t>角色与职责</w:t>
       </w:r>
@@ -2772,16 +2842,16 @@
     </w:p>
     <w:tbl>
       <w:tblPr>
-        <w:tblStyle w:val="TableNormal0"/>
+        <w:tblStyle w:val="24"/>
         <w:tblW w:w="8522" w:type="dxa"/>
         <w:tblInd w:w="5" w:type="dxa"/>
         <w:tblBorders>
-          <w:top w:val="single" w:sz="4" w:space="0" w:color="000000"/>
-          <w:left w:val="single" w:sz="4" w:space="0" w:color="000000"/>
-          <w:bottom w:val="single" w:sz="4" w:space="0" w:color="000000"/>
-          <w:right w:val="single" w:sz="4" w:space="0" w:color="000000"/>
-          <w:insideH w:val="single" w:sz="4" w:space="0" w:color="000000"/>
-          <w:insideV w:val="single" w:sz="4" w:space="0" w:color="000000"/>
+          <w:top w:val="single" w:color="000000" w:sz="4" w:space="0"/>
+          <w:left w:val="single" w:color="000000" w:sz="4" w:space="0"/>
+          <w:bottom w:val="single" w:color="000000" w:sz="4" w:space="0"/>
+          <w:right w:val="single" w:color="000000" w:sz="4" w:space="0"/>
+          <w:insideH w:val="single" w:color="000000" w:sz="4" w:space="0"/>
+          <w:insideV w:val="single" w:color="000000" w:sz="4" w:space="0"/>
         </w:tblBorders>
         <w:tblLayout w:type="fixed"/>
         <w:tblCellMar>
@@ -2798,17 +2868,14 @@
       </w:tblGrid>
       <w:tr>
         <w:tblPrEx>
-          <w:tblW w:w="8522" w:type="dxa"/>
-          <w:tblInd w:w="5" w:type="dxa"/>
           <w:tblBorders>
-            <w:top w:val="single" w:sz="4" w:space="0" w:color="000000"/>
-            <w:left w:val="single" w:sz="4" w:space="0" w:color="000000"/>
-            <w:bottom w:val="single" w:sz="4" w:space="0" w:color="000000"/>
-            <w:right w:val="single" w:sz="4" w:space="0" w:color="000000"/>
-            <w:insideH w:val="single" w:sz="4" w:space="0" w:color="000000"/>
-            <w:insideV w:val="single" w:sz="4" w:space="0" w:color="000000"/>
+            <w:top w:val="single" w:color="000000" w:sz="4" w:space="0"/>
+            <w:left w:val="single" w:color="000000" w:sz="4" w:space="0"/>
+            <w:bottom w:val="single" w:color="000000" w:sz="4" w:space="0"/>
+            <w:right w:val="single" w:color="000000" w:sz="4" w:space="0"/>
+            <w:insideH w:val="single" w:color="000000" w:sz="4" w:space="0"/>
+            <w:insideV w:val="single" w:color="000000" w:sz="4" w:space="0"/>
           </w:tblBorders>
-          <w:tblLayout w:type="fixed"/>
           <w:tblCellMar>
             <w:top w:w="0" w:type="dxa"/>
             <w:left w:w="0" w:type="dxa"/>
@@ -2817,7 +2884,7 @@
           </w:tblCellMar>
         </w:tblPrEx>
         <w:trPr>
-          <w:trHeight w:val="312"/>
+          <w:trHeight w:val="312" w:hRule="atLeast"/>
         </w:trPr>
         <w:tc>
           <w:tcPr>
@@ -2829,14 +2896,14 @@
               <w:spacing w:before="52" w:line="219" w:lineRule="auto"/>
               <w:ind w:left="929"/>
               <w:rPr>
-                <w:rFonts w:ascii="宋体" w:eastAsia="宋体" w:hAnsi="宋体" w:cs="宋体"/>
+                <w:rFonts w:ascii="宋体" w:hAnsi="宋体" w:eastAsia="宋体" w:cs="宋体"/>
                 <w:sz w:val="21"/>
                 <w:szCs w:val="21"/>
               </w:rPr>
             </w:pPr>
             <w:r>
               <w:rPr>
-                <w:rFonts w:ascii="宋体" w:eastAsia="宋体" w:hAnsi="宋体" w:cs="宋体"/>
+                <w:rFonts w:ascii="宋体" w:hAnsi="宋体" w:eastAsia="宋体" w:cs="宋体"/>
                 <w:spacing w:val="-3"/>
                 <w:sz w:val="21"/>
                 <w:szCs w:val="21"/>
@@ -2855,14 +2922,14 @@
               <w:spacing w:before="52" w:line="219" w:lineRule="auto"/>
               <w:ind w:left="1164"/>
               <w:rPr>
-                <w:rFonts w:ascii="宋体" w:eastAsia="宋体" w:hAnsi="宋体" w:cs="宋体"/>
+                <w:rFonts w:ascii="宋体" w:hAnsi="宋体" w:eastAsia="宋体" w:cs="宋体"/>
                 <w:sz w:val="21"/>
                 <w:szCs w:val="21"/>
               </w:rPr>
             </w:pPr>
             <w:r>
               <w:rPr>
-                <w:rFonts w:ascii="宋体" w:eastAsia="宋体" w:hAnsi="宋体" w:cs="宋体"/>
+                <w:rFonts w:ascii="宋体" w:hAnsi="宋体" w:eastAsia="宋体" w:cs="宋体"/>
                 <w:spacing w:val="-3"/>
                 <w:sz w:val="21"/>
                 <w:szCs w:val="21"/>
@@ -2881,14 +2948,14 @@
               <w:spacing w:before="52" w:line="219" w:lineRule="auto"/>
               <w:ind w:left="207"/>
               <w:rPr>
-                <w:rFonts w:ascii="宋体" w:eastAsia="宋体" w:hAnsi="宋体" w:cs="宋体"/>
+                <w:rFonts w:ascii="宋体" w:hAnsi="宋体" w:eastAsia="宋体" w:cs="宋体"/>
                 <w:sz w:val="21"/>
                 <w:szCs w:val="21"/>
               </w:rPr>
             </w:pPr>
             <w:r>
               <w:rPr>
-                <w:rFonts w:ascii="宋体" w:eastAsia="宋体" w:hAnsi="宋体" w:cs="宋体"/>
+                <w:rFonts w:ascii="宋体" w:hAnsi="宋体" w:eastAsia="宋体" w:cs="宋体"/>
                 <w:spacing w:val="-3"/>
                 <w:sz w:val="21"/>
                 <w:szCs w:val="21"/>
@@ -2900,9 +2967,14 @@
       </w:tr>
       <w:tr>
         <w:tblPrEx>
-          <w:tblW w:w="8522" w:type="dxa"/>
-          <w:tblInd w:w="5" w:type="dxa"/>
-          <w:tblLayout w:type="fixed"/>
+          <w:tblBorders>
+            <w:top w:val="single" w:color="000000" w:sz="4" w:space="0"/>
+            <w:left w:val="single" w:color="000000" w:sz="4" w:space="0"/>
+            <w:bottom w:val="single" w:color="000000" w:sz="4" w:space="0"/>
+            <w:right w:val="single" w:color="000000" w:sz="4" w:space="0"/>
+            <w:insideH w:val="single" w:color="000000" w:sz="4" w:space="0"/>
+            <w:insideV w:val="single" w:color="000000" w:sz="4" w:space="0"/>
+          </w:tblBorders>
           <w:tblCellMar>
             <w:top w:w="0" w:type="dxa"/>
             <w:left w:w="0" w:type="dxa"/>
@@ -2911,7 +2983,7 @@
           </w:tblCellMar>
         </w:tblPrEx>
         <w:trPr>
-          <w:trHeight w:val="312"/>
+          <w:trHeight w:val="312" w:hRule="atLeast"/>
         </w:trPr>
         <w:tc>
           <w:tcPr>
@@ -2922,14 +2994,14 @@
               <w:spacing w:before="52" w:line="219" w:lineRule="auto"/>
               <w:ind w:left="610"/>
               <w:rPr>
-                <w:rFonts w:ascii="宋体" w:eastAsia="宋体" w:hAnsi="宋体" w:cs="宋体"/>
+                <w:rFonts w:ascii="宋体" w:hAnsi="宋体" w:eastAsia="宋体" w:cs="宋体"/>
                 <w:sz w:val="21"/>
                 <w:szCs w:val="21"/>
               </w:rPr>
             </w:pPr>
             <w:r>
               <w:rPr>
-                <w:rFonts w:ascii="宋体" w:eastAsia="宋体" w:hAnsi="宋体" w:cs="宋体"/>
+                <w:rFonts w:ascii="宋体" w:hAnsi="宋体" w:eastAsia="宋体" w:cs="宋体"/>
                 <w:spacing w:val="-2"/>
                 <w:sz w:val="21"/>
                 <w:szCs w:val="21"/>
@@ -2947,14 +3019,14 @@
               <w:spacing w:before="52" w:line="219" w:lineRule="auto"/>
               <w:ind w:left="331"/>
               <w:rPr>
-                <w:rFonts w:ascii="宋体" w:eastAsia="宋体" w:hAnsi="宋体" w:cs="宋体"/>
+                <w:rFonts w:ascii="宋体" w:hAnsi="宋体" w:eastAsia="宋体" w:cs="宋体"/>
                 <w:sz w:val="21"/>
                 <w:szCs w:val="21"/>
               </w:rPr>
             </w:pPr>
             <w:r>
               <w:rPr>
-                <w:rFonts w:ascii="宋体" w:eastAsia="宋体" w:hAnsi="宋体" w:cs="宋体"/>
+                <w:rFonts w:ascii="宋体" w:hAnsi="宋体" w:eastAsia="宋体" w:cs="宋体"/>
                 <w:spacing w:val="-2"/>
                 <w:sz w:val="21"/>
                 <w:szCs w:val="21"/>
@@ -2972,14 +3044,14 @@
               <w:spacing w:before="52" w:line="219" w:lineRule="auto"/>
               <w:ind w:left="1130"/>
               <w:rPr>
-                <w:rFonts w:ascii="宋体" w:eastAsia="宋体" w:hAnsi="宋体" w:cs="宋体"/>
+                <w:rFonts w:ascii="宋体" w:hAnsi="宋体" w:eastAsia="宋体" w:cs="宋体"/>
                 <w:sz w:val="21"/>
                 <w:szCs w:val="21"/>
               </w:rPr>
             </w:pPr>
             <w:r>
               <w:rPr>
-                <w:rFonts w:ascii="宋体" w:eastAsia="宋体" w:hAnsi="宋体" w:cs="宋体"/>
+                <w:rFonts w:ascii="宋体" w:hAnsi="宋体" w:eastAsia="宋体" w:cs="宋体"/>
                 <w:spacing w:val="-2"/>
                 <w:sz w:val="21"/>
                 <w:szCs w:val="21"/>
@@ -2991,9 +3063,14 @@
       </w:tr>
       <w:tr>
         <w:tblPrEx>
-          <w:tblW w:w="8522" w:type="dxa"/>
-          <w:tblInd w:w="5" w:type="dxa"/>
-          <w:tblLayout w:type="fixed"/>
+          <w:tblBorders>
+            <w:top w:val="single" w:color="000000" w:sz="4" w:space="0"/>
+            <w:left w:val="single" w:color="000000" w:sz="4" w:space="0"/>
+            <w:bottom w:val="single" w:color="000000" w:sz="4" w:space="0"/>
+            <w:right w:val="single" w:color="000000" w:sz="4" w:space="0"/>
+            <w:insideH w:val="single" w:color="000000" w:sz="4" w:space="0"/>
+            <w:insideV w:val="single" w:color="000000" w:sz="4" w:space="0"/>
+          </w:tblBorders>
           <w:tblCellMar>
             <w:top w:w="0" w:type="dxa"/>
             <w:left w:w="0" w:type="dxa"/>
@@ -3002,7 +3079,7 @@
           </w:tblCellMar>
         </w:tblPrEx>
         <w:trPr>
-          <w:trHeight w:val="312"/>
+          <w:trHeight w:val="312" w:hRule="atLeast"/>
         </w:trPr>
         <w:tc>
           <w:tcPr>
@@ -3014,7 +3091,7 @@
               <w:spacing w:before="53" w:line="218" w:lineRule="auto"/>
               <w:ind w:left="610" w:leftChars="0"/>
               <w:rPr>
-                <w:rFonts w:ascii="宋体" w:eastAsia="宋体" w:hAnsi="宋体" w:cs="宋体"/>
+                <w:rFonts w:ascii="宋体" w:hAnsi="宋体" w:eastAsia="宋体" w:cs="宋体"/>
                 <w:snapToGrid w:val="0"/>
                 <w:color w:val="000000"/>
                 <w:kern w:val="0"/>
@@ -3025,7 +3102,7 @@
             </w:pPr>
             <w:r>
               <w:rPr>
-                <w:rFonts w:ascii="宋体" w:eastAsia="宋体" w:hAnsi="宋体" w:cs="宋体"/>
+                <w:rFonts w:ascii="宋体" w:hAnsi="宋体" w:eastAsia="宋体" w:cs="宋体"/>
                 <w:spacing w:val="-2"/>
                 <w:sz w:val="21"/>
                 <w:szCs w:val="21"/>
@@ -3044,7 +3121,7 @@
               <w:spacing w:before="53" w:line="218" w:lineRule="auto"/>
               <w:ind w:left="849" w:leftChars="0"/>
               <w:rPr>
-                <w:rFonts w:ascii="宋体" w:eastAsia="宋体" w:hAnsi="宋体" w:cs="宋体"/>
+                <w:rFonts w:ascii="宋体" w:hAnsi="宋体" w:eastAsia="宋体" w:cs="宋体"/>
                 <w:snapToGrid w:val="0"/>
                 <w:color w:val="000000"/>
                 <w:kern w:val="0"/>
@@ -3055,7 +3132,7 @@
             </w:pPr>
             <w:r>
               <w:rPr>
-                <w:rFonts w:ascii="宋体" w:eastAsia="宋体" w:hAnsi="宋体" w:cs="宋体"/>
+                <w:rFonts w:ascii="宋体" w:hAnsi="宋体" w:eastAsia="宋体" w:cs="宋体"/>
                 <w:spacing w:val="-2"/>
                 <w:sz w:val="21"/>
                 <w:szCs w:val="21"/>
@@ -3074,7 +3151,7 @@
               <w:spacing w:before="53" w:line="218" w:lineRule="auto"/>
               <w:ind w:left="1450" w:leftChars="0"/>
               <w:rPr>
-                <w:rFonts w:ascii="宋体" w:eastAsia="宋体" w:hAnsi="宋体" w:cs="宋体"/>
+                <w:rFonts w:ascii="宋体" w:hAnsi="宋体" w:eastAsia="宋体" w:cs="宋体"/>
                 <w:snapToGrid w:val="0"/>
                 <w:color w:val="000000"/>
                 <w:kern w:val="0"/>
@@ -3085,7 +3162,7 @@
             </w:pPr>
             <w:r>
               <w:rPr>
-                <w:rFonts w:ascii="宋体" w:eastAsia="宋体" w:hAnsi="宋体" w:cs="宋体"/>
+                <w:rFonts w:ascii="宋体" w:hAnsi="宋体" w:eastAsia="宋体" w:cs="宋体"/>
                 <w:spacing w:val="-4"/>
                 <w:sz w:val="21"/>
                 <w:szCs w:val="21"/>
@@ -3098,7 +3175,7 @@
     </w:tbl>
     <w:p>
       <w:pPr>
-        <w:pStyle w:val="BodyText"/>
+        <w:pStyle w:val="12"/>
         <w:spacing w:line="100" w:lineRule="exact"/>
         <w:rPr>
           <w:sz w:val="8"/>
@@ -3113,10 +3190,10 @@
           <w:szCs w:val="8"/>
         </w:rPr>
         <w:sectPr>
-          <w:footerReference w:type="default" r:id="rId4"/>
+          <w:footerReference r:id="rId5" w:type="default"/>
           <w:pgSz w:w="11906" w:h="16839"/>
           <w:pgMar w:top="1431" w:right="1686" w:bottom="1374" w:left="1686" w:header="0" w:footer="1211" w:gutter="0"/>
-          <w:cols w:num="1" w:space="720"/>
+          <w:cols w:space="720" w:num="1"/>
         </w:sectPr>
       </w:pPr>
     </w:p>
@@ -3131,10 +3208,10 @@
     </w:p>
     <w:p>
       <w:pPr>
-        <w:pStyle w:val="1"/>
+        <w:pStyle w:val="26"/>
         <w:bidi w:val="0"/>
       </w:pPr>
-      <w:bookmarkStart w:id="8" w:name="_Toc15537"/>
+      <w:bookmarkStart w:id="8" w:name="_Toc15607"/>
       <w:r>
         <w:rPr>
           <w:rFonts w:hint="eastAsia"/>
@@ -3149,12 +3226,12 @@
     </w:p>
     <w:p>
       <w:pPr>
-        <w:pStyle w:val="2"/>
+        <w:pStyle w:val="28"/>
         <w:bidi w:val="0"/>
       </w:pPr>
       <w:bookmarkStart w:id="9" w:name="bookmark19"/>
       <w:bookmarkEnd w:id="9"/>
-      <w:bookmarkStart w:id="10" w:name="_Toc9719"/>
+      <w:bookmarkStart w:id="10" w:name="_Toc9493"/>
       <w:r>
         <w:t>识别、定义度量项</w:t>
       </w:r>
@@ -3176,10 +3253,10 @@
         <w:adjustRightInd w:val="0"/>
         <w:snapToGrid w:val="0"/>
         <w:spacing w:line="360" w:lineRule="auto"/>
-        <w:ind w:left="0" w:right="0" w:firstLine="420" w:firstLineChars="200"/>
+        <w:ind w:left="0" w:right="0" w:firstLine="476" w:firstLineChars="200"/>
         <w:textAlignment w:val="baseline"/>
         <w:rPr>
-          <w:rFonts w:ascii="宋体" w:eastAsia="宋体" w:hAnsi="宋体" w:cs="宋体"/>
+          <w:rFonts w:ascii="宋体" w:hAnsi="宋体" w:eastAsia="宋体" w:cs="宋体"/>
           <w:spacing w:val="-1"/>
           <w:sz w:val="24"/>
           <w:szCs w:val="24"/>
@@ -3187,7 +3264,7 @@
       </w:pPr>
       <w:r>
         <w:rPr>
-          <w:rFonts w:ascii="宋体" w:eastAsia="宋体" w:hAnsi="宋体" w:cs="宋体"/>
+          <w:rFonts w:ascii="宋体" w:hAnsi="宋体" w:eastAsia="宋体" w:cs="宋体"/>
           <w:spacing w:val="-1"/>
           <w:sz w:val="24"/>
           <w:szCs w:val="24"/>
@@ -3197,10 +3274,10 @@
     </w:p>
     <w:p>
       <w:pPr>
-        <w:pStyle w:val="2"/>
+        <w:pStyle w:val="28"/>
         <w:bidi w:val="0"/>
       </w:pPr>
-      <w:bookmarkStart w:id="11" w:name="_Toc11176"/>
+      <w:bookmarkStart w:id="11" w:name="_Toc4907"/>
       <w:r>
         <w:t>确定服务能力基准</w:t>
       </w:r>
@@ -3222,10 +3299,10 @@
         <w:adjustRightInd w:val="0"/>
         <w:snapToGrid w:val="0"/>
         <w:spacing w:line="360" w:lineRule="auto"/>
-        <w:ind w:left="0" w:right="0" w:firstLine="420" w:firstLineChars="200"/>
+        <w:ind w:left="0" w:right="0" w:firstLine="476" w:firstLineChars="200"/>
         <w:textAlignment w:val="baseline"/>
         <w:rPr>
-          <w:rFonts w:ascii="宋体" w:eastAsia="宋体" w:hAnsi="宋体" w:cs="宋体"/>
+          <w:rFonts w:ascii="宋体" w:hAnsi="宋体" w:eastAsia="宋体" w:cs="宋体"/>
           <w:spacing w:val="-1"/>
           <w:sz w:val="24"/>
           <w:szCs w:val="24"/>
@@ -3233,7 +3310,7 @@
       </w:pPr>
       <w:r>
         <w:rPr>
-          <w:rFonts w:ascii="宋体" w:eastAsia="宋体" w:hAnsi="宋体" w:cs="宋体"/>
+          <w:rFonts w:ascii="宋体" w:hAnsi="宋体" w:eastAsia="宋体" w:cs="宋体"/>
           <w:spacing w:val="-1"/>
           <w:sz w:val="24"/>
           <w:szCs w:val="24"/>
@@ -3243,10 +3320,10 @@
     </w:p>
     <w:p>
       <w:pPr>
-        <w:pStyle w:val="2"/>
+        <w:pStyle w:val="28"/>
         <w:bidi w:val="0"/>
       </w:pPr>
-      <w:bookmarkStart w:id="12" w:name="_Toc30136"/>
+      <w:bookmarkStart w:id="12" w:name="_Toc8845"/>
       <w:r>
         <w:t>设定目标</w:t>
       </w:r>
@@ -3268,10 +3345,10 @@
         <w:adjustRightInd w:val="0"/>
         <w:snapToGrid w:val="0"/>
         <w:spacing w:line="360" w:lineRule="auto"/>
-        <w:ind w:left="0" w:right="0" w:firstLine="420" w:firstLineChars="200"/>
+        <w:ind w:left="0" w:right="0" w:firstLine="476" w:firstLineChars="200"/>
         <w:textAlignment w:val="baseline"/>
         <w:rPr>
-          <w:rFonts w:ascii="宋体" w:eastAsia="宋体" w:hAnsi="宋体" w:cs="宋体"/>
+          <w:rFonts w:ascii="宋体" w:hAnsi="宋体" w:eastAsia="宋体" w:cs="宋体"/>
           <w:spacing w:val="-1"/>
           <w:sz w:val="24"/>
           <w:szCs w:val="24"/>
@@ -3279,7 +3356,7 @@
       </w:pPr>
       <w:r>
         <w:rPr>
-          <w:rFonts w:ascii="宋体" w:eastAsia="宋体" w:hAnsi="宋体" w:cs="宋体"/>
+          <w:rFonts w:ascii="宋体" w:hAnsi="宋体" w:eastAsia="宋体" w:cs="宋体"/>
           <w:spacing w:val="-1"/>
           <w:sz w:val="24"/>
           <w:szCs w:val="24"/>
@@ -3289,10 +3366,10 @@
     </w:p>
     <w:p>
       <w:pPr>
-        <w:pStyle w:val="2"/>
+        <w:pStyle w:val="28"/>
         <w:bidi w:val="0"/>
       </w:pPr>
-      <w:bookmarkStart w:id="13" w:name="_Toc26381"/>
+      <w:bookmarkStart w:id="13" w:name="_Toc16553"/>
       <w:r>
         <w:t>收集指标数据改进</w:t>
       </w:r>
@@ -3314,10 +3391,10 @@
         <w:adjustRightInd w:val="0"/>
         <w:snapToGrid w:val="0"/>
         <w:spacing w:line="360" w:lineRule="auto"/>
-        <w:ind w:left="0" w:right="0" w:firstLine="420" w:firstLineChars="200"/>
+        <w:ind w:left="0" w:right="0" w:firstLine="476" w:firstLineChars="200"/>
         <w:textAlignment w:val="baseline"/>
         <w:rPr>
-          <w:rFonts w:ascii="宋体" w:eastAsia="宋体" w:hAnsi="宋体" w:cs="宋体"/>
+          <w:rFonts w:ascii="宋体" w:hAnsi="宋体" w:eastAsia="宋体" w:cs="宋体"/>
           <w:spacing w:val="-1"/>
           <w:sz w:val="24"/>
           <w:szCs w:val="24"/>
@@ -3325,7 +3402,7 @@
       </w:pPr>
       <w:r>
         <w:rPr>
-          <w:rFonts w:ascii="宋体" w:eastAsia="宋体" w:hAnsi="宋体" w:cs="宋体"/>
+          <w:rFonts w:ascii="宋体" w:hAnsi="宋体" w:eastAsia="宋体" w:cs="宋体"/>
           <w:spacing w:val="-1"/>
           <w:sz w:val="24"/>
           <w:szCs w:val="24"/>
@@ -3335,10 +3412,10 @@
     </w:p>
     <w:p>
       <w:pPr>
-        <w:pStyle w:val="2"/>
+        <w:pStyle w:val="28"/>
         <w:bidi w:val="0"/>
       </w:pPr>
-      <w:bookmarkStart w:id="14" w:name="_Toc16814"/>
+      <w:bookmarkStart w:id="14" w:name="_Toc13822"/>
       <w:r>
         <w:t>分析能力数据</w:t>
       </w:r>
@@ -3360,10 +3437,10 @@
         <w:adjustRightInd w:val="0"/>
         <w:snapToGrid w:val="0"/>
         <w:spacing w:line="360" w:lineRule="auto"/>
-        <w:ind w:left="0" w:right="0" w:firstLine="420" w:firstLineChars="200"/>
+        <w:ind w:left="0" w:right="0" w:firstLine="476" w:firstLineChars="200"/>
         <w:textAlignment w:val="baseline"/>
         <w:rPr>
-          <w:rFonts w:ascii="宋体" w:eastAsia="宋体" w:hAnsi="宋体" w:cs="宋体"/>
+          <w:rFonts w:ascii="宋体" w:hAnsi="宋体" w:eastAsia="宋体" w:cs="宋体"/>
           <w:spacing w:val="-1"/>
           <w:sz w:val="24"/>
           <w:szCs w:val="24"/>
@@ -3371,7 +3448,7 @@
       </w:pPr>
       <w:r>
         <w:rPr>
-          <w:rFonts w:ascii="宋体" w:eastAsia="宋体" w:hAnsi="宋体" w:cs="宋体"/>
+          <w:rFonts w:ascii="宋体" w:hAnsi="宋体" w:eastAsia="宋体" w:cs="宋体"/>
           <w:spacing w:val="-1"/>
           <w:sz w:val="24"/>
           <w:szCs w:val="24"/>
@@ -3381,10 +3458,10 @@
     </w:p>
     <w:p>
       <w:pPr>
-        <w:pStyle w:val="2"/>
+        <w:pStyle w:val="28"/>
         <w:bidi w:val="0"/>
       </w:pPr>
-      <w:bookmarkStart w:id="15" w:name="_Toc3679"/>
+      <w:bookmarkStart w:id="15" w:name="_Toc2485"/>
       <w:r>
         <w:t>识别差距</w:t>
       </w:r>
@@ -3406,17 +3483,17 @@
         <w:adjustRightInd w:val="0"/>
         <w:snapToGrid w:val="0"/>
         <w:spacing w:line="360" w:lineRule="auto"/>
-        <w:ind w:left="0" w:right="0" w:firstLine="420" w:firstLineChars="200"/>
+        <w:ind w:left="0" w:right="0" w:firstLine="480" w:firstLineChars="200"/>
         <w:textAlignment w:val="baseline"/>
         <w:rPr>
-          <w:rFonts w:ascii="宋体" w:eastAsia="宋体" w:hAnsi="宋体" w:cs="宋体"/>
-          <w:sz w:val="24"/>
-          <w:szCs w:val="24"/>
-        </w:rPr>
-      </w:pPr>
-      <w:r>
-        <w:rPr>
-          <w:rFonts w:ascii="宋体" w:eastAsia="宋体" w:hAnsi="宋体" w:cs="宋体"/>
+          <w:rFonts w:ascii="宋体" w:hAnsi="宋体" w:eastAsia="宋体" w:cs="宋体"/>
+          <w:sz w:val="24"/>
+          <w:szCs w:val="24"/>
+        </w:rPr>
+      </w:pPr>
+      <w:r>
+        <w:rPr>
+          <w:rFonts w:ascii="宋体" w:hAnsi="宋体" w:eastAsia="宋体" w:cs="宋体"/>
           <w:sz w:val="24"/>
           <w:szCs w:val="24"/>
         </w:rPr>
@@ -3424,7 +3501,7 @@
       </w:r>
       <w:r>
         <w:rPr>
-          <w:rFonts w:ascii="宋体" w:eastAsia="宋体" w:hAnsi="宋体" w:cs="宋体"/>
+          <w:rFonts w:ascii="宋体" w:hAnsi="宋体" w:eastAsia="宋体" w:cs="宋体"/>
           <w:spacing w:val="-1"/>
           <w:sz w:val="24"/>
           <w:szCs w:val="24"/>
@@ -3433,7 +3510,7 @@
       </w:r>
       <w:r>
         <w:rPr>
-          <w:rFonts w:ascii="宋体" w:eastAsia="宋体" w:hAnsi="宋体" w:cs="宋体"/>
+          <w:rFonts w:ascii="宋体" w:hAnsi="宋体" w:eastAsia="宋体" w:cs="宋体"/>
           <w:sz w:val="24"/>
           <w:szCs w:val="24"/>
         </w:rPr>
@@ -3441,7 +3518,7 @@
       </w:r>
       <w:r>
         <w:rPr>
-          <w:rFonts w:ascii="宋体" w:eastAsia="宋体" w:hAnsi="宋体" w:cs="宋体"/>
+          <w:rFonts w:ascii="宋体" w:hAnsi="宋体" w:eastAsia="宋体" w:cs="宋体"/>
           <w:spacing w:val="-1"/>
           <w:sz w:val="24"/>
           <w:szCs w:val="24"/>
@@ -3450,7 +3527,7 @@
       </w:r>
       <w:r>
         <w:rPr>
-          <w:rFonts w:ascii="宋体" w:eastAsia="宋体" w:hAnsi="宋体" w:cs="宋体"/>
+          <w:rFonts w:ascii="宋体" w:hAnsi="宋体" w:eastAsia="宋体" w:cs="宋体"/>
           <w:sz w:val="24"/>
           <w:szCs w:val="24"/>
         </w:rPr>
@@ -3458,7 +3535,7 @@
       </w:r>
       <w:r>
         <w:rPr>
-          <w:rFonts w:ascii="宋体" w:eastAsia="宋体" w:hAnsi="宋体" w:cs="宋体"/>
+          <w:rFonts w:ascii="宋体" w:hAnsi="宋体" w:eastAsia="宋体" w:cs="宋体"/>
           <w:spacing w:val="-1"/>
           <w:sz w:val="24"/>
           <w:szCs w:val="24"/>
@@ -3467,7 +3544,7 @@
       </w:r>
       <w:r>
         <w:rPr>
-          <w:rFonts w:ascii="宋体" w:eastAsia="宋体" w:hAnsi="宋体" w:cs="宋体"/>
+          <w:rFonts w:ascii="宋体" w:hAnsi="宋体" w:eastAsia="宋体" w:cs="宋体"/>
           <w:sz w:val="24"/>
           <w:szCs w:val="24"/>
         </w:rPr>
@@ -3475,7 +3552,7 @@
       </w:r>
       <w:r>
         <w:rPr>
-          <w:rFonts w:ascii="宋体" w:eastAsia="宋体" w:hAnsi="宋体" w:cs="宋体"/>
+          <w:rFonts w:ascii="宋体" w:hAnsi="宋体" w:eastAsia="宋体" w:cs="宋体"/>
           <w:spacing w:val="-1"/>
           <w:sz w:val="24"/>
           <w:szCs w:val="24"/>
@@ -3484,7 +3561,7 @@
       </w:r>
       <w:r>
         <w:rPr>
-          <w:rFonts w:ascii="宋体" w:eastAsia="宋体" w:hAnsi="宋体" w:cs="宋体"/>
+          <w:rFonts w:ascii="宋体" w:hAnsi="宋体" w:eastAsia="宋体" w:cs="宋体"/>
           <w:spacing w:val="-4"/>
           <w:sz w:val="24"/>
           <w:szCs w:val="24"/>
@@ -3508,17 +3585,17 @@
         <w:adjustRightInd w:val="0"/>
         <w:snapToGrid w:val="0"/>
         <w:spacing w:line="360" w:lineRule="auto"/>
-        <w:ind w:left="0" w:right="0" w:firstLine="420" w:firstLineChars="200"/>
+        <w:ind w:left="0" w:right="0" w:firstLine="480" w:firstLineChars="200"/>
         <w:textAlignment w:val="baseline"/>
         <w:rPr>
-          <w:rFonts w:ascii="宋体" w:eastAsia="宋体" w:hAnsi="宋体" w:cs="宋体"/>
-          <w:sz w:val="24"/>
-          <w:szCs w:val="24"/>
-        </w:rPr>
-      </w:pPr>
-      <w:r>
-        <w:rPr>
-          <w:rFonts w:ascii="宋体" w:eastAsia="宋体" w:hAnsi="宋体" w:cs="宋体"/>
+          <w:rFonts w:ascii="宋体" w:hAnsi="宋体" w:eastAsia="宋体" w:cs="宋体"/>
+          <w:sz w:val="24"/>
+          <w:szCs w:val="24"/>
+        </w:rPr>
+      </w:pPr>
+      <w:r>
+        <w:rPr>
+          <w:rFonts w:ascii="宋体" w:hAnsi="宋体" w:eastAsia="宋体" w:cs="宋体"/>
           <w:sz w:val="24"/>
           <w:szCs w:val="24"/>
         </w:rPr>
@@ -3526,7 +3603,7 @@
       </w:r>
       <w:r>
         <w:rPr>
-          <w:rFonts w:ascii="宋体" w:eastAsia="宋体" w:hAnsi="宋体" w:cs="宋体"/>
+          <w:rFonts w:ascii="宋体" w:hAnsi="宋体" w:eastAsia="宋体" w:cs="宋体"/>
           <w:spacing w:val="-1"/>
           <w:sz w:val="24"/>
           <w:szCs w:val="24"/>
@@ -3535,7 +3612,7 @@
       </w:r>
       <w:r>
         <w:rPr>
-          <w:rFonts w:ascii="宋体" w:eastAsia="宋体" w:hAnsi="宋体" w:cs="宋体"/>
+          <w:rFonts w:ascii="宋体" w:hAnsi="宋体" w:eastAsia="宋体" w:cs="宋体"/>
           <w:spacing w:val="-3"/>
           <w:sz w:val="24"/>
           <w:szCs w:val="24"/>
@@ -3545,16 +3622,18 @@
     </w:p>
     <w:p>
       <w:pPr>
-        <w:pStyle w:val="2"/>
+        <w:pStyle w:val="28"/>
         <w:bidi w:val="0"/>
       </w:pPr>
       <w:bookmarkStart w:id="16" w:name="bookmark1"/>
       <w:bookmarkEnd w:id="16"/>
-      <w:bookmarkStart w:id="17" w:name="_Toc6470"/>
+      <w:bookmarkStart w:id="17" w:name="_Toc19295"/>
       <w:r>
         <w:t>确定服务改进措施</w:t>
       </w:r>
       <w:bookmarkEnd w:id="17"/>
+      <w:bookmarkStart w:id="22" w:name="_GoBack"/>
+      <w:bookmarkEnd w:id="22"/>
     </w:p>
     <w:p>
       <w:pPr>
@@ -3572,10 +3651,10 @@
         <w:adjustRightInd w:val="0"/>
         <w:snapToGrid w:val="0"/>
         <w:spacing w:line="360" w:lineRule="auto"/>
-        <w:ind w:left="0" w:right="0" w:firstLine="420" w:firstLineChars="200"/>
+        <w:ind w:left="0" w:right="0" w:firstLine="468" w:firstLineChars="200"/>
         <w:textAlignment w:val="baseline"/>
         <w:rPr>
-          <w:rFonts w:ascii="宋体" w:eastAsia="宋体" w:hAnsi="宋体" w:cs="宋体"/>
+          <w:rFonts w:ascii="宋体" w:hAnsi="宋体" w:eastAsia="宋体" w:cs="宋体"/>
           <w:spacing w:val="-3"/>
           <w:sz w:val="24"/>
           <w:szCs w:val="24"/>
@@ -3583,7 +3662,7 @@
       </w:pPr>
       <w:r>
         <w:rPr>
-          <w:rFonts w:ascii="宋体" w:eastAsia="宋体" w:hAnsi="宋体" w:cs="宋体"/>
+          <w:rFonts w:ascii="宋体" w:hAnsi="宋体" w:eastAsia="宋体" w:cs="宋体"/>
           <w:spacing w:val="-3"/>
           <w:sz w:val="24"/>
           <w:szCs w:val="24"/>
@@ -3593,10 +3672,10 @@
     </w:p>
     <w:p>
       <w:pPr>
-        <w:pStyle w:val="2"/>
+        <w:pStyle w:val="28"/>
         <w:bidi w:val="0"/>
       </w:pPr>
-      <w:bookmarkStart w:id="18" w:name="_Toc20882"/>
+      <w:bookmarkStart w:id="18" w:name="_Toc2081"/>
       <w:r>
         <w:t>服务改进实施</w:t>
       </w:r>
@@ -3618,10 +3697,10 @@
         <w:adjustRightInd w:val="0"/>
         <w:snapToGrid w:val="0"/>
         <w:spacing w:line="360" w:lineRule="auto"/>
-        <w:ind w:left="0" w:right="0" w:firstLine="420" w:firstLineChars="200"/>
+        <w:ind w:left="0" w:right="0" w:firstLine="468" w:firstLineChars="200"/>
         <w:textAlignment w:val="baseline"/>
         <w:rPr>
-          <w:rFonts w:ascii="宋体" w:eastAsia="宋体" w:hAnsi="宋体" w:cs="宋体"/>
+          <w:rFonts w:ascii="宋体" w:hAnsi="宋体" w:eastAsia="宋体" w:cs="宋体"/>
           <w:spacing w:val="-3"/>
           <w:sz w:val="24"/>
           <w:szCs w:val="24"/>
@@ -3629,7 +3708,7 @@
       </w:pPr>
       <w:r>
         <w:rPr>
-          <w:rFonts w:ascii="宋体" w:eastAsia="宋体" w:hAnsi="宋体" w:cs="宋体"/>
+          <w:rFonts w:ascii="宋体" w:hAnsi="宋体" w:eastAsia="宋体" w:cs="宋体"/>
           <w:spacing w:val="-3"/>
           <w:sz w:val="24"/>
           <w:szCs w:val="24"/>
@@ -3639,10 +3718,10 @@
     </w:p>
     <w:p>
       <w:pPr>
-        <w:pStyle w:val="2"/>
+        <w:pStyle w:val="28"/>
         <w:bidi w:val="0"/>
       </w:pPr>
-      <w:bookmarkStart w:id="19" w:name="_Toc23000"/>
+      <w:bookmarkStart w:id="19" w:name="_Toc25614"/>
       <w:r>
         <w:t>服务监控</w:t>
       </w:r>
@@ -3664,10 +3743,10 @@
         <w:adjustRightInd w:val="0"/>
         <w:snapToGrid w:val="0"/>
         <w:spacing w:line="360" w:lineRule="auto"/>
-        <w:ind w:left="0" w:right="0" w:firstLine="420" w:firstLineChars="200"/>
+        <w:ind w:left="0" w:right="0" w:firstLine="468" w:firstLineChars="200"/>
         <w:textAlignment w:val="baseline"/>
         <w:rPr>
-          <w:rFonts w:ascii="宋体" w:eastAsia="宋体" w:hAnsi="宋体" w:cs="宋体"/>
+          <w:rFonts w:ascii="宋体" w:hAnsi="宋体" w:eastAsia="宋体" w:cs="宋体"/>
           <w:spacing w:val="-3"/>
           <w:sz w:val="24"/>
           <w:szCs w:val="24"/>
@@ -3675,7 +3754,7 @@
       </w:pPr>
       <w:r>
         <w:rPr>
-          <w:rFonts w:ascii="宋体" w:eastAsia="宋体" w:hAnsi="宋体" w:cs="宋体"/>
+          <w:rFonts w:ascii="宋体" w:hAnsi="宋体" w:eastAsia="宋体" w:cs="宋体"/>
           <w:spacing w:val="-3"/>
           <w:sz w:val="24"/>
           <w:szCs w:val="24"/>
@@ -3685,10 +3764,10 @@
     </w:p>
     <w:p>
       <w:pPr>
-        <w:pStyle w:val="1"/>
+        <w:pStyle w:val="26"/>
         <w:bidi w:val="0"/>
       </w:pPr>
-      <w:bookmarkStart w:id="20" w:name="_Toc14578"/>
+      <w:bookmarkStart w:id="20" w:name="_Toc4957"/>
       <w:r>
         <w:t>相关文件</w:t>
       </w:r>
@@ -3699,14 +3778,14 @@
         <w:spacing w:before="43" w:line="220" w:lineRule="auto"/>
         <w:ind w:left="505"/>
         <w:rPr>
-          <w:rFonts w:ascii="宋体" w:eastAsia="宋体" w:hAnsi="宋体" w:cs="宋体"/>
-          <w:sz w:val="24"/>
-          <w:szCs w:val="24"/>
-        </w:rPr>
-      </w:pPr>
-      <w:r>
-        <w:rPr>
-          <w:rFonts w:ascii="宋体" w:eastAsia="宋体" w:hAnsi="宋体" w:cs="宋体"/>
+          <w:rFonts w:ascii="宋体" w:hAnsi="宋体" w:eastAsia="宋体" w:cs="宋体"/>
+          <w:sz w:val="24"/>
+          <w:szCs w:val="24"/>
+        </w:rPr>
+      </w:pPr>
+      <w:r>
+        <w:rPr>
+          <w:rFonts w:ascii="宋体" w:hAnsi="宋体" w:eastAsia="宋体" w:cs="宋体"/>
           <w:sz w:val="24"/>
           <w:szCs w:val="24"/>
         </w:rPr>
@@ -3715,10 +3794,10 @@
     </w:p>
     <w:p>
       <w:pPr>
-        <w:pStyle w:val="1"/>
+        <w:pStyle w:val="26"/>
         <w:bidi w:val="0"/>
       </w:pPr>
-      <w:bookmarkStart w:id="21" w:name="_Toc20881"/>
+      <w:bookmarkStart w:id="21" w:name="_Toc3864"/>
       <w:r>
         <w:t>附  则</w:t>
       </w:r>
@@ -3740,10 +3819,10 @@
         <w:adjustRightInd w:val="0"/>
         <w:snapToGrid w:val="0"/>
         <w:spacing w:line="360" w:lineRule="auto"/>
-        <w:ind w:left="0" w:right="0" w:firstLine="420" w:firstLineChars="200"/>
+        <w:ind w:left="0" w:right="0" w:firstLine="468" w:firstLineChars="200"/>
         <w:textAlignment w:val="baseline"/>
         <w:rPr>
-          <w:rFonts w:ascii="宋体" w:eastAsia="宋体" w:hAnsi="宋体" w:cs="宋体"/>
+          <w:rFonts w:ascii="宋体" w:hAnsi="宋体" w:eastAsia="宋体" w:cs="宋体"/>
           <w:spacing w:val="-3"/>
           <w:sz w:val="24"/>
           <w:szCs w:val="24"/>
@@ -3751,7 +3830,7 @@
       </w:pPr>
       <w:r>
         <w:rPr>
-          <w:rFonts w:ascii="宋体" w:eastAsia="宋体" w:hAnsi="宋体" w:cs="宋体"/>
+          <w:rFonts w:ascii="宋体" w:hAnsi="宋体" w:eastAsia="宋体" w:cs="宋体"/>
           <w:spacing w:val="-3"/>
           <w:sz w:val="24"/>
           <w:szCs w:val="24"/>
@@ -3760,30 +3839,55 @@
       </w:r>
     </w:p>
     <w:sectPr>
-      <w:footerReference w:type="default" r:id="rId5"/>
+      <w:footerReference r:id="rId6" w:type="default"/>
       <w:pgSz w:w="11906" w:h="16839"/>
       <w:pgMar w:top="1431" w:right="1785" w:bottom="1375" w:left="1785" w:header="0" w:footer="1211" w:gutter="0"/>
-      <w:cols w:num="1" w:space="720"/>
+      <w:cols w:space="720" w:num="1"/>
     </w:sectPr>
   </w:body>
 </w:document>
 </file>
 
+<file path=word/endnotes.xml><?xml version="1.0" encoding="utf-8"?>
+<w:endnotes xmlns:wpc="http://schemas.microsoft.com/office/word/2010/wordprocessingCanvas" xmlns:mc="http://schemas.openxmlformats.org/markup-compatibility/2006" xmlns:o="urn:schemas-microsoft-com:office:office" xmlns:r="http://schemas.openxmlformats.org/officeDocument/2006/relationships" xmlns:m="http://schemas.openxmlformats.org/officeDocument/2006/math" xmlns:v="urn:schemas-microsoft-com:vml" xmlns:wp14="http://schemas.microsoft.com/office/word/2010/wordprocessingDrawing" xmlns:wp="http://schemas.openxmlformats.org/drawingml/2006/wordprocessingDrawing" xmlns:w="http://schemas.openxmlformats.org/wordprocessingml/2006/main" xmlns:w14="http://schemas.microsoft.com/office/word/2010/wordml" xmlns:w15="http://schemas.microsoft.com/office/word/2012/wordml" xmlns:w10="urn:schemas-microsoft-com:office:word" xmlns:wpg="http://schemas.microsoft.com/office/word/2010/wordprocessingGroup" xmlns:wpi="http://schemas.microsoft.com/office/word/2010/wordprocessingInk" xmlns:wne="http://schemas.microsoft.com/office/word/2006/wordml" xmlns:wps="http://schemas.microsoft.com/office/word/2010/wordprocessingShape" xmlns:wpsCustomData="http://www.wps.cn/officeDocument/2013/wpsCustomData" mc:Ignorable="w14 w15 wp14">
+  <w:endnote w:type="separator" w:id="0">
+    <w:p>
+      <w:pPr>
+        <w:spacing w:line="240" w:lineRule="auto"/>
+      </w:pPr>
+      <w:r>
+        <w:separator/>
+      </w:r>
+    </w:p>
+  </w:endnote>
+  <w:endnote w:type="continuationSeparator" w:id="1">
+    <w:p>
+      <w:pPr>
+        <w:spacing w:line="240" w:lineRule="auto"/>
+      </w:pPr>
+      <w:r>
+        <w:continuationSeparator/>
+      </w:r>
+    </w:p>
+  </w:endnote>
+</w:endnotes>
+</file>
+
 <file path=word/footer1.xml><?xml version="1.0" encoding="utf-8"?>
-<w:ftr xmlns:wpc="http://schemas.microsoft.com/office/word/2010/wordprocessingCanvas" xmlns:mc="http://schemas.openxmlformats.org/markup-compatibility/2006" xmlns:o="urn:schemas-microsoft-com:office:office" xmlns:r="http://schemas.openxmlformats.org/officeDocument/2006/relationships" xmlns:m="http://schemas.openxmlformats.org/officeDocument/2006/math" xmlns:v="urn:schemas-microsoft-com:vml" xmlns:wp14="http://schemas.microsoft.com/office/word/2010/wordprocessingDrawing" xmlns:wp="http://schemas.openxmlformats.org/drawingml/2006/wordprocessingDrawing" xmlns:w10="urn:schemas-microsoft-com:office:word" xmlns:w="http://schemas.openxmlformats.org/wordprocessingml/2006/main" xmlns:w14="http://schemas.microsoft.com/office/word/2010/wordml" xmlns:w15="http://schemas.microsoft.com/office/word/2012/wordml" xmlns:wne="http://schemas.microsoft.com/office/word/2006/wordml" xmlns:wpg="http://schemas.microsoft.com/office/word/2010/wordprocessingGroup" xmlns:wpi="http://schemas.microsoft.com/office/word/2010/wordprocessingInk" xmlns:wps="http://schemas.microsoft.com/office/word/2010/wordprocessingShape" mc:Ignorable="w14 w15 wp14">
+<w:ftr xmlns:wpc="http://schemas.microsoft.com/office/word/2010/wordprocessingCanvas" xmlns:mc="http://schemas.openxmlformats.org/markup-compatibility/2006" xmlns:o="urn:schemas-microsoft-com:office:office" xmlns:r="http://schemas.openxmlformats.org/officeDocument/2006/relationships" xmlns:m="http://schemas.openxmlformats.org/officeDocument/2006/math" xmlns:v="urn:schemas-microsoft-com:vml" xmlns:wp14="http://schemas.microsoft.com/office/word/2010/wordprocessingDrawing" xmlns:wp="http://schemas.openxmlformats.org/drawingml/2006/wordprocessingDrawing" xmlns:w10="urn:schemas-microsoft-com:office:word" xmlns:w="http://schemas.openxmlformats.org/wordprocessingml/2006/main" xmlns:w14="http://schemas.microsoft.com/office/word/2010/wordml" xmlns:w15="http://schemas.microsoft.com/office/word/2012/wordml" xmlns:wpg="http://schemas.microsoft.com/office/word/2010/wordprocessingGroup" xmlns:wpi="http://schemas.microsoft.com/office/word/2010/wordprocessingInk" xmlns:wne="http://schemas.microsoft.com/office/word/2006/wordml" xmlns:wps="http://schemas.microsoft.com/office/word/2010/wordprocessingShape" xmlns:wpsCustomData="http://www.wps.cn/officeDocument/2013/wpsCustomData" mc:Ignorable="w14 w15 wp14">
   <w:p>
     <w:pPr>
       <w:spacing w:line="166" w:lineRule="auto"/>
       <w:ind w:left="4235"/>
       <w:rPr>
-        <w:rFonts w:ascii="Calibri" w:eastAsia="Calibri" w:hAnsi="Calibri" w:cs="Calibri"/>
+        <w:rFonts w:ascii="Calibri" w:hAnsi="Calibri" w:eastAsia="Calibri" w:cs="Calibri"/>
         <w:sz w:val="18"/>
         <w:szCs w:val="18"/>
       </w:rPr>
     </w:pPr>
     <w:r>
       <w:rPr>
-        <w:rFonts w:ascii="Calibri" w:eastAsia="Calibri" w:hAnsi="Calibri" w:cs="Calibri"/>
+        <w:rFonts w:ascii="Calibri" w:hAnsi="Calibri" w:eastAsia="Calibri" w:cs="Calibri"/>
         <w:sz w:val="18"/>
         <w:szCs w:val="18"/>
       </w:rPr>
@@ -3794,20 +3898,20 @@
 </file>
 
 <file path=word/footer2.xml><?xml version="1.0" encoding="utf-8"?>
-<w:ftr xmlns:wpc="http://schemas.microsoft.com/office/word/2010/wordprocessingCanvas" xmlns:mc="http://schemas.openxmlformats.org/markup-compatibility/2006" xmlns:o="urn:schemas-microsoft-com:office:office" xmlns:r="http://schemas.openxmlformats.org/officeDocument/2006/relationships" xmlns:m="http://schemas.openxmlformats.org/officeDocument/2006/math" xmlns:v="urn:schemas-microsoft-com:vml" xmlns:wp14="http://schemas.microsoft.com/office/word/2010/wordprocessingDrawing" xmlns:wp="http://schemas.openxmlformats.org/drawingml/2006/wordprocessingDrawing" xmlns:w10="urn:schemas-microsoft-com:office:word" xmlns:w="http://schemas.openxmlformats.org/wordprocessingml/2006/main" xmlns:w14="http://schemas.microsoft.com/office/word/2010/wordml" xmlns:w15="http://schemas.microsoft.com/office/word/2012/wordml" xmlns:wne="http://schemas.microsoft.com/office/word/2006/wordml" xmlns:wpg="http://schemas.microsoft.com/office/word/2010/wordprocessingGroup" xmlns:wpi="http://schemas.microsoft.com/office/word/2010/wordprocessingInk" xmlns:wps="http://schemas.microsoft.com/office/word/2010/wordprocessingShape" mc:Ignorable="w14 w15 wp14">
+<w:ftr xmlns:wpc="http://schemas.microsoft.com/office/word/2010/wordprocessingCanvas" xmlns:mc="http://schemas.openxmlformats.org/markup-compatibility/2006" xmlns:o="urn:schemas-microsoft-com:office:office" xmlns:r="http://schemas.openxmlformats.org/officeDocument/2006/relationships" xmlns:m="http://schemas.openxmlformats.org/officeDocument/2006/math" xmlns:v="urn:schemas-microsoft-com:vml" xmlns:wp14="http://schemas.microsoft.com/office/word/2010/wordprocessingDrawing" xmlns:wp="http://schemas.openxmlformats.org/drawingml/2006/wordprocessingDrawing" xmlns:w10="urn:schemas-microsoft-com:office:word" xmlns:w="http://schemas.openxmlformats.org/wordprocessingml/2006/main" xmlns:w14="http://schemas.microsoft.com/office/word/2010/wordml" xmlns:w15="http://schemas.microsoft.com/office/word/2012/wordml" xmlns:wpg="http://schemas.microsoft.com/office/word/2010/wordprocessingGroup" xmlns:wpi="http://schemas.microsoft.com/office/word/2010/wordprocessingInk" xmlns:wne="http://schemas.microsoft.com/office/word/2006/wordml" xmlns:wps="http://schemas.microsoft.com/office/word/2010/wordprocessingShape" xmlns:wpsCustomData="http://www.wps.cn/officeDocument/2013/wpsCustomData" mc:Ignorable="w14 w15 wp14">
   <w:p>
     <w:pPr>
       <w:spacing w:line="167" w:lineRule="auto"/>
       <w:ind w:left="4130"/>
       <w:rPr>
-        <w:rFonts w:ascii="Calibri" w:eastAsia="Calibri" w:hAnsi="Calibri" w:cs="Calibri"/>
+        <w:rFonts w:ascii="Calibri" w:hAnsi="Calibri" w:eastAsia="Calibri" w:cs="Calibri"/>
         <w:sz w:val="18"/>
         <w:szCs w:val="18"/>
       </w:rPr>
     </w:pPr>
     <w:r>
       <w:rPr>
-        <w:rFonts w:ascii="Calibri" w:eastAsia="Calibri" w:hAnsi="Calibri" w:cs="Calibri"/>
+        <w:rFonts w:ascii="Calibri" w:hAnsi="Calibri" w:eastAsia="Calibri" w:cs="Calibri"/>
         <w:sz w:val="18"/>
         <w:szCs w:val="18"/>
       </w:rPr>
@@ -3817,16 +3921,41 @@
 </w:ftr>
 </file>
 
+<file path=word/footnotes.xml><?xml version="1.0" encoding="utf-8"?>
+<w:footnotes xmlns:wpc="http://schemas.microsoft.com/office/word/2010/wordprocessingCanvas" xmlns:mc="http://schemas.openxmlformats.org/markup-compatibility/2006" xmlns:o="urn:schemas-microsoft-com:office:office" xmlns:r="http://schemas.openxmlformats.org/officeDocument/2006/relationships" xmlns:m="http://schemas.openxmlformats.org/officeDocument/2006/math" xmlns:v="urn:schemas-microsoft-com:vml" xmlns:wp14="http://schemas.microsoft.com/office/word/2010/wordprocessingDrawing" xmlns:wp="http://schemas.openxmlformats.org/drawingml/2006/wordprocessingDrawing" xmlns:w="http://schemas.openxmlformats.org/wordprocessingml/2006/main" xmlns:w14="http://schemas.microsoft.com/office/word/2010/wordml" xmlns:w15="http://schemas.microsoft.com/office/word/2012/wordml" xmlns:w10="urn:schemas-microsoft-com:office:word" xmlns:wpg="http://schemas.microsoft.com/office/word/2010/wordprocessingGroup" xmlns:wpi="http://schemas.microsoft.com/office/word/2010/wordprocessingInk" xmlns:wne="http://schemas.microsoft.com/office/word/2006/wordml" xmlns:wps="http://schemas.microsoft.com/office/word/2010/wordprocessingShape" xmlns:wpsCustomData="http://www.wps.cn/officeDocument/2013/wpsCustomData" mc:Ignorable="w14 w15 wp14">
+  <w:footnote w:type="separator" w:id="0">
+    <w:p>
+      <w:pPr>
+        <w:spacing w:line="360" w:lineRule="auto"/>
+      </w:pPr>
+      <w:r>
+        <w:separator/>
+      </w:r>
+    </w:p>
+  </w:footnote>
+  <w:footnote w:type="continuationSeparator" w:id="1">
+    <w:p>
+      <w:pPr>
+        <w:spacing w:line="360" w:lineRule="auto"/>
+      </w:pPr>
+      <w:r>
+        <w:continuationSeparator/>
+      </w:r>
+    </w:p>
+  </w:footnote>
+</w:footnotes>
+</file>
+
 <file path=word/numbering.xml><?xml version="1.0" encoding="utf-8"?>
-<w:numbering xmlns:wpc="http://schemas.microsoft.com/office/word/2010/wordprocessingCanvas" xmlns:mc="http://schemas.openxmlformats.org/markup-compatibility/2006" xmlns:o="urn:schemas-microsoft-com:office:office" xmlns:r="http://schemas.openxmlformats.org/officeDocument/2006/relationships" xmlns:m="http://schemas.openxmlformats.org/officeDocument/2006/math" xmlns:v="urn:schemas-microsoft-com:vml" xmlns:wp14="http://schemas.microsoft.com/office/word/2010/wordprocessingDrawing" xmlns:wp="http://schemas.openxmlformats.org/drawingml/2006/wordprocessingDrawing" xmlns:w10="urn:schemas-microsoft-com:office:word" xmlns:w="http://schemas.openxmlformats.org/wordprocessingml/2006/main" xmlns:w14="http://schemas.microsoft.com/office/word/2010/wordml" xmlns:w15="http://schemas.microsoft.com/office/word/2012/wordml" xmlns:wne="http://schemas.microsoft.com/office/word/2006/wordml" xmlns:wpg="http://schemas.microsoft.com/office/word/2010/wordprocessingGroup" xmlns:wpi="http://schemas.microsoft.com/office/word/2010/wordprocessingInk" xmlns:wps="http://schemas.microsoft.com/office/word/2010/wordprocessingShape" mc:Ignorable="w14 w15 wp14">
+<w:numbering xmlns:wpc="http://schemas.microsoft.com/office/word/2010/wordprocessingCanvas" xmlns:mc="http://schemas.openxmlformats.org/markup-compatibility/2006" xmlns:o="urn:schemas-microsoft-com:office:office" xmlns:r="http://schemas.openxmlformats.org/officeDocument/2006/relationships" xmlns:m="http://schemas.openxmlformats.org/officeDocument/2006/math" xmlns:v="urn:schemas-microsoft-com:vml" xmlns:wp14="http://schemas.microsoft.com/office/word/2010/wordprocessingDrawing" xmlns:wp="http://schemas.openxmlformats.org/drawingml/2006/wordprocessingDrawing" xmlns:w10="urn:schemas-microsoft-com:office:word" xmlns:w="http://schemas.openxmlformats.org/wordprocessingml/2006/main" xmlns:w14="http://schemas.microsoft.com/office/word/2010/wordml" xmlns:wpg="http://schemas.microsoft.com/office/word/2010/wordprocessingGroup" xmlns:wpi="http://schemas.microsoft.com/office/word/2010/wordprocessingInk" xmlns:wne="http://schemas.microsoft.com/office/word/2006/wordml" xmlns:wps="http://schemas.microsoft.com/office/word/2010/wordprocessingShape" xmlns:wpsCustomData="http://www.wps.cn/officeDocument/2013/wpsCustomData" mc:Ignorable="w14 wp14">
   <w:abstractNum w:abstractNumId="0">
     <w:nsid w:val="8E964DCE"/>
     <w:multiLevelType w:val="multilevel"/>
     <w:tmpl w:val="8E964DCE"/>
-    <w:lvl w:ilvl="0">
+    <w:lvl w:ilvl="0" w:tentative="0">
       <w:start w:val="1"/>
       <w:numFmt w:val="decimal"/>
-      <w:pStyle w:val="Heading1"/>
+      <w:pStyle w:val="2"/>
       <w:lvlText w:val="%1."/>
       <w:lvlJc w:val="left"/>
       <w:pPr>
@@ -3836,10 +3965,10 @@
         <w:rFonts w:hint="default"/>
       </w:rPr>
     </w:lvl>
-    <w:lvl w:ilvl="1">
+    <w:lvl w:ilvl="1" w:tentative="0">
       <w:start w:val="1"/>
       <w:numFmt w:val="decimal"/>
-      <w:pStyle w:val="Heading2"/>
+      <w:pStyle w:val="3"/>
       <w:lvlText w:val="%1.%2."/>
       <w:lvlJc w:val="left"/>
       <w:pPr>
@@ -3849,10 +3978,10 @@
         <w:rFonts w:hint="default"/>
       </w:rPr>
     </w:lvl>
-    <w:lvl w:ilvl="2">
+    <w:lvl w:ilvl="2" w:tentative="0">
       <w:start w:val="1"/>
       <w:numFmt w:val="decimal"/>
-      <w:pStyle w:val="Heading3"/>
+      <w:pStyle w:val="4"/>
       <w:lvlText w:val="%1.%2.%3."/>
       <w:lvlJc w:val="left"/>
       <w:pPr>
@@ -3862,10 +3991,10 @@
         <w:rFonts w:hint="default"/>
       </w:rPr>
     </w:lvl>
-    <w:lvl w:ilvl="3">
+    <w:lvl w:ilvl="3" w:tentative="0">
       <w:start w:val="1"/>
       <w:numFmt w:val="decimal"/>
-      <w:pStyle w:val="Heading4"/>
+      <w:pStyle w:val="5"/>
       <w:lvlText w:val="%1.%2.%3.%4."/>
       <w:lvlJc w:val="left"/>
       <w:pPr>
@@ -3875,10 +4004,10 @@
         <w:rFonts w:hint="default"/>
       </w:rPr>
     </w:lvl>
-    <w:lvl w:ilvl="4">
+    <w:lvl w:ilvl="4" w:tentative="0">
       <w:start w:val="1"/>
       <w:numFmt w:val="decimal"/>
-      <w:pStyle w:val="Heading5"/>
+      <w:pStyle w:val="6"/>
       <w:lvlText w:val="%1.%2.%3.%4.%5."/>
       <w:lvlJc w:val="left"/>
       <w:pPr>
@@ -3888,10 +4017,10 @@
         <w:rFonts w:hint="default"/>
       </w:rPr>
     </w:lvl>
-    <w:lvl w:ilvl="5">
+    <w:lvl w:ilvl="5" w:tentative="0">
       <w:start w:val="1"/>
       <w:numFmt w:val="decimal"/>
-      <w:pStyle w:val="Heading6"/>
+      <w:pStyle w:val="7"/>
       <w:lvlText w:val="%1.%2.%3.%4.%5.%6."/>
       <w:lvlJc w:val="left"/>
       <w:pPr>
@@ -3901,10 +4030,10 @@
         <w:rFonts w:hint="default"/>
       </w:rPr>
     </w:lvl>
-    <w:lvl w:ilvl="6">
+    <w:lvl w:ilvl="6" w:tentative="0">
       <w:start w:val="1"/>
       <w:numFmt w:val="decimal"/>
-      <w:pStyle w:val="Heading7"/>
+      <w:pStyle w:val="8"/>
       <w:lvlText w:val="%1.%2.%3.%4.%5.%6.%7."/>
       <w:lvlJc w:val="left"/>
       <w:pPr>
@@ -3914,10 +4043,10 @@
         <w:rFonts w:hint="default"/>
       </w:rPr>
     </w:lvl>
-    <w:lvl w:ilvl="7">
+    <w:lvl w:ilvl="7" w:tentative="0">
       <w:start w:val="1"/>
       <w:numFmt w:val="decimal"/>
-      <w:pStyle w:val="Heading8"/>
+      <w:pStyle w:val="9"/>
       <w:lvlText w:val="%1.%2.%3.%4.%5.%6.%7.%8."/>
       <w:lvlJc w:val="left"/>
       <w:pPr>
@@ -3927,10 +4056,10 @@
         <w:rFonts w:hint="default"/>
       </w:rPr>
     </w:lvl>
-    <w:lvl w:ilvl="8">
+    <w:lvl w:ilvl="8" w:tentative="0">
       <w:start w:val="1"/>
       <w:numFmt w:val="decimal"/>
-      <w:pStyle w:val="Heading9"/>
+      <w:pStyle w:val="10"/>
       <w:lvlText w:val="%1.%2.%3.%4.%5.%6.%7.%8.%9."/>
       <w:lvlJc w:val="left"/>
       <w:pPr>
@@ -3945,7 +4074,7 @@
     <w:nsid w:val="9BAE13F5"/>
     <w:multiLevelType w:val="singleLevel"/>
     <w:tmpl w:val="9BAE13F5"/>
-    <w:lvl w:ilvl="0">
+    <w:lvl w:ilvl="0" w:tentative="0">
       <w:start w:val="1"/>
       <w:numFmt w:val="decimal"/>
       <w:lvlText w:val="(%1)"/>
@@ -3962,7 +4091,7 @@
     <w:nsid w:val="9DDABDE5"/>
     <w:multiLevelType w:val="singleLevel"/>
     <w:tmpl w:val="9DDABDE5"/>
-    <w:lvl w:ilvl="0">
+    <w:lvl w:ilvl="0" w:tentative="0">
       <w:start w:val="1"/>
       <w:numFmt w:val="decimal"/>
       <w:lvlText w:val="(%1)"/>
@@ -3988,267 +4117,269 @@
 </file>
 
 <file path=word/styles.xml><?xml version="1.0" encoding="utf-8"?>
-<w:styles xmlns:mc="http://schemas.openxmlformats.org/markup-compatibility/2006" xmlns:r="http://schemas.openxmlformats.org/officeDocument/2006/relationships" xmlns:w="http://schemas.openxmlformats.org/wordprocessingml/2006/main" xmlns:w14="http://schemas.microsoft.com/office/word/2010/wordml" xmlns:w15="http://schemas.microsoft.com/office/word/2012/wordml" mc:Ignorable="w14 w15">
+<w:styles xmlns:mc="http://schemas.openxmlformats.org/markup-compatibility/2006" xmlns:o="urn:schemas-microsoft-com:office:office" xmlns:r="http://schemas.openxmlformats.org/officeDocument/2006/relationships" xmlns:m="http://schemas.openxmlformats.org/officeDocument/2006/math" xmlns:v="urn:schemas-microsoft-com:vml" xmlns:w="http://schemas.openxmlformats.org/wordprocessingml/2006/main" xmlns:w14="http://schemas.microsoft.com/office/word/2010/wordml" xmlns:w10="urn:schemas-microsoft-com:office:word" xmlns:sl="http://schemas.openxmlformats.org/schemaLibrary/2006/main" xmlns:wpsCustomData="http://www.wps.cn/officeDocument/2013/wpsCustomData" mc:Ignorable="w14">
   <w:docDefaults>
     <w:rPrDefault>
       <w:rPr>
-        <w:rFonts w:ascii="Arial" w:eastAsia="Arial" w:hAnsi="Arial" w:cs="Arial"/>
+        <w:rFonts w:ascii="Arial" w:hAnsi="Arial" w:eastAsia="Arial" w:cs="Arial"/>
       </w:rPr>
     </w:rPrDefault>
     <w:pPrDefault/>
   </w:docDefaults>
-  <w:latentStyles w:defLockedState="0" w:defUIPriority="99" w:defSemiHidden="1" w:defUnhideWhenUsed="1" w:defQFormat="0" w:count="260">
-    <w:lsdException w:name="Normal" w:semiHidden="0" w:uiPriority="0" w:unhideWhenUsed="0" w:qFormat="1"/>
-    <w:lsdException w:name="heading 1" w:semiHidden="0" w:uiPriority="0" w:unhideWhenUsed="0" w:qFormat="1"/>
-    <w:lsdException w:name="heading 2" w:semiHidden="0" w:uiPriority="0" w:qFormat="1"/>
-    <w:lsdException w:name="heading 3" w:uiPriority="0" w:qFormat="1"/>
-    <w:lsdException w:name="heading 4" w:semiHidden="0" w:uiPriority="0" w:qFormat="1"/>
-    <w:lsdException w:name="heading 5" w:uiPriority="0" w:qFormat="1"/>
-    <w:lsdException w:name="heading 6" w:uiPriority="0" w:qFormat="1"/>
-    <w:lsdException w:name="heading 7" w:uiPriority="0" w:qFormat="1"/>
-    <w:lsdException w:name="heading 8" w:uiPriority="0" w:qFormat="1"/>
-    <w:lsdException w:name="heading 9" w:uiPriority="0" w:qFormat="1"/>
-    <w:lsdException w:name="index 1" w:semiHidden="0" w:uiPriority="0" w:unhideWhenUsed="0"/>
-    <w:lsdException w:name="index 2" w:semiHidden="0" w:uiPriority="0" w:unhideWhenUsed="0"/>
-    <w:lsdException w:name="index 3" w:semiHidden="0" w:uiPriority="0" w:unhideWhenUsed="0"/>
-    <w:lsdException w:name="index 4" w:semiHidden="0" w:uiPriority="0" w:unhideWhenUsed="0"/>
-    <w:lsdException w:name="index 5" w:semiHidden="0" w:uiPriority="0" w:unhideWhenUsed="0"/>
-    <w:lsdException w:name="index 6" w:semiHidden="0" w:uiPriority="0" w:unhideWhenUsed="0"/>
-    <w:lsdException w:name="index 7" w:semiHidden="0" w:uiPriority="0" w:unhideWhenUsed="0"/>
-    <w:lsdException w:name="index 8" w:semiHidden="0" w:uiPriority="0" w:unhideWhenUsed="0"/>
-    <w:lsdException w:name="index 9" w:semiHidden="0" w:uiPriority="0" w:unhideWhenUsed="0"/>
-    <w:lsdException w:name="toc 1" w:semiHidden="0" w:uiPriority="0" w:unhideWhenUsed="0" w:qFormat="1"/>
-    <w:lsdException w:name="toc 2" w:semiHidden="0" w:uiPriority="0" w:unhideWhenUsed="0" w:qFormat="1"/>
-    <w:lsdException w:name="toc 3" w:semiHidden="0" w:uiPriority="0" w:unhideWhenUsed="0" w:qFormat="1"/>
-    <w:lsdException w:name="toc 4" w:semiHidden="0" w:uiPriority="0" w:unhideWhenUsed="0"/>
-    <w:lsdException w:name="toc 5" w:semiHidden="0" w:uiPriority="0" w:unhideWhenUsed="0"/>
-    <w:lsdException w:name="toc 6" w:semiHidden="0" w:uiPriority="0" w:unhideWhenUsed="0"/>
-    <w:lsdException w:name="toc 7" w:semiHidden="0" w:uiPriority="0" w:unhideWhenUsed="0"/>
-    <w:lsdException w:name="toc 8" w:semiHidden="0" w:uiPriority="0" w:unhideWhenUsed="0"/>
-    <w:lsdException w:name="toc 9" w:semiHidden="0" w:uiPriority="0" w:unhideWhenUsed="0"/>
-    <w:lsdException w:name="Normal Indent" w:semiHidden="0" w:uiPriority="0" w:unhideWhenUsed="0"/>
-    <w:lsdException w:name="footnote text" w:semiHidden="0" w:uiPriority="0" w:unhideWhenUsed="0"/>
-    <w:lsdException w:name="annotation text" w:semiHidden="0" w:uiPriority="0" w:unhideWhenUsed="0" w:qFormat="1"/>
-    <w:lsdException w:name="header" w:semiHidden="0" w:uiPriority="0" w:unhideWhenUsed="0" w:qFormat="1"/>
-    <w:lsdException w:name="footer" w:semiHidden="0" w:uiPriority="0" w:unhideWhenUsed="0" w:qFormat="1"/>
-    <w:lsdException w:name="index heading" w:semiHidden="0" w:uiPriority="0" w:unhideWhenUsed="0"/>
-    <w:lsdException w:name="caption" w:uiPriority="0" w:qFormat="1"/>
-    <w:lsdException w:name="table of figures" w:semiHidden="0" w:uiPriority="0" w:unhideWhenUsed="0"/>
-    <w:lsdException w:name="envelope address" w:semiHidden="0" w:uiPriority="0" w:unhideWhenUsed="0"/>
-    <w:lsdException w:name="envelope return" w:semiHidden="0" w:uiPriority="0" w:unhideWhenUsed="0"/>
-    <w:lsdException w:name="footnote reference" w:semiHidden="0" w:uiPriority="0" w:unhideWhenUsed="0"/>
-    <w:lsdException w:name="annotation reference" w:semiHidden="0" w:uiPriority="0" w:unhideWhenUsed="0"/>
-    <w:lsdException w:name="line number" w:semiHidden="0" w:uiPriority="0" w:unhideWhenUsed="0"/>
-    <w:lsdException w:name="page number" w:semiHidden="0" w:uiPriority="0" w:unhideWhenUsed="0"/>
-    <w:lsdException w:name="endnote reference" w:semiHidden="0" w:uiPriority="0" w:unhideWhenUsed="0"/>
-    <w:lsdException w:name="endnote text" w:semiHidden="0" w:uiPriority="0" w:unhideWhenUsed="0"/>
-    <w:lsdException w:name="table of authorities" w:semiHidden="0" w:uiPriority="0" w:unhideWhenUsed="0"/>
-    <w:lsdException w:name="macro" w:semiHidden="0" w:uiPriority="0" w:unhideWhenUsed="0"/>
-    <w:lsdException w:name="toa heading" w:semiHidden="0" w:uiPriority="0" w:unhideWhenUsed="0"/>
-    <w:lsdException w:name="List" w:semiHidden="0" w:uiPriority="0" w:unhideWhenUsed="0"/>
-    <w:lsdException w:name="List Bullet" w:semiHidden="0" w:uiPriority="0" w:unhideWhenUsed="0"/>
-    <w:lsdException w:name="List Number" w:semiHidden="0" w:uiPriority="0" w:unhideWhenUsed="0"/>
-    <w:lsdException w:name="List 2" w:semiHidden="0" w:uiPriority="0" w:unhideWhenUsed="0"/>
-    <w:lsdException w:name="List 3" w:semiHidden="0" w:uiPriority="0" w:unhideWhenUsed="0"/>
-    <w:lsdException w:name="List 4" w:semiHidden="0" w:uiPriority="0" w:unhideWhenUsed="0"/>
-    <w:lsdException w:name="List 5" w:semiHidden="0" w:uiPriority="0" w:unhideWhenUsed="0"/>
-    <w:lsdException w:name="List Bullet 2" w:semiHidden="0" w:uiPriority="0" w:unhideWhenUsed="0"/>
-    <w:lsdException w:name="List Bullet 3" w:semiHidden="0" w:uiPriority="0" w:unhideWhenUsed="0"/>
-    <w:lsdException w:name="List Bullet 4" w:semiHidden="0" w:uiPriority="0" w:unhideWhenUsed="0"/>
-    <w:lsdException w:name="List Bullet 5" w:semiHidden="0" w:uiPriority="0" w:unhideWhenUsed="0"/>
-    <w:lsdException w:name="List Number 2" w:semiHidden="0" w:uiPriority="0" w:unhideWhenUsed="0"/>
-    <w:lsdException w:name="List Number 3" w:semiHidden="0" w:uiPriority="0" w:unhideWhenUsed="0"/>
-    <w:lsdException w:name="List Number 4" w:semiHidden="0" w:uiPriority="0" w:unhideWhenUsed="0"/>
-    <w:lsdException w:name="List Number 5" w:semiHidden="0" w:uiPriority="0" w:unhideWhenUsed="0"/>
-    <w:lsdException w:name="Title" w:semiHidden="0" w:uiPriority="0" w:unhideWhenUsed="0" w:qFormat="1"/>
-    <w:lsdException w:name="Closing" w:semiHidden="0" w:uiPriority="0" w:unhideWhenUsed="0"/>
-    <w:lsdException w:name="Signature" w:semiHidden="0" w:uiPriority="0" w:unhideWhenUsed="0"/>
-    <w:lsdException w:name="Default Paragraph Font" w:uiPriority="0" w:unhideWhenUsed="0" w:qFormat="1"/>
-    <w:lsdException w:name="Body Text" w:uiPriority="0" w:unhideWhenUsed="0" w:qFormat="1"/>
-    <w:lsdException w:name="Body Text Indent" w:semiHidden="0" w:uiPriority="0" w:unhideWhenUsed="0"/>
-    <w:lsdException w:name="List Continue" w:semiHidden="0" w:uiPriority="0" w:unhideWhenUsed="0"/>
-    <w:lsdException w:name="List Continue 2" w:semiHidden="0" w:uiPriority="0" w:unhideWhenUsed="0"/>
-    <w:lsdException w:name="List Continue 3" w:semiHidden="0" w:uiPriority="0" w:unhideWhenUsed="0"/>
-    <w:lsdException w:name="List Continue 4" w:semiHidden="0" w:uiPriority="0" w:unhideWhenUsed="0"/>
-    <w:lsdException w:name="List Continue 5" w:semiHidden="0" w:uiPriority="0" w:unhideWhenUsed="0"/>
-    <w:lsdException w:name="Message Header" w:semiHidden="0" w:uiPriority="0" w:unhideWhenUsed="0"/>
-    <w:lsdException w:name="Subtitle" w:semiHidden="0" w:uiPriority="0" w:unhideWhenUsed="0" w:qFormat="1"/>
-    <w:lsdException w:name="Salutation" w:semiHidden="0" w:uiPriority="0" w:unhideWhenUsed="0"/>
-    <w:lsdException w:name="Date" w:semiHidden="0" w:uiPriority="0" w:unhideWhenUsed="0"/>
-    <w:lsdException w:name="Body Text First Indent" w:semiHidden="0" w:uiPriority="0" w:unhideWhenUsed="0"/>
-    <w:lsdException w:name="Body Text First Indent 2" w:semiHidden="0" w:uiPriority="0" w:unhideWhenUsed="0"/>
-    <w:lsdException w:name="Body Text 2" w:semiHidden="0" w:uiPriority="0" w:unhideWhenUsed="0"/>
-    <w:lsdException w:name="Body Text 3" w:semiHidden="0" w:uiPriority="0" w:unhideWhenUsed="0"/>
-    <w:lsdException w:name="Body Text Indent 2" w:semiHidden="0" w:uiPriority="0" w:unhideWhenUsed="0"/>
-    <w:lsdException w:name="Body Text Indent 3" w:semiHidden="0" w:uiPriority="0" w:unhideWhenUsed="0"/>
-    <w:lsdException w:name="Block Text" w:semiHidden="0" w:uiPriority="0" w:unhideWhenUsed="0"/>
-    <w:lsdException w:name="Hyperlink" w:semiHidden="0" w:uiPriority="0" w:unhideWhenUsed="0"/>
-    <w:lsdException w:name="FollowedHyperlink" w:semiHidden="0" w:uiPriority="0" w:unhideWhenUsed="0"/>
-    <w:lsdException w:name="Strong" w:semiHidden="0" w:uiPriority="0" w:unhideWhenUsed="0" w:qFormat="1"/>
-    <w:lsdException w:name="Emphasis" w:semiHidden="0" w:uiPriority="0" w:unhideWhenUsed="0" w:qFormat="1"/>
-    <w:lsdException w:name="Document Map" w:semiHidden="0" w:uiPriority="0" w:unhideWhenUsed="0"/>
-    <w:lsdException w:name="Plain Text" w:semiHidden="0" w:uiPriority="0" w:unhideWhenUsed="0"/>
-    <w:lsdException w:name="E-mail Signature" w:semiHidden="0" w:uiPriority="0" w:unhideWhenUsed="0"/>
-    <w:lsdException w:name="Normal (Web)" w:semiHidden="0" w:uiPriority="0" w:unhideWhenUsed="0" w:qFormat="1"/>
-    <w:lsdException w:name="HTML Acronym" w:semiHidden="0" w:uiPriority="0" w:unhideWhenUsed="0"/>
-    <w:lsdException w:name="HTML Address" w:semiHidden="0" w:uiPriority="0" w:unhideWhenUsed="0"/>
-    <w:lsdException w:name="HTML Cite" w:semiHidden="0" w:uiPriority="0" w:unhideWhenUsed="0"/>
-    <w:lsdException w:name="HTML Code" w:semiHidden="0" w:uiPriority="0" w:unhideWhenUsed="0"/>
-    <w:lsdException w:name="HTML Definition" w:semiHidden="0" w:uiPriority="0" w:unhideWhenUsed="0"/>
-    <w:lsdException w:name="HTML Keyboard" w:semiHidden="0" w:uiPriority="0" w:unhideWhenUsed="0"/>
-    <w:lsdException w:name="HTML Preformatted" w:semiHidden="0" w:uiPriority="0" w:unhideWhenUsed="0"/>
-    <w:lsdException w:name="HTML Sample" w:semiHidden="0" w:uiPriority="0" w:unhideWhenUsed="0"/>
-    <w:lsdException w:name="HTML Typewriter" w:semiHidden="0" w:uiPriority="0" w:unhideWhenUsed="0"/>
-    <w:lsdException w:name="HTML Variable" w:semiHidden="0" w:uiPriority="0" w:unhideWhenUsed="0"/>
-    <w:lsdException w:name="Normal Table" w:uiPriority="0" w:unhideWhenUsed="0" w:qFormat="1"/>
-    <w:lsdException w:name="annotation subject" w:semiHidden="0" w:uiPriority="0" w:unhideWhenUsed="0"/>
-    <w:lsdException w:name="Table Simple 1" w:semiHidden="0" w:uiPriority="0" w:unhideWhenUsed="0"/>
-    <w:lsdException w:name="Table Simple 2" w:semiHidden="0" w:uiPriority="0" w:unhideWhenUsed="0"/>
-    <w:lsdException w:name="Table Simple 3" w:semiHidden="0" w:uiPriority="0" w:unhideWhenUsed="0"/>
-    <w:lsdException w:name="Table Classic 1" w:semiHidden="0" w:uiPriority="0" w:unhideWhenUsed="0"/>
-    <w:lsdException w:name="Table Classic 2" w:semiHidden="0" w:uiPriority="0" w:unhideWhenUsed="0"/>
-    <w:lsdException w:name="Table Classic 3" w:semiHidden="0" w:uiPriority="0" w:unhideWhenUsed="0"/>
-    <w:lsdException w:name="Table Classic 4" w:semiHidden="0" w:uiPriority="0" w:unhideWhenUsed="0"/>
-    <w:lsdException w:name="Table Colorful 1" w:semiHidden="0" w:uiPriority="0" w:unhideWhenUsed="0"/>
-    <w:lsdException w:name="Table Colorful 2" w:semiHidden="0" w:uiPriority="0" w:unhideWhenUsed="0"/>
-    <w:lsdException w:name="Table Colorful 3" w:semiHidden="0" w:uiPriority="0" w:unhideWhenUsed="0"/>
-    <w:lsdException w:name="Table Columns 1" w:semiHidden="0" w:uiPriority="0" w:unhideWhenUsed="0"/>
-    <w:lsdException w:name="Table Columns 2" w:semiHidden="0" w:uiPriority="0" w:unhideWhenUsed="0"/>
-    <w:lsdException w:name="Table Columns 3" w:semiHidden="0" w:uiPriority="0" w:unhideWhenUsed="0"/>
-    <w:lsdException w:name="Table Columns 4" w:semiHidden="0" w:uiPriority="0" w:unhideWhenUsed="0"/>
-    <w:lsdException w:name="Table Columns 5" w:semiHidden="0" w:uiPriority="0" w:unhideWhenUsed="0"/>
-    <w:lsdException w:name="Table Grid 1" w:semiHidden="0" w:uiPriority="0" w:unhideWhenUsed="0"/>
-    <w:lsdException w:name="Table Grid 2" w:semiHidden="0" w:uiPriority="0" w:unhideWhenUsed="0"/>
-    <w:lsdException w:name="Table Grid 3" w:semiHidden="0" w:uiPriority="0" w:unhideWhenUsed="0"/>
-    <w:lsdException w:name="Table Grid 4" w:semiHidden="0" w:uiPriority="0" w:unhideWhenUsed="0"/>
-    <w:lsdException w:name="Table Grid 5" w:semiHidden="0" w:uiPriority="0" w:unhideWhenUsed="0"/>
-    <w:lsdException w:name="Table Grid 6" w:semiHidden="0" w:uiPriority="0" w:unhideWhenUsed="0"/>
-    <w:lsdException w:name="Table Grid 7" w:semiHidden="0" w:uiPriority="0" w:unhideWhenUsed="0"/>
-    <w:lsdException w:name="Table Grid 8" w:semiHidden="0" w:uiPriority="0" w:unhideWhenUsed="0"/>
-    <w:lsdException w:name="Table List 1" w:semiHidden="0" w:uiPriority="0" w:unhideWhenUsed="0"/>
-    <w:lsdException w:name="Table List 2" w:semiHidden="0" w:uiPriority="0" w:unhideWhenUsed="0"/>
-    <w:lsdException w:name="Table List 3" w:semiHidden="0" w:uiPriority="0" w:unhideWhenUsed="0"/>
-    <w:lsdException w:name="Table List 4" w:semiHidden="0" w:uiPriority="0" w:unhideWhenUsed="0"/>
-    <w:lsdException w:name="Table List 5" w:semiHidden="0" w:uiPriority="0" w:unhideWhenUsed="0"/>
-    <w:lsdException w:name="Table List 6" w:semiHidden="0" w:uiPriority="0" w:unhideWhenUsed="0"/>
-    <w:lsdException w:name="Table List 7" w:semiHidden="0" w:uiPriority="0" w:unhideWhenUsed="0"/>
-    <w:lsdException w:name="Table List 8" w:semiHidden="0" w:uiPriority="0" w:unhideWhenUsed="0"/>
-    <w:lsdException w:name="Table 3D effects 1" w:semiHidden="0" w:uiPriority="0" w:unhideWhenUsed="0"/>
-    <w:lsdException w:name="Table 3D effects 2" w:semiHidden="0" w:uiPriority="0" w:unhideWhenUsed="0"/>
-    <w:lsdException w:name="Table 3D effects 3" w:semiHidden="0" w:uiPriority="0" w:unhideWhenUsed="0"/>
-    <w:lsdException w:name="Table Contemporary" w:semiHidden="0" w:uiPriority="0" w:unhideWhenUsed="0"/>
-    <w:lsdException w:name="Table Elegant" w:semiHidden="0" w:uiPriority="0" w:unhideWhenUsed="0"/>
-    <w:lsdException w:name="Table Professional" w:semiHidden="0" w:uiPriority="0" w:unhideWhenUsed="0"/>
-    <w:lsdException w:name="Table Subtle 1" w:semiHidden="0" w:uiPriority="0" w:unhideWhenUsed="0"/>
-    <w:lsdException w:name="Table Subtle 2" w:semiHidden="0" w:uiPriority="0" w:unhideWhenUsed="0"/>
-    <w:lsdException w:name="Table Web 1" w:semiHidden="0" w:uiPriority="0" w:unhideWhenUsed="0"/>
-    <w:lsdException w:name="Table Web 2" w:semiHidden="0" w:uiPriority="0" w:unhideWhenUsed="0"/>
-    <w:lsdException w:name="Table Web 3" w:semiHidden="0" w:uiPriority="0" w:unhideWhenUsed="0"/>
-    <w:lsdException w:name="Balloon Text" w:semiHidden="0" w:uiPriority="0" w:unhideWhenUsed="0"/>
-    <w:lsdException w:name="Table Grid" w:semiHidden="0" w:uiPriority="0" w:unhideWhenUsed="0" w:qFormat="1"/>
-    <w:lsdException w:name="Table Theme" w:semiHidden="0" w:uiPriority="0" w:unhideWhenUsed="0"/>
-    <w:lsdException w:name="Light Shading" w:semiHidden="0" w:uiPriority="60" w:unhideWhenUsed="0"/>
-    <w:lsdException w:name="Light List" w:semiHidden="0" w:uiPriority="61" w:unhideWhenUsed="0"/>
-    <w:lsdException w:name="Light Grid" w:semiHidden="0" w:uiPriority="62" w:unhideWhenUsed="0"/>
-    <w:lsdException w:name="Medium Shading 1" w:semiHidden="0" w:uiPriority="63" w:unhideWhenUsed="0"/>
-    <w:lsdException w:name="Medium Shading 2" w:semiHidden="0" w:uiPriority="64" w:unhideWhenUsed="0"/>
-    <w:lsdException w:name="Medium List 1" w:semiHidden="0" w:uiPriority="65" w:unhideWhenUsed="0"/>
-    <w:lsdException w:name="Medium List 2" w:semiHidden="0" w:uiPriority="66" w:unhideWhenUsed="0"/>
-    <w:lsdException w:name="Medium Grid 1" w:semiHidden="0" w:uiPriority="67" w:unhideWhenUsed="0"/>
-    <w:lsdException w:name="Medium Grid 2" w:semiHidden="0" w:uiPriority="68" w:unhideWhenUsed="0"/>
-    <w:lsdException w:name="Medium Grid 3" w:semiHidden="0" w:uiPriority="69" w:unhideWhenUsed="0"/>
-    <w:lsdException w:name="Dark List" w:semiHidden="0" w:uiPriority="70" w:unhideWhenUsed="0"/>
-    <w:lsdException w:name="Colorful Shading" w:semiHidden="0" w:uiPriority="71" w:unhideWhenUsed="0"/>
-    <w:lsdException w:name="Colorful List" w:semiHidden="0" w:uiPriority="72" w:unhideWhenUsed="0"/>
-    <w:lsdException w:name="Colorful Grid" w:semiHidden="0" w:uiPriority="73" w:unhideWhenUsed="0"/>
-    <w:lsdException w:name="Light Shading Accent 1" w:semiHidden="0" w:uiPriority="60" w:unhideWhenUsed="0"/>
-    <w:lsdException w:name="Light List Accent 1" w:semiHidden="0" w:uiPriority="61" w:unhideWhenUsed="0"/>
-    <w:lsdException w:name="Light Grid Accent 1" w:semiHidden="0" w:uiPriority="62" w:unhideWhenUsed="0"/>
-    <w:lsdException w:name="Medium Shading 1 Accent 1" w:semiHidden="0" w:uiPriority="63" w:unhideWhenUsed="0"/>
-    <w:lsdException w:name="Medium Shading 2 Accent 1" w:semiHidden="0" w:uiPriority="64" w:unhideWhenUsed="0"/>
-    <w:lsdException w:name="Medium List 1 Accent 1" w:semiHidden="0" w:uiPriority="65" w:unhideWhenUsed="0"/>
-    <w:lsdException w:name="Medium List 2 Accent 1" w:semiHidden="0" w:uiPriority="66" w:unhideWhenUsed="0"/>
-    <w:lsdException w:name="Medium Grid 1 Accent 1" w:semiHidden="0" w:uiPriority="67" w:unhideWhenUsed="0"/>
-    <w:lsdException w:name="Medium Grid 2 Accent 1" w:semiHidden="0" w:uiPriority="68" w:unhideWhenUsed="0"/>
-    <w:lsdException w:name="Medium Grid 3 Accent 1" w:semiHidden="0" w:uiPriority="69" w:unhideWhenUsed="0"/>
-    <w:lsdException w:name="Dark List Accent 1" w:semiHidden="0" w:uiPriority="70" w:unhideWhenUsed="0"/>
-    <w:lsdException w:name="Colorful Shading Accent 1" w:semiHidden="0" w:uiPriority="71" w:unhideWhenUsed="0"/>
-    <w:lsdException w:name="Colorful List Accent 1" w:semiHidden="0" w:uiPriority="72" w:unhideWhenUsed="0"/>
-    <w:lsdException w:name="Colorful Grid Accent 1" w:semiHidden="0" w:uiPriority="73" w:unhideWhenUsed="0"/>
-    <w:lsdException w:name="Light Shading Accent 2" w:semiHidden="0" w:uiPriority="60" w:unhideWhenUsed="0"/>
-    <w:lsdException w:name="Light List Accent 2" w:semiHidden="0" w:uiPriority="61" w:unhideWhenUsed="0"/>
-    <w:lsdException w:name="Light Grid Accent 2" w:semiHidden="0" w:uiPriority="62" w:unhideWhenUsed="0"/>
-    <w:lsdException w:name="Medium Shading 1 Accent 2" w:semiHidden="0" w:uiPriority="63" w:unhideWhenUsed="0"/>
-    <w:lsdException w:name="Medium Shading 2 Accent 2" w:semiHidden="0" w:uiPriority="64" w:unhideWhenUsed="0"/>
-    <w:lsdException w:name="Medium List 1 Accent 2" w:semiHidden="0" w:uiPriority="65" w:unhideWhenUsed="0"/>
-    <w:lsdException w:name="Medium List 2 Accent 2" w:semiHidden="0" w:uiPriority="66" w:unhideWhenUsed="0"/>
-    <w:lsdException w:name="Medium Grid 1 Accent 2" w:semiHidden="0" w:uiPriority="67" w:unhideWhenUsed="0"/>
-    <w:lsdException w:name="Medium Grid 2 Accent 2" w:semiHidden="0" w:uiPriority="68" w:unhideWhenUsed="0"/>
-    <w:lsdException w:name="Medium Grid 3 Accent 2" w:semiHidden="0" w:uiPriority="69" w:unhideWhenUsed="0"/>
-    <w:lsdException w:name="Dark List Accent 2" w:semiHidden="0" w:uiPriority="70" w:unhideWhenUsed="0"/>
-    <w:lsdException w:name="Colorful Shading Accent 2" w:semiHidden="0" w:uiPriority="71" w:unhideWhenUsed="0"/>
-    <w:lsdException w:name="Colorful List Accent 2" w:semiHidden="0" w:uiPriority="72" w:unhideWhenUsed="0"/>
-    <w:lsdException w:name="Colorful Grid Accent 2" w:semiHidden="0" w:uiPriority="73" w:unhideWhenUsed="0"/>
-    <w:lsdException w:name="Light Shading Accent 3" w:semiHidden="0" w:uiPriority="60" w:unhideWhenUsed="0"/>
-    <w:lsdException w:name="Light List Accent 3" w:semiHidden="0" w:uiPriority="61" w:unhideWhenUsed="0"/>
-    <w:lsdException w:name="Light Grid Accent 3" w:semiHidden="0" w:uiPriority="62" w:unhideWhenUsed="0"/>
-    <w:lsdException w:name="Medium Shading 1 Accent 3" w:semiHidden="0" w:uiPriority="63" w:unhideWhenUsed="0"/>
-    <w:lsdException w:name="Medium Shading 2 Accent 3" w:semiHidden="0" w:uiPriority="64" w:unhideWhenUsed="0"/>
-    <w:lsdException w:name="Medium List 1 Accent 3" w:semiHidden="0" w:uiPriority="65" w:unhideWhenUsed="0"/>
-    <w:lsdException w:name="Medium List 2 Accent 3" w:semiHidden="0" w:uiPriority="66" w:unhideWhenUsed="0"/>
-    <w:lsdException w:name="Medium Grid 1 Accent 3" w:semiHidden="0" w:uiPriority="67" w:unhideWhenUsed="0"/>
-    <w:lsdException w:name="Medium Grid 2 Accent 3" w:semiHidden="0" w:uiPriority="68" w:unhideWhenUsed="0"/>
-    <w:lsdException w:name="Medium Grid 3 Accent 3" w:semiHidden="0" w:uiPriority="69" w:unhideWhenUsed="0"/>
-    <w:lsdException w:name="Dark List Accent 3" w:semiHidden="0" w:uiPriority="70" w:unhideWhenUsed="0"/>
-    <w:lsdException w:name="Colorful Shading Accent 3" w:semiHidden="0" w:uiPriority="71" w:unhideWhenUsed="0"/>
-    <w:lsdException w:name="Colorful List Accent 3" w:semiHidden="0" w:uiPriority="72" w:unhideWhenUsed="0"/>
-    <w:lsdException w:name="Colorful Grid Accent 3" w:semiHidden="0" w:uiPriority="73" w:unhideWhenUsed="0"/>
-    <w:lsdException w:name="Light Shading Accent 4" w:semiHidden="0" w:uiPriority="60" w:unhideWhenUsed="0"/>
-    <w:lsdException w:name="Light List Accent 4" w:semiHidden="0" w:uiPriority="61" w:unhideWhenUsed="0"/>
-    <w:lsdException w:name="Light Grid Accent 4" w:semiHidden="0" w:uiPriority="62" w:unhideWhenUsed="0"/>
-    <w:lsdException w:name="Medium Shading 1 Accent 4" w:semiHidden="0" w:uiPriority="63" w:unhideWhenUsed="0"/>
-    <w:lsdException w:name="Medium Shading 2 Accent 4" w:semiHidden="0" w:uiPriority="64" w:unhideWhenUsed="0"/>
-    <w:lsdException w:name="Medium List 1 Accent 4" w:semiHidden="0" w:uiPriority="65" w:unhideWhenUsed="0"/>
-    <w:lsdException w:name="Medium List 2 Accent 4" w:semiHidden="0" w:uiPriority="66" w:unhideWhenUsed="0"/>
-    <w:lsdException w:name="Medium Grid 1 Accent 4" w:semiHidden="0" w:uiPriority="67" w:unhideWhenUsed="0"/>
-    <w:lsdException w:name="Medium Grid 2 Accent 4" w:semiHidden="0" w:uiPriority="68" w:unhideWhenUsed="0"/>
-    <w:lsdException w:name="Medium Grid 3 Accent 4" w:semiHidden="0" w:uiPriority="69" w:unhideWhenUsed="0"/>
-    <w:lsdException w:name="Dark List Accent 4" w:semiHidden="0" w:uiPriority="70" w:unhideWhenUsed="0"/>
-    <w:lsdException w:name="Colorful Shading Accent 4" w:semiHidden="0" w:uiPriority="71" w:unhideWhenUsed="0"/>
-    <w:lsdException w:name="Colorful List Accent 4" w:semiHidden="0" w:uiPriority="72" w:unhideWhenUsed="0"/>
-    <w:lsdException w:name="Colorful Grid Accent 4" w:semiHidden="0" w:uiPriority="73" w:unhideWhenUsed="0"/>
-    <w:lsdException w:name="Light Shading Accent 5" w:semiHidden="0" w:uiPriority="60" w:unhideWhenUsed="0"/>
-    <w:lsdException w:name="Light List Accent 5" w:semiHidden="0" w:uiPriority="61" w:unhideWhenUsed="0"/>
-    <w:lsdException w:name="Light Grid Accent 5" w:semiHidden="0" w:uiPriority="62" w:unhideWhenUsed="0"/>
-    <w:lsdException w:name="Medium Shading 1 Accent 5" w:semiHidden="0" w:uiPriority="63" w:unhideWhenUsed="0"/>
-    <w:lsdException w:name="Medium Shading 2 Accent 5" w:semiHidden="0" w:uiPriority="64" w:unhideWhenUsed="0"/>
-    <w:lsdException w:name="Medium List 1 Accent 5" w:semiHidden="0" w:uiPriority="65" w:unhideWhenUsed="0"/>
-    <w:lsdException w:name="Medium List 2 Accent 5" w:semiHidden="0" w:uiPriority="66" w:unhideWhenUsed="0"/>
-    <w:lsdException w:name="Medium Grid 1 Accent 5" w:semiHidden="0" w:uiPriority="67" w:unhideWhenUsed="0"/>
-    <w:lsdException w:name="Medium Grid 2 Accent 5" w:semiHidden="0" w:uiPriority="68" w:unhideWhenUsed="0"/>
-    <w:lsdException w:name="Medium Grid 3 Accent 5" w:semiHidden="0" w:uiPriority="69" w:unhideWhenUsed="0"/>
-    <w:lsdException w:name="Dark List Accent 5" w:semiHidden="0" w:uiPriority="70" w:unhideWhenUsed="0"/>
-    <w:lsdException w:name="Colorful Shading Accent 5" w:semiHidden="0" w:uiPriority="71" w:unhideWhenUsed="0"/>
-    <w:lsdException w:name="Colorful List Accent 5" w:semiHidden="0" w:uiPriority="72" w:unhideWhenUsed="0"/>
-    <w:lsdException w:name="Colorful Grid Accent 5" w:semiHidden="0" w:uiPriority="73" w:unhideWhenUsed="0"/>
-    <w:lsdException w:name="Light Shading Accent 6" w:semiHidden="0" w:uiPriority="60" w:unhideWhenUsed="0"/>
-    <w:lsdException w:name="Light List Accent 6" w:semiHidden="0" w:uiPriority="61" w:unhideWhenUsed="0"/>
-    <w:lsdException w:name="Light Grid Accent 6" w:semiHidden="0" w:uiPriority="62" w:unhideWhenUsed="0"/>
-    <w:lsdException w:name="Medium Shading 1 Accent 6" w:semiHidden="0" w:uiPriority="63" w:unhideWhenUsed="0"/>
-    <w:lsdException w:name="Medium Shading 2 Accent 6" w:semiHidden="0" w:uiPriority="64" w:unhideWhenUsed="0"/>
-    <w:lsdException w:name="Medium List 1 Accent 6" w:semiHidden="0" w:uiPriority="65" w:unhideWhenUsed="0"/>
-    <w:lsdException w:name="Medium List 2 Accent 6" w:semiHidden="0" w:uiPriority="66" w:unhideWhenUsed="0"/>
-    <w:lsdException w:name="Medium Grid 1 Accent 6" w:semiHidden="0" w:uiPriority="67" w:unhideWhenUsed="0"/>
-    <w:lsdException w:name="Medium Grid 2 Accent 6" w:semiHidden="0" w:uiPriority="68" w:unhideWhenUsed="0"/>
-    <w:lsdException w:name="Medium Grid 3 Accent 6" w:semiHidden="0" w:uiPriority="69" w:unhideWhenUsed="0"/>
-    <w:lsdException w:name="Dark List Accent 6" w:semiHidden="0" w:uiPriority="70" w:unhideWhenUsed="0"/>
-    <w:lsdException w:name="Colorful Shading Accent 6" w:semiHidden="0" w:uiPriority="71" w:unhideWhenUsed="0"/>
-    <w:lsdException w:name="Colorful List Accent 6" w:semiHidden="0" w:uiPriority="72" w:unhideWhenUsed="0"/>
-    <w:lsdException w:name="Colorful Grid Accent 6" w:semiHidden="0" w:uiPriority="73" w:unhideWhenUsed="0"/>
+  <w:latentStyles w:count="260" w:defQFormat="0" w:defUnhideWhenUsed="1" w:defSemiHidden="1" w:defUIPriority="99" w:defLockedState="0">
+    <w:lsdException w:qFormat="1" w:unhideWhenUsed="0" w:uiPriority="0" w:semiHidden="0" w:name="Normal"/>
+    <w:lsdException w:qFormat="1" w:unhideWhenUsed="0" w:uiPriority="0" w:semiHidden="0" w:name="heading 1"/>
+    <w:lsdException w:qFormat="1" w:uiPriority="0" w:semiHidden="0" w:name="heading 2"/>
+    <w:lsdException w:qFormat="1" w:uiPriority="0" w:name="heading 3"/>
+    <w:lsdException w:qFormat="1" w:uiPriority="0" w:semiHidden="0" w:name="heading 4"/>
+    <w:lsdException w:qFormat="1" w:uiPriority="0" w:name="heading 5"/>
+    <w:lsdException w:qFormat="1" w:uiPriority="0" w:name="heading 6"/>
+    <w:lsdException w:qFormat="1" w:uiPriority="0" w:name="heading 7"/>
+    <w:lsdException w:qFormat="1" w:uiPriority="0" w:name="heading 8"/>
+    <w:lsdException w:qFormat="1" w:uiPriority="0" w:name="heading 9"/>
+    <w:lsdException w:unhideWhenUsed="0" w:uiPriority="0" w:semiHidden="0" w:name="index 1"/>
+    <w:lsdException w:unhideWhenUsed="0" w:uiPriority="0" w:semiHidden="0" w:name="index 2"/>
+    <w:lsdException w:unhideWhenUsed="0" w:uiPriority="0" w:semiHidden="0" w:name="index 3"/>
+    <w:lsdException w:unhideWhenUsed="0" w:uiPriority="0" w:semiHidden="0" w:name="index 4"/>
+    <w:lsdException w:unhideWhenUsed="0" w:uiPriority="0" w:semiHidden="0" w:name="index 5"/>
+    <w:lsdException w:unhideWhenUsed="0" w:uiPriority="0" w:semiHidden="0" w:name="index 6"/>
+    <w:lsdException w:unhideWhenUsed="0" w:uiPriority="0" w:semiHidden="0" w:name="index 7"/>
+    <w:lsdException w:unhideWhenUsed="0" w:uiPriority="0" w:semiHidden="0" w:name="index 8"/>
+    <w:lsdException w:unhideWhenUsed="0" w:uiPriority="0" w:semiHidden="0" w:name="index 9"/>
+    <w:lsdException w:qFormat="1" w:unhideWhenUsed="0" w:uiPriority="0" w:semiHidden="0" w:name="toc 1"/>
+    <w:lsdException w:qFormat="1" w:unhideWhenUsed="0" w:uiPriority="0" w:semiHidden="0" w:name="toc 2"/>
+    <w:lsdException w:qFormat="1" w:unhideWhenUsed="0" w:uiPriority="0" w:semiHidden="0" w:name="toc 3"/>
+    <w:lsdException w:unhideWhenUsed="0" w:uiPriority="0" w:semiHidden="0" w:name="toc 4"/>
+    <w:lsdException w:unhideWhenUsed="0" w:uiPriority="0" w:semiHidden="0" w:name="toc 5"/>
+    <w:lsdException w:unhideWhenUsed="0" w:uiPriority="0" w:semiHidden="0" w:name="toc 6"/>
+    <w:lsdException w:unhideWhenUsed="0" w:uiPriority="0" w:semiHidden="0" w:name="toc 7"/>
+    <w:lsdException w:unhideWhenUsed="0" w:uiPriority="0" w:semiHidden="0" w:name="toc 8"/>
+    <w:lsdException w:unhideWhenUsed="0" w:uiPriority="0" w:semiHidden="0" w:name="toc 9"/>
+    <w:lsdException w:unhideWhenUsed="0" w:uiPriority="0" w:semiHidden="0" w:name="Normal Indent"/>
+    <w:lsdException w:unhideWhenUsed="0" w:uiPriority="0" w:semiHidden="0" w:name="footnote text"/>
+    <w:lsdException w:qFormat="1" w:unhideWhenUsed="0" w:uiPriority="0" w:semiHidden="0" w:name="annotation text"/>
+    <w:lsdException w:qFormat="1" w:unhideWhenUsed="0" w:uiPriority="0" w:semiHidden="0" w:name="header"/>
+    <w:lsdException w:qFormat="1" w:unhideWhenUsed="0" w:uiPriority="0" w:semiHidden="0" w:name="footer"/>
+    <w:lsdException w:unhideWhenUsed="0" w:uiPriority="0" w:semiHidden="0" w:name="index heading"/>
+    <w:lsdException w:qFormat="1" w:uiPriority="0" w:name="caption"/>
+    <w:lsdException w:unhideWhenUsed="0" w:uiPriority="0" w:semiHidden="0" w:name="table of figures"/>
+    <w:lsdException w:unhideWhenUsed="0" w:uiPriority="0" w:semiHidden="0" w:name="envelope address"/>
+    <w:lsdException w:unhideWhenUsed="0" w:uiPriority="0" w:semiHidden="0" w:name="envelope return"/>
+    <w:lsdException w:unhideWhenUsed="0" w:uiPriority="0" w:semiHidden="0" w:name="footnote reference"/>
+    <w:lsdException w:unhideWhenUsed="0" w:uiPriority="0" w:semiHidden="0" w:name="annotation reference"/>
+    <w:lsdException w:unhideWhenUsed="0" w:uiPriority="0" w:semiHidden="0" w:name="line number"/>
+    <w:lsdException w:unhideWhenUsed="0" w:uiPriority="0" w:semiHidden="0" w:name="page number"/>
+    <w:lsdException w:unhideWhenUsed="0" w:uiPriority="0" w:semiHidden="0" w:name="endnote reference"/>
+    <w:lsdException w:unhideWhenUsed="0" w:uiPriority="0" w:semiHidden="0" w:name="endnote text"/>
+    <w:lsdException w:unhideWhenUsed="0" w:uiPriority="0" w:semiHidden="0" w:name="table of authorities"/>
+    <w:lsdException w:unhideWhenUsed="0" w:uiPriority="0" w:semiHidden="0" w:name="macro"/>
+    <w:lsdException w:unhideWhenUsed="0" w:uiPriority="0" w:semiHidden="0" w:name="toa heading"/>
+    <w:lsdException w:unhideWhenUsed="0" w:uiPriority="0" w:semiHidden="0" w:name="List"/>
+    <w:lsdException w:unhideWhenUsed="0" w:uiPriority="0" w:semiHidden="0" w:name="List Bullet"/>
+    <w:lsdException w:unhideWhenUsed="0" w:uiPriority="0" w:semiHidden="0" w:name="List Number"/>
+    <w:lsdException w:unhideWhenUsed="0" w:uiPriority="0" w:semiHidden="0" w:name="List 2"/>
+    <w:lsdException w:unhideWhenUsed="0" w:uiPriority="0" w:semiHidden="0" w:name="List 3"/>
+    <w:lsdException w:unhideWhenUsed="0" w:uiPriority="0" w:semiHidden="0" w:name="List 4"/>
+    <w:lsdException w:unhideWhenUsed="0" w:uiPriority="0" w:semiHidden="0" w:name="List 5"/>
+    <w:lsdException w:unhideWhenUsed="0" w:uiPriority="0" w:semiHidden="0" w:name="List Bullet 2"/>
+    <w:lsdException w:unhideWhenUsed="0" w:uiPriority="0" w:semiHidden="0" w:name="List Bullet 3"/>
+    <w:lsdException w:unhideWhenUsed="0" w:uiPriority="0" w:semiHidden="0" w:name="List Bullet 4"/>
+    <w:lsdException w:unhideWhenUsed="0" w:uiPriority="0" w:semiHidden="0" w:name="List Bullet 5"/>
+    <w:lsdException w:unhideWhenUsed="0" w:uiPriority="0" w:semiHidden="0" w:name="List Number 2"/>
+    <w:lsdException w:unhideWhenUsed="0" w:uiPriority="0" w:semiHidden="0" w:name="List Number 3"/>
+    <w:lsdException w:unhideWhenUsed="0" w:uiPriority="0" w:semiHidden="0" w:name="List Number 4"/>
+    <w:lsdException w:unhideWhenUsed="0" w:uiPriority="0" w:semiHidden="0" w:name="List Number 5"/>
+    <w:lsdException w:qFormat="1" w:unhideWhenUsed="0" w:uiPriority="0" w:semiHidden="0" w:name="Title"/>
+    <w:lsdException w:unhideWhenUsed="0" w:uiPriority="0" w:semiHidden="0" w:name="Closing"/>
+    <w:lsdException w:unhideWhenUsed="0" w:uiPriority="0" w:semiHidden="0" w:name="Signature"/>
+    <w:lsdException w:qFormat="1" w:unhideWhenUsed="0" w:uiPriority="0" w:name="Default Paragraph Font"/>
+    <w:lsdException w:qFormat="1" w:unhideWhenUsed="0" w:uiPriority="0" w:name="Body Text"/>
+    <w:lsdException w:unhideWhenUsed="0" w:uiPriority="0" w:semiHidden="0" w:name="Body Text Indent"/>
+    <w:lsdException w:unhideWhenUsed="0" w:uiPriority="0" w:semiHidden="0" w:name="List Continue"/>
+    <w:lsdException w:unhideWhenUsed="0" w:uiPriority="0" w:semiHidden="0" w:name="List Continue 2"/>
+    <w:lsdException w:unhideWhenUsed="0" w:uiPriority="0" w:semiHidden="0" w:name="List Continue 3"/>
+    <w:lsdException w:unhideWhenUsed="0" w:uiPriority="0" w:semiHidden="0" w:name="List Continue 4"/>
+    <w:lsdException w:unhideWhenUsed="0" w:uiPriority="0" w:semiHidden="0" w:name="List Continue 5"/>
+    <w:lsdException w:unhideWhenUsed="0" w:uiPriority="0" w:semiHidden="0" w:name="Message Header"/>
+    <w:lsdException w:qFormat="1" w:unhideWhenUsed="0" w:uiPriority="0" w:semiHidden="0" w:name="Subtitle"/>
+    <w:lsdException w:unhideWhenUsed="0" w:uiPriority="0" w:semiHidden="0" w:name="Salutation"/>
+    <w:lsdException w:unhideWhenUsed="0" w:uiPriority="0" w:semiHidden="0" w:name="Date"/>
+    <w:lsdException w:unhideWhenUsed="0" w:uiPriority="0" w:semiHidden="0" w:name="Body Text First Indent"/>
+    <w:lsdException w:unhideWhenUsed="0" w:uiPriority="0" w:semiHidden="0" w:name="Body Text First Indent 2"/>
+    <w:lsdException w:uiPriority="99" w:name="Note Heading"/>
+    <w:lsdException w:unhideWhenUsed="0" w:uiPriority="0" w:semiHidden="0" w:name="Body Text 2"/>
+    <w:lsdException w:unhideWhenUsed="0" w:uiPriority="0" w:semiHidden="0" w:name="Body Text 3"/>
+    <w:lsdException w:unhideWhenUsed="0" w:uiPriority="0" w:semiHidden="0" w:name="Body Text Indent 2"/>
+    <w:lsdException w:unhideWhenUsed="0" w:uiPriority="0" w:semiHidden="0" w:name="Body Text Indent 3"/>
+    <w:lsdException w:unhideWhenUsed="0" w:uiPriority="0" w:semiHidden="0" w:name="Block Text"/>
+    <w:lsdException w:unhideWhenUsed="0" w:uiPriority="0" w:semiHidden="0" w:name="Hyperlink"/>
+    <w:lsdException w:unhideWhenUsed="0" w:uiPriority="0" w:semiHidden="0" w:name="FollowedHyperlink"/>
+    <w:lsdException w:qFormat="1" w:unhideWhenUsed="0" w:uiPriority="0" w:semiHidden="0" w:name="Strong"/>
+    <w:lsdException w:qFormat="1" w:unhideWhenUsed="0" w:uiPriority="0" w:semiHidden="0" w:name="Emphasis"/>
+    <w:lsdException w:unhideWhenUsed="0" w:uiPriority="0" w:semiHidden="0" w:name="Document Map"/>
+    <w:lsdException w:unhideWhenUsed="0" w:uiPriority="0" w:semiHidden="0" w:name="Plain Text"/>
+    <w:lsdException w:unhideWhenUsed="0" w:uiPriority="0" w:semiHidden="0" w:name="E-mail Signature"/>
+    <w:lsdException w:qFormat="1" w:unhideWhenUsed="0" w:uiPriority="0" w:semiHidden="0" w:name="Normal (Web)"/>
+    <w:lsdException w:unhideWhenUsed="0" w:uiPriority="0" w:semiHidden="0" w:name="HTML Acronym"/>
+    <w:lsdException w:unhideWhenUsed="0" w:uiPriority="0" w:semiHidden="0" w:name="HTML Address"/>
+    <w:lsdException w:unhideWhenUsed="0" w:uiPriority="0" w:semiHidden="0" w:name="HTML Cite"/>
+    <w:lsdException w:unhideWhenUsed="0" w:uiPriority="0" w:semiHidden="0" w:name="HTML Code"/>
+    <w:lsdException w:unhideWhenUsed="0" w:uiPriority="0" w:semiHidden="0" w:name="HTML Definition"/>
+    <w:lsdException w:unhideWhenUsed="0" w:uiPriority="0" w:semiHidden="0" w:name="HTML Keyboard"/>
+    <w:lsdException w:unhideWhenUsed="0" w:uiPriority="0" w:semiHidden="0" w:name="HTML Preformatted"/>
+    <w:lsdException w:unhideWhenUsed="0" w:uiPriority="0" w:semiHidden="0" w:name="HTML Sample"/>
+    <w:lsdException w:unhideWhenUsed="0" w:uiPriority="0" w:semiHidden="0" w:name="HTML Typewriter"/>
+    <w:lsdException w:unhideWhenUsed="0" w:uiPriority="0" w:semiHidden="0" w:name="HTML Variable"/>
+    <w:lsdException w:qFormat="1" w:unhideWhenUsed="0" w:uiPriority="0" w:name="Normal Table"/>
+    <w:lsdException w:unhideWhenUsed="0" w:uiPriority="0" w:semiHidden="0" w:name="annotation subject"/>
+    <w:lsdException w:unhideWhenUsed="0" w:uiPriority="0" w:semiHidden="0" w:name="Table Simple 1"/>
+    <w:lsdException w:unhideWhenUsed="0" w:uiPriority="0" w:semiHidden="0" w:name="Table Simple 2"/>
+    <w:lsdException w:unhideWhenUsed="0" w:uiPriority="0" w:semiHidden="0" w:name="Table Simple 3"/>
+    <w:lsdException w:unhideWhenUsed="0" w:uiPriority="0" w:semiHidden="0" w:name="Table Classic 1"/>
+    <w:lsdException w:unhideWhenUsed="0" w:uiPriority="0" w:semiHidden="0" w:name="Table Classic 2"/>
+    <w:lsdException w:unhideWhenUsed="0" w:uiPriority="0" w:semiHidden="0" w:name="Table Classic 3"/>
+    <w:lsdException w:unhideWhenUsed="0" w:uiPriority="0" w:semiHidden="0" w:name="Table Classic 4"/>
+    <w:lsdException w:unhideWhenUsed="0" w:uiPriority="0" w:semiHidden="0" w:name="Table Colorful 1"/>
+    <w:lsdException w:unhideWhenUsed="0" w:uiPriority="0" w:semiHidden="0" w:name="Table Colorful 2"/>
+    <w:lsdException w:unhideWhenUsed="0" w:uiPriority="0" w:semiHidden="0" w:name="Table Colorful 3"/>
+    <w:lsdException w:unhideWhenUsed="0" w:uiPriority="0" w:semiHidden="0" w:name="Table Columns 1"/>
+    <w:lsdException w:unhideWhenUsed="0" w:uiPriority="0" w:semiHidden="0" w:name="Table Columns 2"/>
+    <w:lsdException w:unhideWhenUsed="0" w:uiPriority="0" w:semiHidden="0" w:name="Table Columns 3"/>
+    <w:lsdException w:unhideWhenUsed="0" w:uiPriority="0" w:semiHidden="0" w:name="Table Columns 4"/>
+    <w:lsdException w:unhideWhenUsed="0" w:uiPriority="0" w:semiHidden="0" w:name="Table Columns 5"/>
+    <w:lsdException w:unhideWhenUsed="0" w:uiPriority="0" w:semiHidden="0" w:name="Table Grid 1"/>
+    <w:lsdException w:unhideWhenUsed="0" w:uiPriority="0" w:semiHidden="0" w:name="Table Grid 2"/>
+    <w:lsdException w:unhideWhenUsed="0" w:uiPriority="0" w:semiHidden="0" w:name="Table Grid 3"/>
+    <w:lsdException w:unhideWhenUsed="0" w:uiPriority="0" w:semiHidden="0" w:name="Table Grid 4"/>
+    <w:lsdException w:unhideWhenUsed="0" w:uiPriority="0" w:semiHidden="0" w:name="Table Grid 5"/>
+    <w:lsdException w:unhideWhenUsed="0" w:uiPriority="0" w:semiHidden="0" w:name="Table Grid 6"/>
+    <w:lsdException w:unhideWhenUsed="0" w:uiPriority="0" w:semiHidden="0" w:name="Table Grid 7"/>
+    <w:lsdException w:unhideWhenUsed="0" w:uiPriority="0" w:semiHidden="0" w:name="Table Grid 8"/>
+    <w:lsdException w:unhideWhenUsed="0" w:uiPriority="0" w:semiHidden="0" w:name="Table List 1"/>
+    <w:lsdException w:unhideWhenUsed="0" w:uiPriority="0" w:semiHidden="0" w:name="Table List 2"/>
+    <w:lsdException w:unhideWhenUsed="0" w:uiPriority="0" w:semiHidden="0" w:name="Table List 3"/>
+    <w:lsdException w:unhideWhenUsed="0" w:uiPriority="0" w:semiHidden="0" w:name="Table List 4"/>
+    <w:lsdException w:unhideWhenUsed="0" w:uiPriority="0" w:semiHidden="0" w:name="Table List 5"/>
+    <w:lsdException w:unhideWhenUsed="0" w:uiPriority="0" w:semiHidden="0" w:name="Table List 6"/>
+    <w:lsdException w:unhideWhenUsed="0" w:uiPriority="0" w:semiHidden="0" w:name="Table List 7"/>
+    <w:lsdException w:unhideWhenUsed="0" w:uiPriority="0" w:semiHidden="0" w:name="Table List 8"/>
+    <w:lsdException w:unhideWhenUsed="0" w:uiPriority="0" w:semiHidden="0" w:name="Table 3D effects 1"/>
+    <w:lsdException w:unhideWhenUsed="0" w:uiPriority="0" w:semiHidden="0" w:name="Table 3D effects 2"/>
+    <w:lsdException w:unhideWhenUsed="0" w:uiPriority="0" w:semiHidden="0" w:name="Table 3D effects 3"/>
+    <w:lsdException w:unhideWhenUsed="0" w:uiPriority="0" w:semiHidden="0" w:name="Table Contemporary"/>
+    <w:lsdException w:unhideWhenUsed="0" w:uiPriority="0" w:semiHidden="0" w:name="Table Elegant"/>
+    <w:lsdException w:unhideWhenUsed="0" w:uiPriority="0" w:semiHidden="0" w:name="Table Professional"/>
+    <w:lsdException w:unhideWhenUsed="0" w:uiPriority="0" w:semiHidden="0" w:name="Table Subtle 1"/>
+    <w:lsdException w:unhideWhenUsed="0" w:uiPriority="0" w:semiHidden="0" w:name="Table Subtle 2"/>
+    <w:lsdException w:unhideWhenUsed="0" w:uiPriority="0" w:semiHidden="0" w:name="Table Web 1"/>
+    <w:lsdException w:unhideWhenUsed="0" w:uiPriority="0" w:semiHidden="0" w:name="Table Web 2"/>
+    <w:lsdException w:unhideWhenUsed="0" w:uiPriority="0" w:semiHidden="0" w:name="Table Web 3"/>
+    <w:lsdException w:unhideWhenUsed="0" w:uiPriority="0" w:semiHidden="0" w:name="Balloon Text"/>
+    <w:lsdException w:qFormat="1" w:unhideWhenUsed="0" w:uiPriority="0" w:semiHidden="0" w:name="Table Grid"/>
+    <w:lsdException w:unhideWhenUsed="0" w:uiPriority="0" w:semiHidden="0" w:name="Table Theme"/>
+    <w:lsdException w:unhideWhenUsed="0" w:uiPriority="60" w:semiHidden="0" w:name="Light Shading"/>
+    <w:lsdException w:unhideWhenUsed="0" w:uiPriority="61" w:semiHidden="0" w:name="Light List"/>
+    <w:lsdException w:unhideWhenUsed="0" w:uiPriority="62" w:semiHidden="0" w:name="Light Grid"/>
+    <w:lsdException w:unhideWhenUsed="0" w:uiPriority="63" w:semiHidden="0" w:name="Medium Shading 1"/>
+    <w:lsdException w:unhideWhenUsed="0" w:uiPriority="64" w:semiHidden="0" w:name="Medium Shading 2"/>
+    <w:lsdException w:unhideWhenUsed="0" w:uiPriority="65" w:semiHidden="0" w:name="Medium List 1"/>
+    <w:lsdException w:unhideWhenUsed="0" w:uiPriority="66" w:semiHidden="0" w:name="Medium List 2"/>
+    <w:lsdException w:unhideWhenUsed="0" w:uiPriority="67" w:semiHidden="0" w:name="Medium Grid 1"/>
+    <w:lsdException w:unhideWhenUsed="0" w:uiPriority="68" w:semiHidden="0" w:name="Medium Grid 2"/>
+    <w:lsdException w:unhideWhenUsed="0" w:uiPriority="69" w:semiHidden="0" w:name="Medium Grid 3"/>
+    <w:lsdException w:unhideWhenUsed="0" w:uiPriority="70" w:semiHidden="0" w:name="Dark List"/>
+    <w:lsdException w:unhideWhenUsed="0" w:uiPriority="71" w:semiHidden="0" w:name="Colorful Shading"/>
+    <w:lsdException w:unhideWhenUsed="0" w:uiPriority="72" w:semiHidden="0" w:name="Colorful List"/>
+    <w:lsdException w:unhideWhenUsed="0" w:uiPriority="73" w:semiHidden="0" w:name="Colorful Grid"/>
+    <w:lsdException w:unhideWhenUsed="0" w:uiPriority="60" w:semiHidden="0" w:name="Light Shading Accent 1"/>
+    <w:lsdException w:unhideWhenUsed="0" w:uiPriority="61" w:semiHidden="0" w:name="Light List Accent 1"/>
+    <w:lsdException w:unhideWhenUsed="0" w:uiPriority="62" w:semiHidden="0" w:name="Light Grid Accent 1"/>
+    <w:lsdException w:unhideWhenUsed="0" w:uiPriority="63" w:semiHidden="0" w:name="Medium Shading 1 Accent 1"/>
+    <w:lsdException w:unhideWhenUsed="0" w:uiPriority="64" w:semiHidden="0" w:name="Medium Shading 2 Accent 1"/>
+    <w:lsdException w:unhideWhenUsed="0" w:uiPriority="65" w:semiHidden="0" w:name="Medium List 1 Accent 1"/>
+    <w:lsdException w:unhideWhenUsed="0" w:uiPriority="66" w:semiHidden="0" w:name="Medium List 2 Accent 1"/>
+    <w:lsdException w:unhideWhenUsed="0" w:uiPriority="67" w:semiHidden="0" w:name="Medium Grid 1 Accent 1"/>
+    <w:lsdException w:unhideWhenUsed="0" w:uiPriority="68" w:semiHidden="0" w:name="Medium Grid 2 Accent 1"/>
+    <w:lsdException w:unhideWhenUsed="0" w:uiPriority="69" w:semiHidden="0" w:name="Medium Grid 3 Accent 1"/>
+    <w:lsdException w:unhideWhenUsed="0" w:uiPriority="70" w:semiHidden="0" w:name="Dark List Accent 1"/>
+    <w:lsdException w:unhideWhenUsed="0" w:uiPriority="71" w:semiHidden="0" w:name="Colorful Shading Accent 1"/>
+    <w:lsdException w:unhideWhenUsed="0" w:uiPriority="72" w:semiHidden="0" w:name="Colorful List Accent 1"/>
+    <w:lsdException w:unhideWhenUsed="0" w:uiPriority="73" w:semiHidden="0" w:name="Colorful Grid Accent 1"/>
+    <w:lsdException w:unhideWhenUsed="0" w:uiPriority="60" w:semiHidden="0" w:name="Light Shading Accent 2"/>
+    <w:lsdException w:unhideWhenUsed="0" w:uiPriority="61" w:semiHidden="0" w:name="Light List Accent 2"/>
+    <w:lsdException w:unhideWhenUsed="0" w:uiPriority="62" w:semiHidden="0" w:name="Light Grid Accent 2"/>
+    <w:lsdException w:unhideWhenUsed="0" w:uiPriority="63" w:semiHidden="0" w:name="Medium Shading 1 Accent 2"/>
+    <w:lsdException w:unhideWhenUsed="0" w:uiPriority="64" w:semiHidden="0" w:name="Medium Shading 2 Accent 2"/>
+    <w:lsdException w:unhideWhenUsed="0" w:uiPriority="65" w:semiHidden="0" w:name="Medium List 1 Accent 2"/>
+    <w:lsdException w:unhideWhenUsed="0" w:uiPriority="66" w:semiHidden="0" w:name="Medium List 2 Accent 2"/>
+    <w:lsdException w:unhideWhenUsed="0" w:uiPriority="67" w:semiHidden="0" w:name="Medium Grid 1 Accent 2"/>
+    <w:lsdException w:unhideWhenUsed="0" w:uiPriority="68" w:semiHidden="0" w:name="Medium Grid 2 Accent 2"/>
+    <w:lsdException w:unhideWhenUsed="0" w:uiPriority="69" w:semiHidden="0" w:name="Medium Grid 3 Accent 2"/>
+    <w:lsdException w:unhideWhenUsed="0" w:uiPriority="70" w:semiHidden="0" w:name="Dark List Accent 2"/>
+    <w:lsdException w:unhideWhenUsed="0" w:uiPriority="71" w:semiHidden="0" w:name="Colorful Shading Accent 2"/>
+    <w:lsdException w:unhideWhenUsed="0" w:uiPriority="72" w:semiHidden="0" w:name="Colorful List Accent 2"/>
+    <w:lsdException w:unhideWhenUsed="0" w:uiPriority="73" w:semiHidden="0" w:name="Colorful Grid Accent 2"/>
+    <w:lsdException w:unhideWhenUsed="0" w:uiPriority="60" w:semiHidden="0" w:name="Light Shading Accent 3"/>
+    <w:lsdException w:unhideWhenUsed="0" w:uiPriority="61" w:semiHidden="0" w:name="Light List Accent 3"/>
+    <w:lsdException w:unhideWhenUsed="0" w:uiPriority="62" w:semiHidden="0" w:name="Light Grid Accent 3"/>
+    <w:lsdException w:unhideWhenUsed="0" w:uiPriority="63" w:semiHidden="0" w:name="Medium Shading 1 Accent 3"/>
+    <w:lsdException w:unhideWhenUsed="0" w:uiPriority="64" w:semiHidden="0" w:name="Medium Shading 2 Accent 3"/>
+    <w:lsdException w:unhideWhenUsed="0" w:uiPriority="65" w:semiHidden="0" w:name="Medium List 1 Accent 3"/>
+    <w:lsdException w:unhideWhenUsed="0" w:uiPriority="66" w:semiHidden="0" w:name="Medium List 2 Accent 3"/>
+    <w:lsdException w:unhideWhenUsed="0" w:uiPriority="67" w:semiHidden="0" w:name="Medium Grid 1 Accent 3"/>
+    <w:lsdException w:unhideWhenUsed="0" w:uiPriority="68" w:semiHidden="0" w:name="Medium Grid 2 Accent 3"/>
+    <w:lsdException w:unhideWhenUsed="0" w:uiPriority="69" w:semiHidden="0" w:name="Medium Grid 3 Accent 3"/>
+    <w:lsdException w:unhideWhenUsed="0" w:uiPriority="70" w:semiHidden="0" w:name="Dark List Accent 3"/>
+    <w:lsdException w:unhideWhenUsed="0" w:uiPriority="71" w:semiHidden="0" w:name="Colorful Shading Accent 3"/>
+    <w:lsdException w:unhideWhenUsed="0" w:uiPriority="72" w:semiHidden="0" w:name="Colorful List Accent 3"/>
+    <w:lsdException w:unhideWhenUsed="0" w:uiPriority="73" w:semiHidden="0" w:name="Colorful Grid Accent 3"/>
+    <w:lsdException w:unhideWhenUsed="0" w:uiPriority="60" w:semiHidden="0" w:name="Light Shading Accent 4"/>
+    <w:lsdException w:unhideWhenUsed="0" w:uiPriority="61" w:semiHidden="0" w:name="Light List Accent 4"/>
+    <w:lsdException w:unhideWhenUsed="0" w:uiPriority="62" w:semiHidden="0" w:name="Light Grid Accent 4"/>
+    <w:lsdException w:unhideWhenUsed="0" w:uiPriority="63" w:semiHidden="0" w:name="Medium Shading 1 Accent 4"/>
+    <w:lsdException w:unhideWhenUsed="0" w:uiPriority="64" w:semiHidden="0" w:name="Medium Shading 2 Accent 4"/>
+    <w:lsdException w:unhideWhenUsed="0" w:uiPriority="65" w:semiHidden="0" w:name="Medium List 1 Accent 4"/>
+    <w:lsdException w:unhideWhenUsed="0" w:uiPriority="66" w:semiHidden="0" w:name="Medium List 2 Accent 4"/>
+    <w:lsdException w:unhideWhenUsed="0" w:uiPriority="67" w:semiHidden="0" w:name="Medium Grid 1 Accent 4"/>
+    <w:lsdException w:unhideWhenUsed="0" w:uiPriority="68" w:semiHidden="0" w:name="Medium Grid 2 Accent 4"/>
+    <w:lsdException w:unhideWhenUsed="0" w:uiPriority="69" w:semiHidden="0" w:name="Medium Grid 3 Accent 4"/>
+    <w:lsdException w:unhideWhenUsed="0" w:uiPriority="70" w:semiHidden="0" w:name="Dark List Accent 4"/>
+    <w:lsdException w:unhideWhenUsed="0" w:uiPriority="71" w:semiHidden="0" w:name="Colorful Shading Accent 4"/>
+    <w:lsdException w:unhideWhenUsed="0" w:uiPriority="72" w:semiHidden="0" w:name="Colorful List Accent 4"/>
+    <w:lsdException w:unhideWhenUsed="0" w:uiPriority="73" w:semiHidden="0" w:name="Colorful Grid Accent 4"/>
+    <w:lsdException w:unhideWhenUsed="0" w:uiPriority="60" w:semiHidden="0" w:name="Light Shading Accent 5"/>
+    <w:lsdException w:unhideWhenUsed="0" w:uiPriority="61" w:semiHidden="0" w:name="Light List Accent 5"/>
+    <w:lsdException w:unhideWhenUsed="0" w:uiPriority="62" w:semiHidden="0" w:name="Light Grid Accent 5"/>
+    <w:lsdException w:unhideWhenUsed="0" w:uiPriority="63" w:semiHidden="0" w:name="Medium Shading 1 Accent 5"/>
+    <w:lsdException w:unhideWhenUsed="0" w:uiPriority="64" w:semiHidden="0" w:name="Medium Shading 2 Accent 5"/>
+    <w:lsdException w:unhideWhenUsed="0" w:uiPriority="65" w:semiHidden="0" w:name="Medium List 1 Accent 5"/>
+    <w:lsdException w:unhideWhenUsed="0" w:uiPriority="66" w:semiHidden="0" w:name="Medium List 2 Accent 5"/>
+    <w:lsdException w:unhideWhenUsed="0" w:uiPriority="67" w:semiHidden="0" w:name="Medium Grid 1 Accent 5"/>
+    <w:lsdException w:unhideWhenUsed="0" w:uiPriority="68" w:semiHidden="0" w:name="Medium Grid 2 Accent 5"/>
+    <w:lsdException w:unhideWhenUsed="0" w:uiPriority="69" w:semiHidden="0" w:name="Medium Grid 3 Accent 5"/>
+    <w:lsdException w:unhideWhenUsed="0" w:uiPriority="70" w:semiHidden="0" w:name="Dark List Accent 5"/>
+    <w:lsdException w:unhideWhenUsed="0" w:uiPriority="71" w:semiHidden="0" w:name="Colorful Shading Accent 5"/>
+    <w:lsdException w:unhideWhenUsed="0" w:uiPriority="72" w:semiHidden="0" w:name="Colorful List Accent 5"/>
+    <w:lsdException w:unhideWhenUsed="0" w:uiPriority="73" w:semiHidden="0" w:name="Colorful Grid Accent 5"/>
+    <w:lsdException w:unhideWhenUsed="0" w:uiPriority="60" w:semiHidden="0" w:name="Light Shading Accent 6"/>
+    <w:lsdException w:unhideWhenUsed="0" w:uiPriority="61" w:semiHidden="0" w:name="Light List Accent 6"/>
+    <w:lsdException w:unhideWhenUsed="0" w:uiPriority="62" w:semiHidden="0" w:name="Light Grid Accent 6"/>
+    <w:lsdException w:unhideWhenUsed="0" w:uiPriority="63" w:semiHidden="0" w:name="Medium Shading 1 Accent 6"/>
+    <w:lsdException w:unhideWhenUsed="0" w:uiPriority="64" w:semiHidden="0" w:name="Medium Shading 2 Accent 6"/>
+    <w:lsdException w:unhideWhenUsed="0" w:uiPriority="65" w:semiHidden="0" w:name="Medium List 1 Accent 6"/>
+    <w:lsdException w:unhideWhenUsed="0" w:uiPriority="66" w:semiHidden="0" w:name="Medium List 2 Accent 6"/>
+    <w:lsdException w:unhideWhenUsed="0" w:uiPriority="67" w:semiHidden="0" w:name="Medium Grid 1 Accent 6"/>
+    <w:lsdException w:unhideWhenUsed="0" w:uiPriority="68" w:semiHidden="0" w:name="Medium Grid 2 Accent 6"/>
+    <w:lsdException w:unhideWhenUsed="0" w:uiPriority="69" w:semiHidden="0" w:name="Medium Grid 3 Accent 6"/>
+    <w:lsdException w:unhideWhenUsed="0" w:uiPriority="70" w:semiHidden="0" w:name="Dark List Accent 6"/>
+    <w:lsdException w:unhideWhenUsed="0" w:uiPriority="71" w:semiHidden="0" w:name="Colorful Shading Accent 6"/>
+    <w:lsdException w:unhideWhenUsed="0" w:uiPriority="72" w:semiHidden="0" w:name="Colorful List Accent 6"/>
+    <w:lsdException w:unhideWhenUsed="0" w:uiPriority="73" w:semiHidden="0" w:name="Colorful Grid Accent 6"/>
   </w:latentStyles>
-  <w:style w:type="paragraph" w:default="1" w:styleId="Normal">
+  <w:style w:type="paragraph" w:default="1" w:styleId="1">
     <w:name w:val="Normal"/>
     <w:qFormat/>
+    <w:uiPriority w:val="0"/>
     <w:pPr>
       <w:kinsoku w:val="0"/>
       <w:autoSpaceDE w:val="0"/>
@@ -4260,7 +4391,7 @@
       <w:textAlignment w:val="baseline"/>
     </w:pPr>
     <w:rPr>
-      <w:rFonts w:ascii="Arial" w:eastAsia="宋体" w:hAnsi="Arial" w:cs="Arial"/>
+      <w:rFonts w:ascii="Arial" w:hAnsi="Arial" w:eastAsia="宋体" w:cs="Arial"/>
       <w:snapToGrid w:val="0"/>
       <w:color w:val="000000"/>
       <w:kern w:val="0"/>
@@ -4269,11 +4400,12 @@
       <w:lang w:val="en-US" w:eastAsia="en-US" w:bidi="ar-SA"/>
     </w:rPr>
   </w:style>
-  <w:style w:type="paragraph" w:styleId="Heading1">
+  <w:style w:type="paragraph" w:styleId="2">
     <w:name w:val="heading 1"/>
-    <w:basedOn w:val="Normal"/>
-    <w:next w:val="Normal"/>
+    <w:basedOn w:val="1"/>
+    <w:next w:val="1"/>
     <w:qFormat/>
+    <w:uiPriority w:val="0"/>
     <w:pPr>
       <w:keepNext/>
       <w:keepLines/>
@@ -4291,12 +4423,13 @@
       <w:sz w:val="44"/>
     </w:rPr>
   </w:style>
-  <w:style w:type="paragraph" w:styleId="Heading2">
+  <w:style w:type="paragraph" w:styleId="3">
     <w:name w:val="heading 2"/>
-    <w:basedOn w:val="Normal"/>
-    <w:next w:val="Normal"/>
+    <w:basedOn w:val="1"/>
+    <w:next w:val="1"/>
     <w:unhideWhenUsed/>
     <w:qFormat/>
+    <w:uiPriority w:val="0"/>
     <w:pPr>
       <w:keepNext/>
       <w:keepLines/>
@@ -4309,18 +4442,19 @@
       <w:outlineLvl w:val="1"/>
     </w:pPr>
     <w:rPr>
-      <w:rFonts w:ascii="Arial" w:eastAsia="黑体" w:hAnsi="Arial"/>
+      <w:rFonts w:ascii="Arial" w:hAnsi="Arial" w:eastAsia="黑体"/>
       <w:b/>
       <w:sz w:val="32"/>
     </w:rPr>
   </w:style>
-  <w:style w:type="paragraph" w:styleId="Heading3">
+  <w:style w:type="paragraph" w:styleId="4">
     <w:name w:val="heading 3"/>
-    <w:basedOn w:val="Normal"/>
-    <w:next w:val="Normal"/>
+    <w:basedOn w:val="1"/>
+    <w:next w:val="1"/>
     <w:semiHidden/>
     <w:unhideWhenUsed/>
     <w:qFormat/>
+    <w:uiPriority w:val="0"/>
     <w:pPr>
       <w:keepNext/>
       <w:keepLines/>
@@ -4337,12 +4471,13 @@
       <w:sz w:val="32"/>
     </w:rPr>
   </w:style>
-  <w:style w:type="paragraph" w:styleId="Heading4">
+  <w:style w:type="paragraph" w:styleId="5">
     <w:name w:val="heading 4"/>
-    <w:basedOn w:val="Normal"/>
-    <w:next w:val="Normal"/>
+    <w:basedOn w:val="1"/>
+    <w:next w:val="1"/>
     <w:unhideWhenUsed/>
     <w:qFormat/>
+    <w:uiPriority w:val="0"/>
     <w:pPr>
       <w:keepNext/>
       <w:keepLines/>
@@ -4355,18 +4490,19 @@
       <w:outlineLvl w:val="3"/>
     </w:pPr>
     <w:rPr>
-      <w:rFonts w:ascii="Arial" w:eastAsia="黑体" w:hAnsi="Arial"/>
+      <w:rFonts w:ascii="Arial" w:hAnsi="Arial" w:eastAsia="黑体"/>
       <w:b/>
       <w:sz w:val="28"/>
     </w:rPr>
   </w:style>
-  <w:style w:type="paragraph" w:styleId="Heading5">
+  <w:style w:type="paragraph" w:styleId="6">
     <w:name w:val="heading 5"/>
-    <w:basedOn w:val="Normal"/>
-    <w:next w:val="Normal"/>
+    <w:basedOn w:val="1"/>
+    <w:next w:val="1"/>
     <w:semiHidden/>
     <w:unhideWhenUsed/>
     <w:qFormat/>
+    <w:uiPriority w:val="0"/>
     <w:pPr>
       <w:keepNext/>
       <w:keepLines/>
@@ -4383,13 +4519,14 @@
       <w:sz w:val="28"/>
     </w:rPr>
   </w:style>
-  <w:style w:type="paragraph" w:styleId="Heading6">
+  <w:style w:type="paragraph" w:styleId="7">
     <w:name w:val="heading 6"/>
-    <w:basedOn w:val="Normal"/>
-    <w:next w:val="Normal"/>
+    <w:basedOn w:val="1"/>
+    <w:next w:val="1"/>
     <w:semiHidden/>
     <w:unhideWhenUsed/>
     <w:qFormat/>
+    <w:uiPriority w:val="0"/>
     <w:pPr>
       <w:keepNext/>
       <w:keepLines/>
@@ -4402,18 +4539,19 @@
       <w:outlineLvl w:val="5"/>
     </w:pPr>
     <w:rPr>
-      <w:rFonts w:ascii="Arial" w:eastAsia="黑体" w:hAnsi="Arial"/>
+      <w:rFonts w:ascii="Arial" w:hAnsi="Arial" w:eastAsia="黑体"/>
       <w:b/>
       <w:sz w:val="24"/>
     </w:rPr>
   </w:style>
-  <w:style w:type="paragraph" w:styleId="Heading7">
+  <w:style w:type="paragraph" w:styleId="8">
     <w:name w:val="heading 7"/>
-    <w:basedOn w:val="Normal"/>
-    <w:next w:val="Normal"/>
+    <w:basedOn w:val="1"/>
+    <w:next w:val="1"/>
     <w:semiHidden/>
     <w:unhideWhenUsed/>
     <w:qFormat/>
+    <w:uiPriority w:val="0"/>
     <w:pPr>
       <w:keepNext/>
       <w:keepLines/>
@@ -4430,13 +4568,14 @@
       <w:sz w:val="24"/>
     </w:rPr>
   </w:style>
-  <w:style w:type="paragraph" w:styleId="Heading8">
+  <w:style w:type="paragraph" w:styleId="9">
     <w:name w:val="heading 8"/>
-    <w:basedOn w:val="Normal"/>
-    <w:next w:val="Normal"/>
+    <w:basedOn w:val="1"/>
+    <w:next w:val="1"/>
     <w:semiHidden/>
     <w:unhideWhenUsed/>
     <w:qFormat/>
+    <w:uiPriority w:val="0"/>
     <w:pPr>
       <w:keepNext/>
       <w:keepLines/>
@@ -4449,17 +4588,18 @@
       <w:outlineLvl w:val="7"/>
     </w:pPr>
     <w:rPr>
-      <w:rFonts w:ascii="Arial" w:eastAsia="黑体" w:hAnsi="Arial"/>
+      <w:rFonts w:ascii="Arial" w:hAnsi="Arial" w:eastAsia="黑体"/>
       <w:sz w:val="24"/>
     </w:rPr>
   </w:style>
-  <w:style w:type="paragraph" w:styleId="Heading9">
+  <w:style w:type="paragraph" w:styleId="10">
     <w:name w:val="heading 9"/>
-    <w:basedOn w:val="Normal"/>
-    <w:next w:val="Normal"/>
+    <w:basedOn w:val="1"/>
+    <w:next w:val="1"/>
     <w:semiHidden/>
     <w:unhideWhenUsed/>
     <w:qFormat/>
+    <w:uiPriority w:val="0"/>
     <w:pPr>
       <w:keepNext/>
       <w:keepLines/>
@@ -4472,19 +4612,21 @@
       <w:outlineLvl w:val="8"/>
     </w:pPr>
     <w:rPr>
-      <w:rFonts w:ascii="Arial" w:eastAsia="黑体" w:hAnsi="Arial"/>
+      <w:rFonts w:ascii="Arial" w:hAnsi="Arial" w:eastAsia="黑体"/>
       <w:sz w:val="21"/>
     </w:rPr>
   </w:style>
-  <w:style w:type="character" w:default="1" w:styleId="DefaultParagraphFont">
+  <w:style w:type="character" w:default="1" w:styleId="22">
     <w:name w:val="Default Paragraph Font"/>
     <w:semiHidden/>
     <w:qFormat/>
+    <w:uiPriority w:val="0"/>
   </w:style>
-  <w:style w:type="table" w:default="1" w:styleId="TableNormal">
+  <w:style w:type="table" w:default="1" w:styleId="20">
     <w:name w:val="Normal Table"/>
     <w:semiHidden/>
     <w:qFormat/>
+    <w:uiPriority w:val="0"/>
     <w:tblPr>
       <w:tblCellMar>
         <w:top w:w="0" w:type="dxa"/>
@@ -4494,39 +4636,43 @@
       </w:tblCellMar>
     </w:tblPr>
   </w:style>
-  <w:style w:type="paragraph" w:styleId="CommentText">
+  <w:style w:type="paragraph" w:styleId="11">
     <w:name w:val="annotation text"/>
-    <w:basedOn w:val="Normal"/>
+    <w:basedOn w:val="1"/>
     <w:qFormat/>
+    <w:uiPriority w:val="0"/>
     <w:pPr>
       <w:jc w:val="left"/>
     </w:pPr>
   </w:style>
-  <w:style w:type="paragraph" w:styleId="BodyText">
+  <w:style w:type="paragraph" w:styleId="12">
     <w:name w:val="Body Text"/>
-    <w:basedOn w:val="Normal"/>
+    <w:basedOn w:val="1"/>
     <w:semiHidden/>
     <w:qFormat/>
+    <w:uiPriority w:val="0"/>
     <w:rPr>
-      <w:rFonts w:ascii="Arial" w:eastAsia="Arial" w:hAnsi="Arial" w:cs="Arial"/>
+      <w:rFonts w:ascii="Arial" w:hAnsi="Arial" w:eastAsia="Arial" w:cs="Arial"/>
       <w:sz w:val="21"/>
       <w:szCs w:val="21"/>
       <w:lang w:val="en-US" w:eastAsia="en-US" w:bidi="ar-SA"/>
     </w:rPr>
   </w:style>
-  <w:style w:type="paragraph" w:styleId="TOC3">
+  <w:style w:type="paragraph" w:styleId="13">
     <w:name w:val="toc 3"/>
-    <w:basedOn w:val="Normal"/>
-    <w:next w:val="Normal"/>
+    <w:basedOn w:val="1"/>
+    <w:next w:val="1"/>
     <w:qFormat/>
+    <w:uiPriority w:val="0"/>
     <w:pPr>
       <w:ind w:left="840" w:leftChars="400"/>
     </w:pPr>
   </w:style>
-  <w:style w:type="paragraph" w:styleId="Footer">
+  <w:style w:type="paragraph" w:styleId="14">
     <w:name w:val="footer"/>
-    <w:basedOn w:val="Normal"/>
+    <w:basedOn w:val="1"/>
     <w:qFormat/>
+    <w:uiPriority w:val="0"/>
     <w:pPr>
       <w:tabs>
         <w:tab w:val="center" w:pos="4153"/>
@@ -4539,16 +4685,17 @@
       <w:sz w:val="18"/>
     </w:rPr>
   </w:style>
-  <w:style w:type="paragraph" w:styleId="Header">
+  <w:style w:type="paragraph" w:styleId="15">
     <w:name w:val="header"/>
-    <w:basedOn w:val="Normal"/>
+    <w:basedOn w:val="1"/>
     <w:qFormat/>
+    <w:uiPriority w:val="0"/>
     <w:pPr>
       <w:pBdr>
-        <w:top w:val="nil"/>
-        <w:left w:val="nil"/>
-        <w:bottom w:val="nil"/>
-        <w:right w:val="nil"/>
+        <w:top w:val="none" w:color="auto" w:sz="0" w:space="0"/>
+        <w:left w:val="none" w:color="auto" w:sz="0" w:space="0"/>
+        <w:bottom w:val="none" w:color="auto" w:sz="0" w:space="0"/>
+        <w:right w:val="none" w:color="auto" w:sz="0" w:space="0"/>
       </w:pBdr>
       <w:tabs>
         <w:tab w:val="center" w:pos="4153"/>
@@ -4563,37 +4710,41 @@
       <w:sz w:val="18"/>
     </w:rPr>
   </w:style>
-  <w:style w:type="paragraph" w:styleId="TOC1">
+  <w:style w:type="paragraph" w:styleId="16">
     <w:name w:val="toc 1"/>
-    <w:basedOn w:val="Normal"/>
-    <w:next w:val="Normal"/>
+    <w:basedOn w:val="1"/>
+    <w:next w:val="1"/>
     <w:qFormat/>
+    <w:uiPriority w:val="0"/>
     <w:rPr>
-      <w:rFonts w:ascii="Arial" w:eastAsia="Microsoft JhengHei" w:hAnsi="Arial"/>
+      <w:rFonts w:ascii="Arial" w:hAnsi="Arial" w:eastAsia="Microsoft JhengHei"/>
       <w:sz w:val="24"/>
     </w:rPr>
   </w:style>
-  <w:style w:type="paragraph" w:styleId="TOC2">
+  <w:style w:type="paragraph" w:styleId="17">
     <w:name w:val="toc 2"/>
-    <w:basedOn w:val="Normal"/>
-    <w:next w:val="Normal"/>
+    <w:basedOn w:val="1"/>
+    <w:next w:val="1"/>
     <w:qFormat/>
+    <w:uiPriority w:val="0"/>
     <w:pPr>
       <w:ind w:left="420" w:leftChars="200"/>
     </w:pPr>
   </w:style>
-  <w:style w:type="paragraph" w:styleId="NormalWeb">
+  <w:style w:type="paragraph" w:styleId="18">
     <w:name w:val="Normal (Web)"/>
-    <w:basedOn w:val="Normal"/>
+    <w:basedOn w:val="1"/>
     <w:qFormat/>
+    <w:uiPriority w:val="0"/>
     <w:rPr>
       <w:sz w:val="24"/>
     </w:rPr>
   </w:style>
-  <w:style w:type="paragraph" w:styleId="Title">
+  <w:style w:type="paragraph" w:styleId="19">
     <w:name w:val="Title"/>
-    <w:basedOn w:val="Normal"/>
+    <w:basedOn w:val="1"/>
     <w:qFormat/>
+    <w:uiPriority w:val="0"/>
     <w:pPr>
       <w:spacing w:before="240" w:beforeLines="0" w:beforeAutospacing="0" w:after="60" w:afterLines="0" w:afterAutospacing="0"/>
       <w:jc w:val="center"/>
@@ -4605,38 +4756,41 @@
       <w:sz w:val="32"/>
     </w:rPr>
   </w:style>
-  <w:style w:type="table" w:styleId="TableGrid">
+  <w:style w:type="table" w:styleId="21">
     <w:name w:val="Table Grid"/>
-    <w:basedOn w:val="TableNormal"/>
+    <w:basedOn w:val="20"/>
     <w:qFormat/>
+    <w:uiPriority w:val="0"/>
     <w:pPr>
       <w:widowControl w:val="0"/>
       <w:jc w:val="both"/>
     </w:pPr>
     <w:tblPr>
       <w:tblBorders>
-        <w:top w:val="single" w:sz="4" w:space="0" w:color="auto"/>
-        <w:left w:val="single" w:sz="4" w:space="0" w:color="auto"/>
-        <w:bottom w:val="single" w:sz="4" w:space="0" w:color="auto"/>
-        <w:right w:val="single" w:sz="4" w:space="0" w:color="auto"/>
-        <w:insideH w:val="single" w:sz="4" w:space="0" w:color="auto"/>
-        <w:insideV w:val="single" w:sz="4" w:space="0" w:color="auto"/>
+        <w:top w:val="single" w:color="auto" w:sz="4" w:space="0"/>
+        <w:left w:val="single" w:color="auto" w:sz="4" w:space="0"/>
+        <w:bottom w:val="single" w:color="auto" w:sz="4" w:space="0"/>
+        <w:right w:val="single" w:color="auto" w:sz="4" w:space="0"/>
+        <w:insideH w:val="single" w:color="auto" w:sz="4" w:space="0"/>
+        <w:insideV w:val="single" w:color="auto" w:sz="4" w:space="0"/>
       </w:tblBorders>
     </w:tblPr>
   </w:style>
-  <w:style w:type="character" w:styleId="Strong">
+  <w:style w:type="character" w:styleId="23">
     <w:name w:val="Strong"/>
-    <w:basedOn w:val="DefaultParagraphFont"/>
+    <w:basedOn w:val="22"/>
     <w:qFormat/>
+    <w:uiPriority w:val="0"/>
     <w:rPr>
       <w:b/>
     </w:rPr>
   </w:style>
-  <w:style w:type="table" w:customStyle="1" w:styleId="TableNormal0">
+  <w:style w:type="table" w:customStyle="1" w:styleId="24">
     <w:name w:val="Table Normal_0"/>
     <w:semiHidden/>
     <w:unhideWhenUsed/>
     <w:qFormat/>
+    <w:uiPriority w:val="0"/>
     <w:tblPr>
       <w:tblCellMar>
         <w:top w:w="0" w:type="dxa"/>
@@ -4646,81 +4800,87 @@
       </w:tblCellMar>
     </w:tblPr>
   </w:style>
-  <w:style w:type="paragraph" w:customStyle="1" w:styleId="TableText">
+  <w:style w:type="paragraph" w:customStyle="1" w:styleId="25">
     <w:name w:val="Table Text"/>
-    <w:basedOn w:val="Normal"/>
+    <w:basedOn w:val="1"/>
     <w:semiHidden/>
     <w:qFormat/>
+    <w:uiPriority w:val="0"/>
     <w:rPr>
-      <w:rFonts w:ascii="宋体" w:eastAsia="宋体" w:hAnsi="宋体" w:cs="宋体"/>
+      <w:rFonts w:ascii="宋体" w:hAnsi="宋体" w:eastAsia="宋体" w:cs="宋体"/>
       <w:sz w:val="21"/>
       <w:szCs w:val="21"/>
       <w:lang w:val="en-US" w:eastAsia="en-US" w:bidi="ar-SA"/>
     </w:rPr>
   </w:style>
-  <w:style w:type="paragraph" w:customStyle="1" w:styleId="1">
+  <w:style w:type="paragraph" w:customStyle="1" w:styleId="26">
     <w:name w:val="柴_标题1"/>
-    <w:basedOn w:val="Heading1"/>
-    <w:next w:val="a"/>
-    <w:link w:val="1Char"/>
+    <w:basedOn w:val="2"/>
+    <w:next w:val="27"/>
+    <w:link w:val="38"/>
     <w:qFormat/>
+    <w:uiPriority w:val="0"/>
     <w:pPr>
       <w:spacing w:before="100" w:after="90" w:line="360" w:lineRule="auto"/>
     </w:pPr>
     <w:rPr>
-      <w:rFonts w:ascii="Arial" w:eastAsia="宋体" w:hAnsi="Arial"/>
+      <w:rFonts w:ascii="Arial" w:hAnsi="Arial" w:eastAsia="宋体"/>
       <w:sz w:val="32"/>
     </w:rPr>
   </w:style>
-  <w:style w:type="paragraph" w:customStyle="1" w:styleId="a">
+  <w:style w:type="paragraph" w:customStyle="1" w:styleId="27">
     <w:name w:val="柴_正文"/>
-    <w:basedOn w:val="BodyText"/>
-    <w:link w:val="Char"/>
+    <w:basedOn w:val="12"/>
+    <w:link w:val="41"/>
     <w:qFormat/>
+    <w:uiPriority w:val="0"/>
     <w:pPr>
       <w:spacing w:line="360" w:lineRule="auto"/>
       <w:ind w:firstLine="470" w:firstLineChars="200"/>
     </w:pPr>
     <w:rPr>
-      <w:rFonts w:ascii="Arial" w:eastAsia="宋体" w:hAnsi="Arial"/>
+      <w:rFonts w:ascii="Arial" w:hAnsi="Arial" w:eastAsia="宋体"/>
       <w:sz w:val="24"/>
       <w:lang w:eastAsia="zh-CN"/>
     </w:rPr>
   </w:style>
-  <w:style w:type="paragraph" w:customStyle="1" w:styleId="2">
+  <w:style w:type="paragraph" w:customStyle="1" w:styleId="28">
     <w:name w:val="柴_标题2"/>
-    <w:basedOn w:val="Heading2"/>
-    <w:next w:val="a"/>
+    <w:basedOn w:val="3"/>
+    <w:next w:val="27"/>
     <w:qFormat/>
+    <w:uiPriority w:val="0"/>
     <w:pPr>
       <w:spacing w:line="360" w:lineRule="auto"/>
     </w:pPr>
     <w:rPr>
-      <w:rFonts w:ascii="Arial" w:eastAsia="宋体" w:hAnsi="Arial"/>
+      <w:rFonts w:ascii="Arial" w:hAnsi="Arial" w:eastAsia="宋体"/>
       <w:sz w:val="28"/>
     </w:rPr>
   </w:style>
-  <w:style w:type="paragraph" w:customStyle="1" w:styleId="3">
+  <w:style w:type="paragraph" w:customStyle="1" w:styleId="29">
     <w:name w:val="柴_标题3"/>
-    <w:basedOn w:val="Heading3"/>
-    <w:next w:val="a"/>
+    <w:basedOn w:val="4"/>
+    <w:next w:val="27"/>
     <w:qFormat/>
+    <w:uiPriority w:val="0"/>
     <w:pPr>
       <w:spacing w:line="360" w:lineRule="auto"/>
       <w:ind w:left="0" w:firstLine="472" w:firstLineChars="200"/>
     </w:pPr>
     <w:rPr>
-      <w:rFonts w:ascii="宋体" w:eastAsia="宋体" w:hAnsi="宋体" w:cs="宋体"/>
+      <w:rFonts w:ascii="宋体" w:hAnsi="宋体" w:eastAsia="宋体" w:cs="宋体"/>
       <w:spacing w:val="-2"/>
       <w:sz w:val="24"/>
       <w:szCs w:val="24"/>
     </w:rPr>
   </w:style>
-  <w:style w:type="paragraph" w:customStyle="1" w:styleId="a0">
+  <w:style w:type="paragraph" w:customStyle="1" w:styleId="30">
     <w:name w:val="柴_目录"/>
-    <w:basedOn w:val="Normal"/>
-    <w:next w:val="BodyText"/>
+    <w:basedOn w:val="1"/>
+    <w:next w:val="12"/>
     <w:qFormat/>
+    <w:uiPriority w:val="0"/>
     <w:pPr>
       <w:tabs>
         <w:tab w:val="right" w:leader="dot" w:pos="8442"/>
@@ -4728,89 +4888,96 @@
       <w:ind w:left="0" w:leftChars="0"/>
     </w:pPr>
     <w:rPr>
-      <w:rFonts w:ascii="Arial" w:eastAsia="Microsoft JhengHei" w:hAnsi="Arial"/>
+      <w:rFonts w:ascii="Arial" w:hAnsi="Arial" w:eastAsia="Microsoft JhengHei"/>
       <w:sz w:val="24"/>
     </w:rPr>
   </w:style>
-  <w:style w:type="paragraph" w:customStyle="1" w:styleId="a1">
+  <w:style w:type="paragraph" w:customStyle="1" w:styleId="31">
     <w:name w:val="柴_公司名"/>
-    <w:basedOn w:val="Title"/>
+    <w:basedOn w:val="19"/>
     <w:qFormat/>
+    <w:uiPriority w:val="0"/>
     <w:pPr>
       <w:spacing w:after="600" w:afterLines="600"/>
     </w:pPr>
     <w:rPr>
-      <w:rFonts w:ascii="宋体" w:eastAsia="宋体" w:hAnsi="宋体" w:cs="宋体" w:hint="eastAsia"/>
+      <w:rFonts w:hint="eastAsia" w:ascii="宋体" w:hAnsi="宋体" w:eastAsia="宋体" w:cs="宋体"/>
       <w:bCs/>
       <w:spacing w:val="-6"/>
       <w:sz w:val="52"/>
       <w:szCs w:val="52"/>
     </w:rPr>
   </w:style>
-  <w:style w:type="paragraph" w:customStyle="1" w:styleId="a2">
+  <w:style w:type="paragraph" w:customStyle="1" w:styleId="32">
     <w:name w:val="柴_文档名"/>
-    <w:basedOn w:val="Title"/>
+    <w:basedOn w:val="19"/>
     <w:qFormat/>
+    <w:uiPriority w:val="0"/>
     <w:pPr>
       <w:spacing w:after="900" w:afterLines="900"/>
     </w:pPr>
     <w:rPr>
-      <w:rFonts w:ascii="黑体" w:eastAsia="黑体" w:hAnsi="黑体" w:cs="黑体"/>
+      <w:rFonts w:ascii="黑体" w:hAnsi="黑体" w:eastAsia="黑体" w:cs="黑体"/>
       <w:bCs/>
       <w:spacing w:val="-7"/>
       <w:sz w:val="52"/>
       <w:szCs w:val="52"/>
     </w:rPr>
   </w:style>
-  <w:style w:type="paragraph" w:customStyle="1" w:styleId="WPSOffice1">
+  <w:style w:type="paragraph" w:customStyle="1" w:styleId="33">
     <w:name w:val="WPSOffice手动目录 1"/>
     <w:qFormat/>
+    <w:uiPriority w:val="0"/>
     <w:pPr>
       <w:ind w:leftChars="0"/>
     </w:pPr>
     <w:rPr>
-      <w:rFonts w:ascii="Times New Roman" w:eastAsia="宋体" w:hAnsi="Times New Roman" w:cs="Times New Roman"/>
+      <w:rFonts w:ascii="Times New Roman" w:hAnsi="Times New Roman" w:eastAsia="宋体" w:cs="Times New Roman"/>
       <w:sz w:val="20"/>
       <w:szCs w:val="20"/>
     </w:rPr>
   </w:style>
-  <w:style w:type="paragraph" w:customStyle="1" w:styleId="WPSOffice2">
+  <w:style w:type="paragraph" w:customStyle="1" w:styleId="34">
     <w:name w:val="WPSOffice手动目录 2"/>
     <w:qFormat/>
+    <w:uiPriority w:val="0"/>
     <w:pPr>
       <w:ind w:leftChars="200"/>
     </w:pPr>
     <w:rPr>
-      <w:rFonts w:ascii="Times New Roman" w:eastAsia="宋体" w:hAnsi="Times New Roman" w:cs="Times New Roman"/>
+      <w:rFonts w:ascii="Times New Roman" w:hAnsi="Times New Roman" w:eastAsia="宋体" w:cs="Times New Roman"/>
       <w:sz w:val="20"/>
       <w:szCs w:val="20"/>
     </w:rPr>
   </w:style>
-  <w:style w:type="paragraph" w:customStyle="1" w:styleId="WPSOffice3">
+  <w:style w:type="paragraph" w:customStyle="1" w:styleId="35">
     <w:name w:val="WPSOffice手动目录 3"/>
     <w:qFormat/>
+    <w:uiPriority w:val="0"/>
     <w:pPr>
       <w:ind w:leftChars="400"/>
     </w:pPr>
     <w:rPr>
-      <w:rFonts w:ascii="Times New Roman" w:eastAsia="宋体" w:hAnsi="Times New Roman" w:cs="Times New Roman"/>
+      <w:rFonts w:ascii="Times New Roman" w:hAnsi="Times New Roman" w:eastAsia="宋体" w:cs="Times New Roman"/>
       <w:sz w:val="20"/>
       <w:szCs w:val="20"/>
     </w:rPr>
   </w:style>
-  <w:style w:type="paragraph" w:customStyle="1" w:styleId="Compact">
+  <w:style w:type="paragraph" w:customStyle="1" w:styleId="36">
     <w:name w:val="Compact"/>
-    <w:basedOn w:val="BodyText"/>
+    <w:basedOn w:val="12"/>
     <w:qFormat/>
+    <w:uiPriority w:val="0"/>
     <w:pPr>
       <w:spacing w:before="36" w:after="36"/>
     </w:pPr>
   </w:style>
-  <w:style w:type="table" w:customStyle="1" w:styleId="Table">
+  <w:style w:type="table" w:customStyle="1" w:styleId="37">
     <w:name w:val="Table"/>
     <w:semiHidden/>
     <w:unhideWhenUsed/>
     <w:qFormat/>
+    <w:uiPriority w:val="0"/>
     <w:tblPr>
       <w:tblCellMar>
         <w:top w:w="0" w:type="dxa"/>
@@ -4822,25 +4989,27 @@
     <w:tblStylePr w:type="firstRow">
       <w:tcPr>
         <w:tcBorders>
-          <w:bottom w:val="single" w:sz="0" w:space="0" w:color="auto"/>
+          <w:bottom w:val="single" w:color="auto" w:sz="0" w:space="0"/>
         </w:tcBorders>
         <w:vAlign w:val="bottom"/>
       </w:tcPr>
     </w:tblStylePr>
   </w:style>
-  <w:style w:type="character" w:customStyle="1" w:styleId="1Char">
+  <w:style w:type="character" w:customStyle="1" w:styleId="38">
     <w:name w:val="柴_标题1 Char"/>
-    <w:link w:val="1"/>
+    <w:link w:val="26"/>
     <w:qFormat/>
+    <w:uiPriority w:val="0"/>
     <w:rPr>
-      <w:rFonts w:ascii="Arial" w:eastAsia="宋体" w:hAnsi="Arial"/>
+      <w:rFonts w:ascii="Arial" w:hAnsi="Arial" w:eastAsia="宋体"/>
       <w:sz w:val="32"/>
     </w:rPr>
   </w:style>
-  <w:style w:type="paragraph" w:customStyle="1" w:styleId="a3">
+  <w:style w:type="paragraph" w:customStyle="1" w:styleId="39">
     <w:name w:val="柴_正文_无缩进"/>
-    <w:basedOn w:val="Normal"/>
+    <w:basedOn w:val="1"/>
     <w:qFormat/>
+    <w:uiPriority w:val="0"/>
     <w:pPr>
       <w:ind w:firstLine="0" w:firstLineChars="0"/>
     </w:pPr>
@@ -4850,29 +5019,31 @@
       <w:lang w:eastAsia="zh-CN"/>
     </w:rPr>
   </w:style>
-  <w:style w:type="paragraph" w:customStyle="1" w:styleId="4">
+  <w:style w:type="paragraph" w:customStyle="1" w:styleId="40">
     <w:name w:val="柴_标题4"/>
-    <w:basedOn w:val="Heading4"/>
-    <w:next w:val="Normal"/>
+    <w:basedOn w:val="5"/>
+    <w:next w:val="1"/>
     <w:qFormat/>
+    <w:uiPriority w:val="0"/>
     <w:pPr>
       <w:widowControl w:val="0"/>
       <w:spacing w:before="160" w:line="360" w:lineRule="auto"/>
-      <w:ind w:left="981" w:hanging="862" w:leftChars="300"/>
+      <w:ind w:left="981" w:leftChars="300" w:hanging="862"/>
     </w:pPr>
     <w:rPr>
-      <w:rFonts w:ascii="Calibri" w:eastAsia="宋体" w:hAnsi="Calibri" w:cs="宋体" w:hint="eastAsia"/>
+      <w:rFonts w:hint="eastAsia" w:ascii="Calibri" w:hAnsi="Calibri" w:eastAsia="宋体" w:cs="宋体"/>
       <w:sz w:val="24"/>
       <w:szCs w:val="24"/>
       <w:lang w:eastAsia="zh-CN" w:bidi="zh-CN"/>
     </w:rPr>
   </w:style>
-  <w:style w:type="character" w:customStyle="1" w:styleId="Char">
+  <w:style w:type="character" w:customStyle="1" w:styleId="41">
     <w:name w:val="柴_正文 Char"/>
-    <w:link w:val="a"/>
+    <w:link w:val="27"/>
     <w:qFormat/>
+    <w:uiPriority w:val="0"/>
     <w:rPr>
-      <w:rFonts w:ascii="Arial" w:eastAsia="宋体" w:hAnsi="Arial"/>
+      <w:rFonts w:ascii="Arial" w:hAnsi="Arial" w:eastAsia="宋体"/>
       <w:sz w:val="24"/>
       <w:lang w:eastAsia="zh-CN"/>
     </w:rPr>
